--- a/Hệ thống mẫu văn bản/Nguyên đã làm/Lịch báo giảng/Lịch báo giảng - Tuần 04 (TTH+TH).docx
+++ b/Hệ thống mẫu văn bản/Nguyên đã làm/Lịch báo giảng/Lịch báo giảng - Tuần 04 (TTH+TH).docx
@@ -1335,7 +1335,7 @@
                 <w:sz w:val="26"/>
                 <w:szCs w:val="26"/>
               </w:rPr>
-              <w:t>2</w:t>
+              <w:t>3</w:t>
             </w:r>
           </w:p>
         </w:tc>
@@ -1422,7 +1422,7 @@
                 <w:sz w:val="26"/>
                 <w:szCs w:val="26"/>
               </w:rPr>
-              <w:t>Ôn và nâng cấp kỹ năng chuột</w:t>
+              <w:t>Bàn phím và gõ câu ngắn</w:t>
             </w:r>
           </w:p>
         </w:tc>
@@ -2029,7 +2029,7 @@
                 <w:sz w:val="26"/>
                 <w:szCs w:val="26"/>
               </w:rPr>
-              <w:t>1</w:t>
+              <w:t>3</w:t>
             </w:r>
           </w:p>
         </w:tc>
@@ -2116,7 +2116,7 @@
                 <w:sz w:val="26"/>
                 <w:szCs w:val="26"/>
               </w:rPr>
-              <w:t>Bài 1: Em có thể làm gì với máy tính?</w:t>
+              <w:t>Bài 3: Tìm kiếm thông tin trong giải quyết vấn đề</w:t>
             </w:r>
           </w:p>
         </w:tc>
@@ -2232,7 +2232,7 @@
                 <w:sz w:val="26"/>
                 <w:szCs w:val="26"/>
               </w:rPr>
-              <w:t>2</w:t>
+              <w:t>4</w:t>
             </w:r>
           </w:p>
         </w:tc>
@@ -2319,7 +2319,7 @@
                 <w:sz w:val="26"/>
                 <w:szCs w:val="26"/>
               </w:rPr>
-              <w:t>Bài 2: Tìm kiếm thông tin trên website</w:t>
+              <w:t>Bài 4: Cây thư mục</w:t>
             </w:r>
           </w:p>
         </w:tc>
@@ -6679,7 +6679,7 @@
                 <w:sz w:val="26"/>
                 <w:szCs w:val="26"/>
               </w:rPr>
-              <w:t>2</w:t>
+              <w:t>3</w:t>
             </w:r>
           </w:p>
         </w:tc>
@@ -6766,7 +6766,7 @@
                 <w:sz w:val="26"/>
                 <w:szCs w:val="26"/>
               </w:rPr>
-              <w:t>Ôn và nâng cấp kỹ năng chuột</w:t>
+              <w:t>Bàn phím và gõ câu ngắn</w:t>
             </w:r>
           </w:p>
         </w:tc>
@@ -6882,7 +6882,7 @@
                 <w:sz w:val="26"/>
                 <w:szCs w:val="26"/>
               </w:rPr>
-              <w:t>2</w:t>
+              <w:t>3</w:t>
             </w:r>
           </w:p>
         </w:tc>
@@ -6969,7 +6969,7 @@
                 <w:sz w:val="26"/>
                 <w:szCs w:val="26"/>
               </w:rPr>
-              <w:t>Ôn và nâng cấp kỹ năng chuột</w:t>
+              <w:t>Bàn phím và gõ câu ngắn</w:t>
             </w:r>
           </w:p>
         </w:tc>

--- a/Hệ thống mẫu văn bản/Nguyên đã làm/Lịch báo giảng/Lịch báo giảng - Tuần 04 (TTH+TH).docx
+++ b/Hệ thống mẫu văn bản/Nguyên đã làm/Lịch báo giảng/Lịch báo giảng - Tuần 04 (TTH+TH).docx
@@ -1195,6 +1195,7 @@
                 <w:rFonts w:ascii="Times New Roman" w:hAnsi="Times New Roman"/>
                 <w:sz w:val="26"/>
               </w:rPr>
+              <w:t>3</w:t>
             </w:r>
           </w:p>
         </w:tc>
@@ -1222,6 +1223,7 @@
                 <w:rFonts w:ascii="Times New Roman" w:hAnsi="Times New Roman"/>
                 <w:sz w:val="26"/>
               </w:rPr>
+              <w:t>Robotics</w:t>
             </w:r>
           </w:p>
         </w:tc>
@@ -1249,6 +1251,7 @@
                 <w:rFonts w:ascii="Times New Roman" w:hAnsi="Times New Roman"/>
                 <w:sz w:val="26"/>
               </w:rPr>
+              <w:t>4C1</w:t>
             </w:r>
           </w:p>
         </w:tc>
@@ -1276,6 +1279,7 @@
                 <w:rFonts w:ascii="Times New Roman" w:hAnsi="Times New Roman"/>
                 <w:sz w:val="26"/>
               </w:rPr>
+              <w:t>Bài 3. Sự phản xạ ánh sáng</w:t>
             </w:r>
           </w:p>
         </w:tc>
@@ -1303,6 +1307,7 @@
                 <w:rFonts w:ascii="Times New Roman" w:hAnsi="Times New Roman"/>
                 <w:sz w:val="26"/>
               </w:rPr>
+              <w:t>Bộ Kit Robotics</w:t>
             </w:r>
           </w:p>
         </w:tc>
@@ -5794,6 +5799,8 @@
               </w:rPr>
               <w:br/>
               <w:t>Tổ trưởng</w:t>
+              <w:br/>
+              <w:t>Nguyễn Thị Ngọc</w:t>
             </w:r>
             <w:r>
               <w:rPr>
@@ -10535,7 +10542,6 @@
                 <w:sz w:val="26"/>
                 <w:szCs w:val="26"/>
               </w:rPr>
-              <w:t>3</w:t>
             </w:r>
           </w:p>
         </w:tc>
@@ -10564,7 +10570,6 @@
                 <w:sz w:val="26"/>
                 <w:szCs w:val="26"/>
               </w:rPr>
-              <w:t>Robotics</w:t>
             </w:r>
           </w:p>
         </w:tc>
@@ -10593,7 +10598,6 @@
                 <w:sz w:val="26"/>
                 <w:szCs w:val="26"/>
               </w:rPr>
-              <w:t>4C1</w:t>
             </w:r>
           </w:p>
         </w:tc>
@@ -10622,7 +10626,6 @@
                 <w:sz w:val="26"/>
                 <w:szCs w:val="26"/>
               </w:rPr>
-              <w:t>Bài 3. Sự phản xạ ánh sáng</w:t>
             </w:r>
           </w:p>
         </w:tc>
@@ -10651,7 +10654,6 @@
                 <w:sz w:val="26"/>
                 <w:szCs w:val="26"/>
               </w:rPr>
-              <w:t>Bộ Kit Robotics</w:t>
             </w:r>
           </w:p>
         </w:tc>
@@ -11133,26 +11135,20 @@
                 <w:sz w:val="26"/>
                 <w:szCs w:val="26"/>
               </w:rPr>
-              <w:br/>
-              <w:t>…………………………………………………………………</w:t>
-            </w:r>
-            <w:r>
-              <w:rPr>
-                <w:rFonts w:ascii="Times New Roman" w:hAnsi="Times New Roman" w:cs="Times New Roman"/>
-                <w:sz w:val="26"/>
-                <w:szCs w:val="26"/>
-              </w:rPr>
-              <w:br/>
-              <w:t>…………………………………………………………………</w:t>
-            </w:r>
-            <w:r>
-              <w:rPr>
-                <w:rFonts w:ascii="Times New Roman" w:hAnsi="Times New Roman" w:cs="Times New Roman"/>
-                <w:sz w:val="26"/>
-                <w:szCs w:val="26"/>
-              </w:rPr>
-              <w:br/>
-              <w:t>…………………………………………………………………</w:t>
+            </w:r>
+            <w:r>
+              <w:rPr>
+                <w:rFonts w:ascii="Times New Roman" w:hAnsi="Times New Roman" w:cs="Times New Roman"/>
+                <w:sz w:val="26"/>
+                <w:szCs w:val="26"/>
+              </w:rPr>
+            </w:r>
+            <w:r>
+              <w:rPr>
+                <w:rFonts w:ascii="Times New Roman" w:hAnsi="Times New Roman" w:cs="Times New Roman"/>
+                <w:sz w:val="26"/>
+                <w:szCs w:val="26"/>
+              </w:rPr>
             </w:r>
           </w:p>
         </w:tc>
@@ -11185,6 +11181,8 @@
               </w:rPr>
               <w:br/>
               <w:t>Tổ trưởng</w:t>
+              <w:br/>
+              <w:t>Nguyễn Thị Ngọc</w:t>
             </w:r>
             <w:r>
               <w:rPr>

--- a/Hệ thống mẫu văn bản/Nguyên đã làm/Lịch báo giảng/Lịch báo giảng - Tuần 04 (TTH+TH).docx
+++ b/Hệ thống mẫu văn bản/Nguyên đã làm/Lịch báo giảng/Lịch báo giảng - Tuần 04 (TTH+TH).docx
@@ -808,12 +808,6 @@
                 <w:szCs w:val="26"/>
               </w:rPr>
             </w:pPr>
-            <w:r>
-              <w:rPr>
-                <w:rFonts w:ascii="Times New Roman" w:hAnsi="Times New Roman"/>
-                <w:sz w:val="26"/>
-              </w:rPr>
-            </w:r>
           </w:p>
         </w:tc>
         <w:tc>
@@ -835,12 +829,6 @@
                 <w:szCs w:val="26"/>
               </w:rPr>
             </w:pPr>
-            <w:r>
-              <w:rPr>
-                <w:rFonts w:ascii="Times New Roman" w:hAnsi="Times New Roman"/>
-                <w:sz w:val="26"/>
-              </w:rPr>
-            </w:r>
           </w:p>
         </w:tc>
         <w:tc>
@@ -862,12 +850,6 @@
                 <w:szCs w:val="26"/>
               </w:rPr>
             </w:pPr>
-            <w:r>
-              <w:rPr>
-                <w:rFonts w:ascii="Times New Roman" w:hAnsi="Times New Roman"/>
-                <w:sz w:val="26"/>
-              </w:rPr>
-            </w:r>
           </w:p>
         </w:tc>
         <w:tc>
@@ -889,12 +871,6 @@
                 <w:szCs w:val="26"/>
               </w:rPr>
             </w:pPr>
-            <w:r>
-              <w:rPr>
-                <w:rFonts w:ascii="Times New Roman" w:hAnsi="Times New Roman"/>
-                <w:sz w:val="26"/>
-              </w:rPr>
-            </w:r>
           </w:p>
         </w:tc>
         <w:tc>
@@ -916,12 +892,6 @@
                 <w:szCs w:val="26"/>
               </w:rPr>
             </w:pPr>
-            <w:r>
-              <w:rPr>
-                <w:rFonts w:ascii="Times New Roman" w:hAnsi="Times New Roman"/>
-                <w:sz w:val="26"/>
-              </w:rPr>
-            </w:r>
           </w:p>
         </w:tc>
       </w:tr>
@@ -999,12 +969,6 @@
                 <w:szCs w:val="26"/>
               </w:rPr>
             </w:pPr>
-            <w:r>
-              <w:rPr>
-                <w:rFonts w:ascii="Times New Roman" w:hAnsi="Times New Roman"/>
-                <w:sz w:val="26"/>
-              </w:rPr>
-            </w:r>
           </w:p>
         </w:tc>
         <w:tc>
@@ -1026,12 +990,6 @@
                 <w:szCs w:val="26"/>
               </w:rPr>
             </w:pPr>
-            <w:r>
-              <w:rPr>
-                <w:rFonts w:ascii="Times New Roman" w:hAnsi="Times New Roman"/>
-                <w:sz w:val="26"/>
-              </w:rPr>
-            </w:r>
           </w:p>
         </w:tc>
         <w:tc>
@@ -1053,12 +1011,6 @@
                 <w:szCs w:val="26"/>
               </w:rPr>
             </w:pPr>
-            <w:r>
-              <w:rPr>
-                <w:rFonts w:ascii="Times New Roman" w:hAnsi="Times New Roman"/>
-                <w:sz w:val="26"/>
-              </w:rPr>
-            </w:r>
           </w:p>
         </w:tc>
         <w:tc>
@@ -1080,12 +1032,6 @@
                 <w:szCs w:val="26"/>
               </w:rPr>
             </w:pPr>
-            <w:r>
-              <w:rPr>
-                <w:rFonts w:ascii="Times New Roman" w:hAnsi="Times New Roman"/>
-                <w:sz w:val="26"/>
-              </w:rPr>
-            </w:r>
           </w:p>
         </w:tc>
         <w:tc>
@@ -1107,12 +1053,6 @@
                 <w:szCs w:val="26"/>
               </w:rPr>
             </w:pPr>
-            <w:r>
-              <w:rPr>
-                <w:rFonts w:ascii="Times New Roman" w:hAnsi="Times New Roman"/>
-                <w:sz w:val="26"/>
-              </w:rPr>
-            </w:r>
           </w:p>
         </w:tc>
       </w:tr>
@@ -1587,12 +1527,6 @@
                 <w:szCs w:val="26"/>
               </w:rPr>
             </w:pPr>
-            <w:r>
-              <w:rPr>
-                <w:rFonts w:ascii="Times New Roman" w:hAnsi="Times New Roman"/>
-                <w:sz w:val="26"/>
-              </w:rPr>
-            </w:r>
           </w:p>
         </w:tc>
         <w:tc>
@@ -1614,12 +1548,6 @@
                 <w:szCs w:val="26"/>
               </w:rPr>
             </w:pPr>
-            <w:r>
-              <w:rPr>
-                <w:rFonts w:ascii="Times New Roman" w:hAnsi="Times New Roman"/>
-                <w:sz w:val="26"/>
-              </w:rPr>
-            </w:r>
           </w:p>
         </w:tc>
         <w:tc>
@@ -1641,12 +1569,6 @@
                 <w:szCs w:val="26"/>
               </w:rPr>
             </w:pPr>
-            <w:r>
-              <w:rPr>
-                <w:rFonts w:ascii="Times New Roman" w:hAnsi="Times New Roman"/>
-                <w:sz w:val="26"/>
-              </w:rPr>
-            </w:r>
           </w:p>
         </w:tc>
         <w:tc>
@@ -1668,12 +1590,6 @@
                 <w:szCs w:val="26"/>
               </w:rPr>
             </w:pPr>
-            <w:r>
-              <w:rPr>
-                <w:rFonts w:ascii="Times New Roman" w:hAnsi="Times New Roman"/>
-                <w:sz w:val="26"/>
-              </w:rPr>
-            </w:r>
           </w:p>
         </w:tc>
         <w:tc>
@@ -1695,12 +1611,6 @@
                 <w:szCs w:val="26"/>
               </w:rPr>
             </w:pPr>
-            <w:r>
-              <w:rPr>
-                <w:rFonts w:ascii="Times New Roman" w:hAnsi="Times New Roman"/>
-                <w:sz w:val="26"/>
-              </w:rPr>
-            </w:r>
           </w:p>
         </w:tc>
       </w:tr>
@@ -1982,12 +1892,6 @@
                 <w:szCs w:val="26"/>
               </w:rPr>
             </w:pPr>
-            <w:r>
-              <w:rPr>
-                <w:rFonts w:ascii="Times New Roman" w:hAnsi="Times New Roman"/>
-                <w:sz w:val="26"/>
-              </w:rPr>
-            </w:r>
           </w:p>
         </w:tc>
         <w:tc>
@@ -2009,12 +1913,6 @@
                 <w:szCs w:val="26"/>
               </w:rPr>
             </w:pPr>
-            <w:r>
-              <w:rPr>
-                <w:rFonts w:ascii="Times New Roman" w:hAnsi="Times New Roman"/>
-                <w:sz w:val="26"/>
-              </w:rPr>
-            </w:r>
           </w:p>
         </w:tc>
         <w:tc>
@@ -2036,12 +1934,6 @@
                 <w:szCs w:val="26"/>
               </w:rPr>
             </w:pPr>
-            <w:r>
-              <w:rPr>
-                <w:rFonts w:ascii="Times New Roman" w:hAnsi="Times New Roman"/>
-                <w:sz w:val="26"/>
-              </w:rPr>
-            </w:r>
           </w:p>
         </w:tc>
         <w:tc>
@@ -2063,12 +1955,6 @@
                 <w:szCs w:val="26"/>
               </w:rPr>
             </w:pPr>
-            <w:r>
-              <w:rPr>
-                <w:rFonts w:ascii="Times New Roman" w:hAnsi="Times New Roman"/>
-                <w:sz w:val="26"/>
-              </w:rPr>
-            </w:r>
           </w:p>
         </w:tc>
         <w:tc>
@@ -2090,12 +1976,6 @@
                 <w:szCs w:val="26"/>
               </w:rPr>
             </w:pPr>
-            <w:r>
-              <w:rPr>
-                <w:rFonts w:ascii="Times New Roman" w:hAnsi="Times New Roman"/>
-                <w:sz w:val="26"/>
-              </w:rPr>
-            </w:r>
           </w:p>
         </w:tc>
       </w:tr>
@@ -2581,12 +2461,6 @@
                 <w:szCs w:val="26"/>
               </w:rPr>
             </w:pPr>
-            <w:r>
-              <w:rPr>
-                <w:rFonts w:ascii="Times New Roman" w:hAnsi="Times New Roman"/>
-                <w:sz w:val="26"/>
-              </w:rPr>
-            </w:r>
           </w:p>
         </w:tc>
         <w:tc>
@@ -2608,12 +2482,6 @@
                 <w:szCs w:val="26"/>
               </w:rPr>
             </w:pPr>
-            <w:r>
-              <w:rPr>
-                <w:rFonts w:ascii="Times New Roman" w:hAnsi="Times New Roman"/>
-                <w:sz w:val="26"/>
-              </w:rPr>
-            </w:r>
           </w:p>
         </w:tc>
         <w:tc>
@@ -2635,12 +2503,6 @@
                 <w:szCs w:val="26"/>
               </w:rPr>
             </w:pPr>
-            <w:r>
-              <w:rPr>
-                <w:rFonts w:ascii="Times New Roman" w:hAnsi="Times New Roman"/>
-                <w:sz w:val="26"/>
-              </w:rPr>
-            </w:r>
           </w:p>
         </w:tc>
         <w:tc>
@@ -2662,12 +2524,6 @@
                 <w:szCs w:val="26"/>
               </w:rPr>
             </w:pPr>
-            <w:r>
-              <w:rPr>
-                <w:rFonts w:ascii="Times New Roman" w:hAnsi="Times New Roman"/>
-                <w:sz w:val="26"/>
-              </w:rPr>
-            </w:r>
           </w:p>
         </w:tc>
         <w:tc>
@@ -2689,12 +2545,6 @@
                 <w:szCs w:val="26"/>
               </w:rPr>
             </w:pPr>
-            <w:r>
-              <w:rPr>
-                <w:rFonts w:ascii="Times New Roman" w:hAnsi="Times New Roman"/>
-                <w:sz w:val="26"/>
-              </w:rPr>
-            </w:r>
           </w:p>
         </w:tc>
       </w:tr>
@@ -2778,12 +2628,6 @@
                 <w:szCs w:val="26"/>
               </w:rPr>
             </w:pPr>
-            <w:r>
-              <w:rPr>
-                <w:rFonts w:ascii="Times New Roman" w:hAnsi="Times New Roman"/>
-                <w:sz w:val="26"/>
-              </w:rPr>
-            </w:r>
           </w:p>
         </w:tc>
         <w:tc>
@@ -2805,12 +2649,6 @@
                 <w:szCs w:val="26"/>
               </w:rPr>
             </w:pPr>
-            <w:r>
-              <w:rPr>
-                <w:rFonts w:ascii="Times New Roman" w:hAnsi="Times New Roman"/>
-                <w:sz w:val="26"/>
-              </w:rPr>
-            </w:r>
           </w:p>
         </w:tc>
         <w:tc>
@@ -2832,12 +2670,6 @@
                 <w:szCs w:val="26"/>
               </w:rPr>
             </w:pPr>
-            <w:r>
-              <w:rPr>
-                <w:rFonts w:ascii="Times New Roman" w:hAnsi="Times New Roman"/>
-                <w:sz w:val="26"/>
-              </w:rPr>
-            </w:r>
           </w:p>
         </w:tc>
         <w:tc>
@@ -2859,12 +2691,6 @@
                 <w:szCs w:val="26"/>
               </w:rPr>
             </w:pPr>
-            <w:r>
-              <w:rPr>
-                <w:rFonts w:ascii="Times New Roman" w:hAnsi="Times New Roman"/>
-                <w:sz w:val="26"/>
-              </w:rPr>
-            </w:r>
           </w:p>
         </w:tc>
         <w:tc>
@@ -2886,12 +2712,6 @@
                 <w:szCs w:val="26"/>
               </w:rPr>
             </w:pPr>
-            <w:r>
-              <w:rPr>
-                <w:rFonts w:ascii="Times New Roman" w:hAnsi="Times New Roman"/>
-                <w:sz w:val="26"/>
-              </w:rPr>
-            </w:r>
           </w:p>
         </w:tc>
       </w:tr>
@@ -3174,12 +2994,6 @@
                 <w:szCs w:val="26"/>
               </w:rPr>
             </w:pPr>
-            <w:r>
-              <w:rPr>
-                <w:rFonts w:ascii="Times New Roman" w:hAnsi="Times New Roman"/>
-                <w:sz w:val="26"/>
-              </w:rPr>
-            </w:r>
           </w:p>
         </w:tc>
         <w:tc>
@@ -3201,12 +3015,6 @@
                 <w:szCs w:val="26"/>
               </w:rPr>
             </w:pPr>
-            <w:r>
-              <w:rPr>
-                <w:rFonts w:ascii="Times New Roman" w:hAnsi="Times New Roman"/>
-                <w:sz w:val="26"/>
-              </w:rPr>
-            </w:r>
           </w:p>
         </w:tc>
         <w:tc>
@@ -3228,12 +3036,6 @@
                 <w:szCs w:val="26"/>
               </w:rPr>
             </w:pPr>
-            <w:r>
-              <w:rPr>
-                <w:rFonts w:ascii="Times New Roman" w:hAnsi="Times New Roman"/>
-                <w:sz w:val="26"/>
-              </w:rPr>
-            </w:r>
           </w:p>
         </w:tc>
         <w:tc>
@@ -3255,12 +3057,6 @@
                 <w:szCs w:val="26"/>
               </w:rPr>
             </w:pPr>
-            <w:r>
-              <w:rPr>
-                <w:rFonts w:ascii="Times New Roman" w:hAnsi="Times New Roman"/>
-                <w:sz w:val="26"/>
-              </w:rPr>
-            </w:r>
           </w:p>
         </w:tc>
         <w:tc>
@@ -3282,12 +3078,6 @@
                 <w:szCs w:val="26"/>
               </w:rPr>
             </w:pPr>
-            <w:r>
-              <w:rPr>
-                <w:rFonts w:ascii="Times New Roman" w:hAnsi="Times New Roman"/>
-                <w:sz w:val="26"/>
-              </w:rPr>
-            </w:r>
           </w:p>
         </w:tc>
       </w:tr>
@@ -3570,12 +3360,6 @@
                 <w:szCs w:val="26"/>
               </w:rPr>
             </w:pPr>
-            <w:r>
-              <w:rPr>
-                <w:rFonts w:ascii="Times New Roman" w:hAnsi="Times New Roman"/>
-                <w:sz w:val="26"/>
-              </w:rPr>
-            </w:r>
           </w:p>
         </w:tc>
         <w:tc>
@@ -3597,12 +3381,6 @@
                 <w:szCs w:val="26"/>
               </w:rPr>
             </w:pPr>
-            <w:r>
-              <w:rPr>
-                <w:rFonts w:ascii="Times New Roman" w:hAnsi="Times New Roman"/>
-                <w:sz w:val="26"/>
-              </w:rPr>
-            </w:r>
           </w:p>
         </w:tc>
         <w:tc>
@@ -3624,12 +3402,6 @@
                 <w:szCs w:val="26"/>
               </w:rPr>
             </w:pPr>
-            <w:r>
-              <w:rPr>
-                <w:rFonts w:ascii="Times New Roman" w:hAnsi="Times New Roman"/>
-                <w:sz w:val="26"/>
-              </w:rPr>
-            </w:r>
           </w:p>
         </w:tc>
         <w:tc>
@@ -3651,12 +3423,6 @@
                 <w:szCs w:val="26"/>
               </w:rPr>
             </w:pPr>
-            <w:r>
-              <w:rPr>
-                <w:rFonts w:ascii="Times New Roman" w:hAnsi="Times New Roman"/>
-                <w:sz w:val="26"/>
-              </w:rPr>
-            </w:r>
           </w:p>
         </w:tc>
         <w:tc>
@@ -3678,12 +3444,6 @@
                 <w:szCs w:val="26"/>
               </w:rPr>
             </w:pPr>
-            <w:r>
-              <w:rPr>
-                <w:rFonts w:ascii="Times New Roman" w:hAnsi="Times New Roman"/>
-                <w:sz w:val="26"/>
-              </w:rPr>
-            </w:r>
           </w:p>
         </w:tc>
       </w:tr>
@@ -4173,12 +3933,6 @@
                 <w:szCs w:val="26"/>
               </w:rPr>
             </w:pPr>
-            <w:r>
-              <w:rPr>
-                <w:rFonts w:ascii="Times New Roman" w:hAnsi="Times New Roman"/>
-                <w:sz w:val="26"/>
-              </w:rPr>
-            </w:r>
           </w:p>
         </w:tc>
         <w:tc>
@@ -4200,12 +3954,6 @@
                 <w:szCs w:val="26"/>
               </w:rPr>
             </w:pPr>
-            <w:r>
-              <w:rPr>
-                <w:rFonts w:ascii="Times New Roman" w:hAnsi="Times New Roman"/>
-                <w:sz w:val="26"/>
-              </w:rPr>
-            </w:r>
           </w:p>
         </w:tc>
         <w:tc>
@@ -4227,12 +3975,6 @@
                 <w:szCs w:val="26"/>
               </w:rPr>
             </w:pPr>
-            <w:r>
-              <w:rPr>
-                <w:rFonts w:ascii="Times New Roman" w:hAnsi="Times New Roman"/>
-                <w:sz w:val="26"/>
-              </w:rPr>
-            </w:r>
           </w:p>
         </w:tc>
         <w:tc>
@@ -4254,12 +3996,6 @@
                 <w:szCs w:val="26"/>
               </w:rPr>
             </w:pPr>
-            <w:r>
-              <w:rPr>
-                <w:rFonts w:ascii="Times New Roman" w:hAnsi="Times New Roman"/>
-                <w:sz w:val="26"/>
-              </w:rPr>
-            </w:r>
           </w:p>
         </w:tc>
         <w:tc>
@@ -4281,12 +4017,6 @@
                 <w:szCs w:val="26"/>
               </w:rPr>
             </w:pPr>
-            <w:r>
-              <w:rPr>
-                <w:rFonts w:ascii="Times New Roman" w:hAnsi="Times New Roman"/>
-                <w:sz w:val="26"/>
-              </w:rPr>
-            </w:r>
           </w:p>
         </w:tc>
       </w:tr>
@@ -4569,12 +4299,6 @@
                 <w:szCs w:val="26"/>
               </w:rPr>
             </w:pPr>
-            <w:r>
-              <w:rPr>
-                <w:rFonts w:ascii="Times New Roman" w:hAnsi="Times New Roman"/>
-                <w:sz w:val="26"/>
-              </w:rPr>
-            </w:r>
           </w:p>
         </w:tc>
         <w:tc>
@@ -4596,12 +4320,6 @@
                 <w:szCs w:val="26"/>
               </w:rPr>
             </w:pPr>
-            <w:r>
-              <w:rPr>
-                <w:rFonts w:ascii="Times New Roman" w:hAnsi="Times New Roman"/>
-                <w:sz w:val="26"/>
-              </w:rPr>
-            </w:r>
           </w:p>
         </w:tc>
         <w:tc>
@@ -4623,12 +4341,6 @@
                 <w:szCs w:val="26"/>
               </w:rPr>
             </w:pPr>
-            <w:r>
-              <w:rPr>
-                <w:rFonts w:ascii="Times New Roman" w:hAnsi="Times New Roman"/>
-                <w:sz w:val="26"/>
-              </w:rPr>
-            </w:r>
           </w:p>
         </w:tc>
         <w:tc>
@@ -4650,12 +4362,6 @@
                 <w:szCs w:val="26"/>
               </w:rPr>
             </w:pPr>
-            <w:r>
-              <w:rPr>
-                <w:rFonts w:ascii="Times New Roman" w:hAnsi="Times New Roman"/>
-                <w:sz w:val="26"/>
-              </w:rPr>
-            </w:r>
           </w:p>
         </w:tc>
         <w:tc>
@@ -4677,12 +4383,6 @@
                 <w:szCs w:val="26"/>
               </w:rPr>
             </w:pPr>
-            <w:r>
-              <w:rPr>
-                <w:rFonts w:ascii="Times New Roman" w:hAnsi="Times New Roman"/>
-                <w:sz w:val="26"/>
-              </w:rPr>
-            </w:r>
           </w:p>
         </w:tc>
       </w:tr>
@@ -4961,13 +4661,6 @@
                 <w:szCs w:val="26"/>
               </w:rPr>
             </w:pPr>
-            <w:r>
-              <w:rPr>
-                <w:rFonts w:ascii="Times New Roman" w:hAnsi="Times New Roman" w:cs="Times New Roman"/>
-                <w:sz w:val="26"/>
-                <w:szCs w:val="26"/>
-              </w:rPr>
-            </w:r>
           </w:p>
         </w:tc>
         <w:tc>
@@ -4989,13 +4682,6 @@
                 <w:szCs w:val="26"/>
               </w:rPr>
             </w:pPr>
-            <w:r>
-              <w:rPr>
-                <w:rFonts w:ascii="Times New Roman" w:hAnsi="Times New Roman" w:cs="Times New Roman"/>
-                <w:sz w:val="26"/>
-                <w:szCs w:val="26"/>
-              </w:rPr>
-            </w:r>
           </w:p>
         </w:tc>
         <w:tc>
@@ -5017,13 +4703,6 @@
                 <w:szCs w:val="26"/>
               </w:rPr>
             </w:pPr>
-            <w:r>
-              <w:rPr>
-                <w:rFonts w:ascii="Times New Roman" w:hAnsi="Times New Roman" w:cs="Times New Roman"/>
-                <w:sz w:val="26"/>
-                <w:szCs w:val="26"/>
-              </w:rPr>
-            </w:r>
           </w:p>
         </w:tc>
         <w:tc>
@@ -5045,13 +4724,6 @@
                 <w:szCs w:val="26"/>
               </w:rPr>
             </w:pPr>
-            <w:r>
-              <w:rPr>
-                <w:rFonts w:ascii="Times New Roman" w:hAnsi="Times New Roman" w:cs="Times New Roman"/>
-                <w:sz w:val="26"/>
-                <w:szCs w:val="26"/>
-              </w:rPr>
-            </w:r>
           </w:p>
         </w:tc>
         <w:tc>
@@ -5073,13 +4745,6 @@
                 <w:szCs w:val="26"/>
               </w:rPr>
             </w:pPr>
-            <w:r>
-              <w:rPr>
-                <w:rFonts w:ascii="Times New Roman" w:hAnsi="Times New Roman" w:cs="Times New Roman"/>
-                <w:sz w:val="26"/>
-                <w:szCs w:val="26"/>
-              </w:rPr>
-            </w:r>
           </w:p>
         </w:tc>
       </w:tr>
@@ -5156,13 +4821,6 @@
                 <w:szCs w:val="26"/>
               </w:rPr>
             </w:pPr>
-            <w:r>
-              <w:rPr>
-                <w:rFonts w:ascii="Times New Roman" w:hAnsi="Times New Roman" w:cs="Times New Roman"/>
-                <w:sz w:val="26"/>
-                <w:szCs w:val="26"/>
-              </w:rPr>
-            </w:r>
           </w:p>
         </w:tc>
         <w:tc>
@@ -5184,13 +4842,6 @@
                 <w:szCs w:val="26"/>
               </w:rPr>
             </w:pPr>
-            <w:r>
-              <w:rPr>
-                <w:rFonts w:ascii="Times New Roman" w:hAnsi="Times New Roman" w:cs="Times New Roman"/>
-                <w:sz w:val="26"/>
-                <w:szCs w:val="26"/>
-              </w:rPr>
-            </w:r>
           </w:p>
         </w:tc>
         <w:tc>
@@ -5212,13 +4863,6 @@
                 <w:szCs w:val="26"/>
               </w:rPr>
             </w:pPr>
-            <w:r>
-              <w:rPr>
-                <w:rFonts w:ascii="Times New Roman" w:hAnsi="Times New Roman" w:cs="Times New Roman"/>
-                <w:sz w:val="26"/>
-                <w:szCs w:val="26"/>
-              </w:rPr>
-            </w:r>
           </w:p>
         </w:tc>
         <w:tc>
@@ -5240,13 +4884,6 @@
                 <w:szCs w:val="26"/>
               </w:rPr>
             </w:pPr>
-            <w:r>
-              <w:rPr>
-                <w:rFonts w:ascii="Times New Roman" w:hAnsi="Times New Roman" w:cs="Times New Roman"/>
-                <w:sz w:val="26"/>
-                <w:szCs w:val="26"/>
-              </w:rPr>
-            </w:r>
           </w:p>
         </w:tc>
         <w:tc>
@@ -5268,13 +4905,6 @@
                 <w:szCs w:val="26"/>
               </w:rPr>
             </w:pPr>
-            <w:r>
-              <w:rPr>
-                <w:rFonts w:ascii="Times New Roman" w:hAnsi="Times New Roman" w:cs="Times New Roman"/>
-                <w:sz w:val="26"/>
-                <w:szCs w:val="26"/>
-              </w:rPr>
-            </w:r>
           </w:p>
         </w:tc>
       </w:tr>
@@ -5351,13 +4981,6 @@
                 <w:szCs w:val="26"/>
               </w:rPr>
             </w:pPr>
-            <w:r>
-              <w:rPr>
-                <w:rFonts w:ascii="Times New Roman" w:hAnsi="Times New Roman" w:cs="Times New Roman"/>
-                <w:sz w:val="26"/>
-                <w:szCs w:val="26"/>
-              </w:rPr>
-            </w:r>
           </w:p>
         </w:tc>
         <w:tc>
@@ -5379,13 +5002,6 @@
                 <w:szCs w:val="26"/>
               </w:rPr>
             </w:pPr>
-            <w:r>
-              <w:rPr>
-                <w:rFonts w:ascii="Times New Roman" w:hAnsi="Times New Roman" w:cs="Times New Roman"/>
-                <w:sz w:val="26"/>
-                <w:szCs w:val="26"/>
-              </w:rPr>
-            </w:r>
           </w:p>
         </w:tc>
         <w:tc>
@@ -5407,13 +5023,6 @@
                 <w:szCs w:val="26"/>
               </w:rPr>
             </w:pPr>
-            <w:r>
-              <w:rPr>
-                <w:rFonts w:ascii="Times New Roman" w:hAnsi="Times New Roman" w:cs="Times New Roman"/>
-                <w:sz w:val="26"/>
-                <w:szCs w:val="26"/>
-              </w:rPr>
-            </w:r>
           </w:p>
         </w:tc>
         <w:tc>
@@ -5435,13 +5044,6 @@
                 <w:szCs w:val="26"/>
               </w:rPr>
             </w:pPr>
-            <w:r>
-              <w:rPr>
-                <w:rFonts w:ascii="Times New Roman" w:hAnsi="Times New Roman" w:cs="Times New Roman"/>
-                <w:sz w:val="26"/>
-                <w:szCs w:val="26"/>
-              </w:rPr>
-            </w:r>
           </w:p>
         </w:tc>
         <w:tc>
@@ -5463,13 +5065,6 @@
                 <w:szCs w:val="26"/>
               </w:rPr>
             </w:pPr>
-            <w:r>
-              <w:rPr>
-                <w:rFonts w:ascii="Times New Roman" w:hAnsi="Times New Roman" w:cs="Times New Roman"/>
-                <w:sz w:val="26"/>
-                <w:szCs w:val="26"/>
-              </w:rPr>
-            </w:r>
           </w:p>
         </w:tc>
       </w:tr>
@@ -5546,13 +5141,6 @@
                 <w:szCs w:val="26"/>
               </w:rPr>
             </w:pPr>
-            <w:r>
-              <w:rPr>
-                <w:rFonts w:ascii="Times New Roman" w:hAnsi="Times New Roman" w:cs="Times New Roman"/>
-                <w:sz w:val="26"/>
-                <w:szCs w:val="26"/>
-              </w:rPr>
-            </w:r>
           </w:p>
         </w:tc>
         <w:tc>
@@ -5574,13 +5162,6 @@
                 <w:szCs w:val="26"/>
               </w:rPr>
             </w:pPr>
-            <w:r>
-              <w:rPr>
-                <w:rFonts w:ascii="Times New Roman" w:hAnsi="Times New Roman" w:cs="Times New Roman"/>
-                <w:sz w:val="26"/>
-                <w:szCs w:val="26"/>
-              </w:rPr>
-            </w:r>
           </w:p>
         </w:tc>
         <w:tc>
@@ -5602,13 +5183,6 @@
                 <w:szCs w:val="26"/>
               </w:rPr>
             </w:pPr>
-            <w:r>
-              <w:rPr>
-                <w:rFonts w:ascii="Times New Roman" w:hAnsi="Times New Roman" w:cs="Times New Roman"/>
-                <w:sz w:val="26"/>
-                <w:szCs w:val="26"/>
-              </w:rPr>
-            </w:r>
           </w:p>
         </w:tc>
         <w:tc>
@@ -5630,13 +5204,6 @@
                 <w:szCs w:val="26"/>
               </w:rPr>
             </w:pPr>
-            <w:r>
-              <w:rPr>
-                <w:rFonts w:ascii="Times New Roman" w:hAnsi="Times New Roman" w:cs="Times New Roman"/>
-                <w:sz w:val="26"/>
-                <w:szCs w:val="26"/>
-              </w:rPr>
-            </w:r>
           </w:p>
         </w:tc>
         <w:tc>
@@ -5658,13 +5225,6 @@
                 <w:szCs w:val="26"/>
               </w:rPr>
             </w:pPr>
-            <w:r>
-              <w:rPr>
-                <w:rFonts w:ascii="Times New Roman" w:hAnsi="Times New Roman" w:cs="Times New Roman"/>
-                <w:sz w:val="26"/>
-                <w:szCs w:val="26"/>
-              </w:rPr>
-            </w:r>
           </w:p>
         </w:tc>
       </w:tr>
@@ -5799,6 +5359,43 @@
               </w:rPr>
               <w:br/>
               <w:t>Tổ trưởng</w:t>
+            </w:r>
+          </w:p>
+          <w:p>
+            <w:pPr>
+              <w:jc w:val="center"/>
+              <w:rPr>
+                <w:rFonts w:ascii="Times New Roman" w:hAnsi="Times New Roman" w:cs="Times New Roman"/>
+                <w:sz w:val="26"/>
+                <w:szCs w:val="26"/>
+              </w:rPr>
+            </w:pPr>
+          </w:p>
+          <w:p>
+            <w:pPr>
+              <w:jc w:val="center"/>
+              <w:rPr>
+                <w:rFonts w:ascii="Times New Roman" w:hAnsi="Times New Roman" w:cs="Times New Roman"/>
+                <w:sz w:val="26"/>
+                <w:szCs w:val="26"/>
+              </w:rPr>
+            </w:pPr>
+          </w:p>
+          <w:p>
+            <w:pPr>
+              <w:jc w:val="center"/>
+              <w:rPr>
+                <w:rFonts w:ascii="Times New Roman" w:hAnsi="Times New Roman" w:cs="Times New Roman"/>
+                <w:sz w:val="26"/>
+                <w:szCs w:val="26"/>
+              </w:rPr>
+            </w:pPr>
+            <w:r>
+              <w:rPr>
+                <w:rFonts w:ascii="Times New Roman" w:hAnsi="Times New Roman" w:cs="Times New Roman"/>
+                <w:sz w:val="26"/>
+                <w:szCs w:val="26"/>
+              </w:rPr>
               <w:br/>
               <w:t>Nguyễn Thị Ngọc</w:t>
             </w:r>
@@ -5814,11 +5411,6 @@
         </w:tc>
       </w:tr>
     </w:tbl>
-    <w:p>
-      <w:r>
-        <w:br w:type="page"/>
-      </w:r>
-    </w:p>
     <w:p>
       <w:pPr>
         <w:spacing w:after="0" w:line="240" w:lineRule="auto"/>
@@ -5830,6 +5422,7 @@
         <w:rPr>
           <w:i/>
         </w:rPr>
+        <w:lastRenderedPageBreak/>
         <w:t>Buổi…chiều…..Tuần…04…(Từ ngày…24/08/2026…đến ngày:… 28/08/2026….)</w:t>
       </w:r>
     </w:p>
@@ -6188,12 +5781,6 @@
                 <w:szCs w:val="26"/>
               </w:rPr>
             </w:pPr>
-            <w:r>
-              <w:rPr>
-                <w:rFonts w:ascii="Times New Roman" w:hAnsi="Times New Roman"/>
-                <w:sz w:val="26"/>
-              </w:rPr>
-            </w:r>
           </w:p>
         </w:tc>
         <w:tc>
@@ -6215,12 +5802,6 @@
                 <w:szCs w:val="26"/>
               </w:rPr>
             </w:pPr>
-            <w:r>
-              <w:rPr>
-                <w:rFonts w:ascii="Times New Roman" w:hAnsi="Times New Roman"/>
-                <w:sz w:val="26"/>
-              </w:rPr>
-            </w:r>
           </w:p>
         </w:tc>
         <w:tc>
@@ -6242,12 +5823,6 @@
                 <w:szCs w:val="26"/>
               </w:rPr>
             </w:pPr>
-            <w:r>
-              <w:rPr>
-                <w:rFonts w:ascii="Times New Roman" w:hAnsi="Times New Roman"/>
-                <w:sz w:val="26"/>
-              </w:rPr>
-            </w:r>
           </w:p>
         </w:tc>
         <w:tc>
@@ -6269,12 +5844,6 @@
                 <w:szCs w:val="26"/>
               </w:rPr>
             </w:pPr>
-            <w:r>
-              <w:rPr>
-                <w:rFonts w:ascii="Times New Roman" w:hAnsi="Times New Roman"/>
-                <w:sz w:val="26"/>
-              </w:rPr>
-            </w:r>
           </w:p>
         </w:tc>
         <w:tc>
@@ -6296,12 +5865,6 @@
                 <w:szCs w:val="26"/>
               </w:rPr>
             </w:pPr>
-            <w:r>
-              <w:rPr>
-                <w:rFonts w:ascii="Times New Roman" w:hAnsi="Times New Roman"/>
-                <w:sz w:val="26"/>
-              </w:rPr>
-            </w:r>
           </w:p>
         </w:tc>
       </w:tr>
@@ -6379,12 +5942,6 @@
                 <w:szCs w:val="26"/>
               </w:rPr>
             </w:pPr>
-            <w:r>
-              <w:rPr>
-                <w:rFonts w:ascii="Times New Roman" w:hAnsi="Times New Roman"/>
-                <w:sz w:val="26"/>
-              </w:rPr>
-            </w:r>
           </w:p>
         </w:tc>
         <w:tc>
@@ -6406,12 +5963,6 @@
                 <w:szCs w:val="26"/>
               </w:rPr>
             </w:pPr>
-            <w:r>
-              <w:rPr>
-                <w:rFonts w:ascii="Times New Roman" w:hAnsi="Times New Roman"/>
-                <w:sz w:val="26"/>
-              </w:rPr>
-            </w:r>
           </w:p>
         </w:tc>
         <w:tc>
@@ -6433,12 +5984,6 @@
                 <w:szCs w:val="26"/>
               </w:rPr>
             </w:pPr>
-            <w:r>
-              <w:rPr>
-                <w:rFonts w:ascii="Times New Roman" w:hAnsi="Times New Roman"/>
-                <w:sz w:val="26"/>
-              </w:rPr>
-            </w:r>
           </w:p>
         </w:tc>
         <w:tc>
@@ -6460,12 +6005,6 @@
                 <w:szCs w:val="26"/>
               </w:rPr>
             </w:pPr>
-            <w:r>
-              <w:rPr>
-                <w:rFonts w:ascii="Times New Roman" w:hAnsi="Times New Roman"/>
-                <w:sz w:val="26"/>
-              </w:rPr>
-            </w:r>
           </w:p>
         </w:tc>
         <w:tc>
@@ -6487,12 +6026,6 @@
                 <w:szCs w:val="26"/>
               </w:rPr>
             </w:pPr>
-            <w:r>
-              <w:rPr>
-                <w:rFonts w:ascii="Times New Roman" w:hAnsi="Times New Roman"/>
-                <w:sz w:val="26"/>
-              </w:rPr>
-            </w:r>
           </w:p>
         </w:tc>
       </w:tr>
@@ -6766,12 +6299,6 @@
                 <w:szCs w:val="26"/>
               </w:rPr>
             </w:pPr>
-            <w:r>
-              <w:rPr>
-                <w:rFonts w:ascii="Times New Roman" w:hAnsi="Times New Roman"/>
-                <w:sz w:val="26"/>
-              </w:rPr>
-            </w:r>
           </w:p>
         </w:tc>
         <w:tc>
@@ -6793,12 +6320,6 @@
                 <w:szCs w:val="26"/>
               </w:rPr>
             </w:pPr>
-            <w:r>
-              <w:rPr>
-                <w:rFonts w:ascii="Times New Roman" w:hAnsi="Times New Roman"/>
-                <w:sz w:val="26"/>
-              </w:rPr>
-            </w:r>
           </w:p>
         </w:tc>
         <w:tc>
@@ -6820,12 +6341,6 @@
                 <w:szCs w:val="26"/>
               </w:rPr>
             </w:pPr>
-            <w:r>
-              <w:rPr>
-                <w:rFonts w:ascii="Times New Roman" w:hAnsi="Times New Roman"/>
-                <w:sz w:val="26"/>
-              </w:rPr>
-            </w:r>
           </w:p>
         </w:tc>
         <w:tc>
@@ -6847,12 +6362,6 @@
                 <w:szCs w:val="26"/>
               </w:rPr>
             </w:pPr>
-            <w:r>
-              <w:rPr>
-                <w:rFonts w:ascii="Times New Roman" w:hAnsi="Times New Roman"/>
-                <w:sz w:val="26"/>
-              </w:rPr>
-            </w:r>
           </w:p>
         </w:tc>
         <w:tc>
@@ -6874,12 +6383,6 @@
                 <w:szCs w:val="26"/>
               </w:rPr>
             </w:pPr>
-            <w:r>
-              <w:rPr>
-                <w:rFonts w:ascii="Times New Roman" w:hAnsi="Times New Roman"/>
-                <w:sz w:val="26"/>
-              </w:rPr>
-            </w:r>
           </w:p>
         </w:tc>
       </w:tr>
@@ -6957,12 +6460,6 @@
                 <w:szCs w:val="26"/>
               </w:rPr>
             </w:pPr>
-            <w:r>
-              <w:rPr>
-                <w:rFonts w:ascii="Times New Roman" w:hAnsi="Times New Roman"/>
-                <w:sz w:val="26"/>
-              </w:rPr>
-            </w:r>
           </w:p>
         </w:tc>
         <w:tc>
@@ -6984,12 +6481,6 @@
                 <w:szCs w:val="26"/>
               </w:rPr>
             </w:pPr>
-            <w:r>
-              <w:rPr>
-                <w:rFonts w:ascii="Times New Roman" w:hAnsi="Times New Roman"/>
-                <w:sz w:val="26"/>
-              </w:rPr>
-            </w:r>
           </w:p>
         </w:tc>
         <w:tc>
@@ -7011,12 +6502,6 @@
                 <w:szCs w:val="26"/>
               </w:rPr>
             </w:pPr>
-            <w:r>
-              <w:rPr>
-                <w:rFonts w:ascii="Times New Roman" w:hAnsi="Times New Roman"/>
-                <w:sz w:val="26"/>
-              </w:rPr>
-            </w:r>
           </w:p>
         </w:tc>
         <w:tc>
@@ -7038,12 +6523,6 @@
                 <w:szCs w:val="26"/>
               </w:rPr>
             </w:pPr>
-            <w:r>
-              <w:rPr>
-                <w:rFonts w:ascii="Times New Roman" w:hAnsi="Times New Roman"/>
-                <w:sz w:val="26"/>
-              </w:rPr>
-            </w:r>
           </w:p>
         </w:tc>
         <w:tc>
@@ -7065,12 +6544,6 @@
                 <w:szCs w:val="26"/>
               </w:rPr>
             </w:pPr>
-            <w:r>
-              <w:rPr>
-                <w:rFonts w:ascii="Times New Roman" w:hAnsi="Times New Roman"/>
-                <w:sz w:val="26"/>
-              </w:rPr>
-            </w:r>
           </w:p>
         </w:tc>
       </w:tr>
@@ -7357,13 +6830,6 @@
                 <w:szCs w:val="26"/>
               </w:rPr>
             </w:pPr>
-            <w:r>
-              <w:rPr>
-                <w:rFonts w:ascii="Times New Roman" w:hAnsi="Times New Roman" w:cs="Times New Roman"/>
-                <w:sz w:val="26"/>
-                <w:szCs w:val="26"/>
-              </w:rPr>
-            </w:r>
           </w:p>
         </w:tc>
         <w:tc>
@@ -7385,13 +6851,6 @@
                 <w:szCs w:val="26"/>
               </w:rPr>
             </w:pPr>
-            <w:r>
-              <w:rPr>
-                <w:rFonts w:ascii="Times New Roman" w:hAnsi="Times New Roman" w:cs="Times New Roman"/>
-                <w:sz w:val="26"/>
-                <w:szCs w:val="26"/>
-              </w:rPr>
-            </w:r>
           </w:p>
         </w:tc>
         <w:tc>
@@ -7413,13 +6872,6 @@
                 <w:szCs w:val="26"/>
               </w:rPr>
             </w:pPr>
-            <w:r>
-              <w:rPr>
-                <w:rFonts w:ascii="Times New Roman" w:hAnsi="Times New Roman" w:cs="Times New Roman"/>
-                <w:sz w:val="26"/>
-                <w:szCs w:val="26"/>
-              </w:rPr>
-            </w:r>
           </w:p>
         </w:tc>
         <w:tc>
@@ -7441,13 +6893,6 @@
                 <w:szCs w:val="26"/>
               </w:rPr>
             </w:pPr>
-            <w:r>
-              <w:rPr>
-                <w:rFonts w:ascii="Times New Roman" w:hAnsi="Times New Roman" w:cs="Times New Roman"/>
-                <w:sz w:val="26"/>
-                <w:szCs w:val="26"/>
-              </w:rPr>
-            </w:r>
           </w:p>
         </w:tc>
         <w:tc>
@@ -7469,13 +6914,6 @@
                 <w:szCs w:val="26"/>
               </w:rPr>
             </w:pPr>
-            <w:r>
-              <w:rPr>
-                <w:rFonts w:ascii="Times New Roman" w:hAnsi="Times New Roman" w:cs="Times New Roman"/>
-                <w:sz w:val="26"/>
-                <w:szCs w:val="26"/>
-              </w:rPr>
-            </w:r>
           </w:p>
         </w:tc>
       </w:tr>
@@ -7555,13 +6993,6 @@
                 <w:szCs w:val="26"/>
               </w:rPr>
             </w:pPr>
-            <w:r>
-              <w:rPr>
-                <w:rFonts w:ascii="Times New Roman" w:hAnsi="Times New Roman" w:cs="Times New Roman"/>
-                <w:sz w:val="26"/>
-                <w:szCs w:val="26"/>
-              </w:rPr>
-            </w:r>
           </w:p>
         </w:tc>
         <w:tc>
@@ -7583,13 +7014,6 @@
                 <w:szCs w:val="26"/>
               </w:rPr>
             </w:pPr>
-            <w:r>
-              <w:rPr>
-                <w:rFonts w:ascii="Times New Roman" w:hAnsi="Times New Roman" w:cs="Times New Roman"/>
-                <w:sz w:val="26"/>
-                <w:szCs w:val="26"/>
-              </w:rPr>
-            </w:r>
           </w:p>
         </w:tc>
         <w:tc>
@@ -7611,13 +7035,6 @@
                 <w:szCs w:val="26"/>
               </w:rPr>
             </w:pPr>
-            <w:r>
-              <w:rPr>
-                <w:rFonts w:ascii="Times New Roman" w:hAnsi="Times New Roman" w:cs="Times New Roman"/>
-                <w:sz w:val="26"/>
-                <w:szCs w:val="26"/>
-              </w:rPr>
-            </w:r>
           </w:p>
         </w:tc>
         <w:tc>
@@ -7639,13 +7056,6 @@
                 <w:szCs w:val="26"/>
               </w:rPr>
             </w:pPr>
-            <w:r>
-              <w:rPr>
-                <w:rFonts w:ascii="Times New Roman" w:hAnsi="Times New Roman" w:cs="Times New Roman"/>
-                <w:sz w:val="26"/>
-                <w:szCs w:val="26"/>
-              </w:rPr>
-            </w:r>
           </w:p>
         </w:tc>
         <w:tc>
@@ -7667,13 +7077,6 @@
                 <w:szCs w:val="26"/>
               </w:rPr>
             </w:pPr>
-            <w:r>
-              <w:rPr>
-                <w:rFonts w:ascii="Times New Roman" w:hAnsi="Times New Roman" w:cs="Times New Roman"/>
-                <w:sz w:val="26"/>
-                <w:szCs w:val="26"/>
-              </w:rPr>
-            </w:r>
           </w:p>
         </w:tc>
       </w:tr>
@@ -7753,13 +7156,6 @@
                 <w:szCs w:val="26"/>
               </w:rPr>
             </w:pPr>
-            <w:r>
-              <w:rPr>
-                <w:rFonts w:ascii="Times New Roman" w:hAnsi="Times New Roman" w:cs="Times New Roman"/>
-                <w:sz w:val="26"/>
-                <w:szCs w:val="26"/>
-              </w:rPr>
-            </w:r>
           </w:p>
         </w:tc>
         <w:tc>
@@ -7781,13 +7177,6 @@
                 <w:szCs w:val="26"/>
               </w:rPr>
             </w:pPr>
-            <w:r>
-              <w:rPr>
-                <w:rFonts w:ascii="Times New Roman" w:hAnsi="Times New Roman" w:cs="Times New Roman"/>
-                <w:sz w:val="26"/>
-                <w:szCs w:val="26"/>
-              </w:rPr>
-            </w:r>
           </w:p>
         </w:tc>
         <w:tc>
@@ -7809,13 +7198,6 @@
                 <w:szCs w:val="26"/>
               </w:rPr>
             </w:pPr>
-            <w:r>
-              <w:rPr>
-                <w:rFonts w:ascii="Times New Roman" w:hAnsi="Times New Roman" w:cs="Times New Roman"/>
-                <w:sz w:val="26"/>
-                <w:szCs w:val="26"/>
-              </w:rPr>
-            </w:r>
           </w:p>
         </w:tc>
         <w:tc>
@@ -7837,13 +7219,6 @@
                 <w:szCs w:val="26"/>
               </w:rPr>
             </w:pPr>
-            <w:r>
-              <w:rPr>
-                <w:rFonts w:ascii="Times New Roman" w:hAnsi="Times New Roman" w:cs="Times New Roman"/>
-                <w:sz w:val="26"/>
-                <w:szCs w:val="26"/>
-              </w:rPr>
-            </w:r>
           </w:p>
         </w:tc>
         <w:tc>
@@ -7865,13 +7240,6 @@
                 <w:szCs w:val="26"/>
               </w:rPr>
             </w:pPr>
-            <w:r>
-              <w:rPr>
-                <w:rFonts w:ascii="Times New Roman" w:hAnsi="Times New Roman" w:cs="Times New Roman"/>
-                <w:sz w:val="26"/>
-                <w:szCs w:val="26"/>
-              </w:rPr>
-            </w:r>
           </w:p>
         </w:tc>
       </w:tr>
@@ -7951,12 +7319,6 @@
                 <w:szCs w:val="26"/>
               </w:rPr>
             </w:pPr>
-            <w:r>
-              <w:rPr>
-                <w:rFonts w:ascii="Times New Roman" w:hAnsi="Times New Roman"/>
-                <w:sz w:val="26"/>
-              </w:rPr>
-            </w:r>
           </w:p>
         </w:tc>
         <w:tc>
@@ -7978,12 +7340,6 @@
                 <w:szCs w:val="26"/>
               </w:rPr>
             </w:pPr>
-            <w:r>
-              <w:rPr>
-                <w:rFonts w:ascii="Times New Roman" w:hAnsi="Times New Roman"/>
-                <w:sz w:val="26"/>
-              </w:rPr>
-            </w:r>
           </w:p>
         </w:tc>
         <w:tc>
@@ -8005,12 +7361,6 @@
                 <w:szCs w:val="26"/>
               </w:rPr>
             </w:pPr>
-            <w:r>
-              <w:rPr>
-                <w:rFonts w:ascii="Times New Roman" w:hAnsi="Times New Roman"/>
-                <w:sz w:val="26"/>
-              </w:rPr>
-            </w:r>
           </w:p>
         </w:tc>
         <w:tc>
@@ -8032,12 +7382,6 @@
                 <w:szCs w:val="26"/>
               </w:rPr>
             </w:pPr>
-            <w:r>
-              <w:rPr>
-                <w:rFonts w:ascii="Times New Roman" w:hAnsi="Times New Roman"/>
-                <w:sz w:val="26"/>
-              </w:rPr>
-            </w:r>
           </w:p>
         </w:tc>
         <w:tc>
@@ -8059,12 +7403,6 @@
                 <w:szCs w:val="26"/>
               </w:rPr>
             </w:pPr>
-            <w:r>
-              <w:rPr>
-                <w:rFonts w:ascii="Times New Roman" w:hAnsi="Times New Roman"/>
-                <w:sz w:val="26"/>
-              </w:rPr>
-            </w:r>
           </w:p>
         </w:tc>
       </w:tr>
@@ -8148,12 +7486,6 @@
                 <w:szCs w:val="26"/>
               </w:rPr>
             </w:pPr>
-            <w:r>
-              <w:rPr>
-                <w:rFonts w:ascii="Times New Roman" w:hAnsi="Times New Roman"/>
-                <w:sz w:val="26"/>
-              </w:rPr>
-            </w:r>
           </w:p>
         </w:tc>
         <w:tc>
@@ -8175,12 +7507,6 @@
                 <w:szCs w:val="26"/>
               </w:rPr>
             </w:pPr>
-            <w:r>
-              <w:rPr>
-                <w:rFonts w:ascii="Times New Roman" w:hAnsi="Times New Roman"/>
-                <w:sz w:val="26"/>
-              </w:rPr>
-            </w:r>
           </w:p>
         </w:tc>
         <w:tc>
@@ -8202,12 +7528,6 @@
                 <w:szCs w:val="26"/>
               </w:rPr>
             </w:pPr>
-            <w:r>
-              <w:rPr>
-                <w:rFonts w:ascii="Times New Roman" w:hAnsi="Times New Roman"/>
-                <w:sz w:val="26"/>
-              </w:rPr>
-            </w:r>
           </w:p>
         </w:tc>
         <w:tc>
@@ -8229,12 +7549,6 @@
                 <w:szCs w:val="26"/>
               </w:rPr>
             </w:pPr>
-            <w:r>
-              <w:rPr>
-                <w:rFonts w:ascii="Times New Roman" w:hAnsi="Times New Roman"/>
-                <w:sz w:val="26"/>
-              </w:rPr>
-            </w:r>
           </w:p>
         </w:tc>
         <w:tc>
@@ -8256,12 +7570,6 @@
                 <w:szCs w:val="26"/>
               </w:rPr>
             </w:pPr>
-            <w:r>
-              <w:rPr>
-                <w:rFonts w:ascii="Times New Roman" w:hAnsi="Times New Roman"/>
-                <w:sz w:val="26"/>
-              </w:rPr>
-            </w:r>
           </w:p>
         </w:tc>
       </w:tr>
@@ -8341,12 +7649,6 @@
                 <w:szCs w:val="26"/>
               </w:rPr>
             </w:pPr>
-            <w:r>
-              <w:rPr>
-                <w:rFonts w:ascii="Times New Roman" w:hAnsi="Times New Roman"/>
-                <w:sz w:val="26"/>
-              </w:rPr>
-            </w:r>
           </w:p>
         </w:tc>
         <w:tc>
@@ -8368,12 +7670,6 @@
                 <w:szCs w:val="26"/>
               </w:rPr>
             </w:pPr>
-            <w:r>
-              <w:rPr>
-                <w:rFonts w:ascii="Times New Roman" w:hAnsi="Times New Roman"/>
-                <w:sz w:val="26"/>
-              </w:rPr>
-            </w:r>
           </w:p>
         </w:tc>
         <w:tc>
@@ -8395,12 +7691,6 @@
                 <w:szCs w:val="26"/>
               </w:rPr>
             </w:pPr>
-            <w:r>
-              <w:rPr>
-                <w:rFonts w:ascii="Times New Roman" w:hAnsi="Times New Roman"/>
-                <w:sz w:val="26"/>
-              </w:rPr>
-            </w:r>
           </w:p>
         </w:tc>
         <w:tc>
@@ -8422,12 +7712,6 @@
                 <w:szCs w:val="26"/>
               </w:rPr>
             </w:pPr>
-            <w:r>
-              <w:rPr>
-                <w:rFonts w:ascii="Times New Roman" w:hAnsi="Times New Roman"/>
-                <w:sz w:val="26"/>
-              </w:rPr>
-            </w:r>
           </w:p>
         </w:tc>
         <w:tc>
@@ -8449,12 +7733,6 @@
                 <w:szCs w:val="26"/>
               </w:rPr>
             </w:pPr>
-            <w:r>
-              <w:rPr>
-                <w:rFonts w:ascii="Times New Roman" w:hAnsi="Times New Roman"/>
-                <w:sz w:val="26"/>
-              </w:rPr>
-            </w:r>
           </w:p>
         </w:tc>
       </w:tr>
@@ -8940,12 +8218,6 @@
                 <w:szCs w:val="26"/>
               </w:rPr>
             </w:pPr>
-            <w:r>
-              <w:rPr>
-                <w:rFonts w:ascii="Times New Roman" w:hAnsi="Times New Roman"/>
-                <w:sz w:val="26"/>
-              </w:rPr>
-            </w:r>
           </w:p>
         </w:tc>
         <w:tc>
@@ -8967,12 +8239,6 @@
                 <w:szCs w:val="26"/>
               </w:rPr>
             </w:pPr>
-            <w:r>
-              <w:rPr>
-                <w:rFonts w:ascii="Times New Roman" w:hAnsi="Times New Roman"/>
-                <w:sz w:val="26"/>
-              </w:rPr>
-            </w:r>
           </w:p>
         </w:tc>
         <w:tc>
@@ -8994,12 +8260,6 @@
                 <w:szCs w:val="26"/>
               </w:rPr>
             </w:pPr>
-            <w:r>
-              <w:rPr>
-                <w:rFonts w:ascii="Times New Roman" w:hAnsi="Times New Roman"/>
-                <w:sz w:val="26"/>
-              </w:rPr>
-            </w:r>
           </w:p>
         </w:tc>
         <w:tc>
@@ -9021,12 +8281,6 @@
                 <w:szCs w:val="26"/>
               </w:rPr>
             </w:pPr>
-            <w:r>
-              <w:rPr>
-                <w:rFonts w:ascii="Times New Roman" w:hAnsi="Times New Roman"/>
-                <w:sz w:val="26"/>
-              </w:rPr>
-            </w:r>
           </w:p>
         </w:tc>
         <w:tc>
@@ -9048,12 +8302,6 @@
                 <w:szCs w:val="26"/>
               </w:rPr>
             </w:pPr>
-            <w:r>
-              <w:rPr>
-                <w:rFonts w:ascii="Times New Roman" w:hAnsi="Times New Roman"/>
-                <w:sz w:val="26"/>
-              </w:rPr>
-            </w:r>
           </w:p>
         </w:tc>
       </w:tr>
@@ -9949,12 +9197,6 @@
                 <w:szCs w:val="26"/>
               </w:rPr>
             </w:pPr>
-            <w:r>
-              <w:rPr>
-                <w:rFonts w:ascii="Times New Roman" w:hAnsi="Times New Roman"/>
-                <w:sz w:val="26"/>
-              </w:rPr>
-            </w:r>
           </w:p>
         </w:tc>
         <w:tc>
@@ -9976,12 +9218,6 @@
                 <w:szCs w:val="26"/>
               </w:rPr>
             </w:pPr>
-            <w:r>
-              <w:rPr>
-                <w:rFonts w:ascii="Times New Roman" w:hAnsi="Times New Roman"/>
-                <w:sz w:val="26"/>
-              </w:rPr>
-            </w:r>
           </w:p>
         </w:tc>
         <w:tc>
@@ -10003,12 +9239,6 @@
                 <w:szCs w:val="26"/>
               </w:rPr>
             </w:pPr>
-            <w:r>
-              <w:rPr>
-                <w:rFonts w:ascii="Times New Roman" w:hAnsi="Times New Roman"/>
-                <w:sz w:val="26"/>
-              </w:rPr>
-            </w:r>
           </w:p>
         </w:tc>
         <w:tc>
@@ -10030,12 +9260,6 @@
                 <w:szCs w:val="26"/>
               </w:rPr>
             </w:pPr>
-            <w:r>
-              <w:rPr>
-                <w:rFonts w:ascii="Times New Roman" w:hAnsi="Times New Roman"/>
-                <w:sz w:val="26"/>
-              </w:rPr>
-            </w:r>
           </w:p>
         </w:tc>
         <w:tc>
@@ -10057,12 +9281,6 @@
                 <w:szCs w:val="26"/>
               </w:rPr>
             </w:pPr>
-            <w:r>
-              <w:rPr>
-                <w:rFonts w:ascii="Times New Roman" w:hAnsi="Times New Roman"/>
-                <w:sz w:val="26"/>
-              </w:rPr>
-            </w:r>
           </w:p>
         </w:tc>
       </w:tr>
@@ -10146,13 +9364,6 @@
                 <w:szCs w:val="26"/>
               </w:rPr>
             </w:pPr>
-            <w:r>
-              <w:rPr>
-                <w:rFonts w:ascii="Times New Roman" w:hAnsi="Times New Roman" w:cs="Times New Roman"/>
-                <w:sz w:val="26"/>
-                <w:szCs w:val="26"/>
-              </w:rPr>
-            </w:r>
           </w:p>
         </w:tc>
         <w:tc>
@@ -10174,13 +9385,6 @@
                 <w:szCs w:val="26"/>
               </w:rPr>
             </w:pPr>
-            <w:r>
-              <w:rPr>
-                <w:rFonts w:ascii="Times New Roman" w:hAnsi="Times New Roman" w:cs="Times New Roman"/>
-                <w:sz w:val="26"/>
-                <w:szCs w:val="26"/>
-              </w:rPr>
-            </w:r>
           </w:p>
         </w:tc>
         <w:tc>
@@ -10202,13 +9406,6 @@
                 <w:szCs w:val="26"/>
               </w:rPr>
             </w:pPr>
-            <w:r>
-              <w:rPr>
-                <w:rFonts w:ascii="Times New Roman" w:hAnsi="Times New Roman" w:cs="Times New Roman"/>
-                <w:sz w:val="26"/>
-                <w:szCs w:val="26"/>
-              </w:rPr>
-            </w:r>
           </w:p>
         </w:tc>
         <w:tc>
@@ -10230,13 +9427,6 @@
                 <w:szCs w:val="26"/>
               </w:rPr>
             </w:pPr>
-            <w:r>
-              <w:rPr>
-                <w:rFonts w:ascii="Times New Roman" w:hAnsi="Times New Roman" w:cs="Times New Roman"/>
-                <w:sz w:val="26"/>
-                <w:szCs w:val="26"/>
-              </w:rPr>
-            </w:r>
           </w:p>
         </w:tc>
         <w:tc>
@@ -10258,13 +9448,6 @@
                 <w:szCs w:val="26"/>
               </w:rPr>
             </w:pPr>
-            <w:r>
-              <w:rPr>
-                <w:rFonts w:ascii="Times New Roman" w:hAnsi="Times New Roman" w:cs="Times New Roman"/>
-                <w:sz w:val="26"/>
-                <w:szCs w:val="26"/>
-              </w:rPr>
-            </w:r>
           </w:p>
         </w:tc>
       </w:tr>
@@ -10341,13 +9524,6 @@
                 <w:szCs w:val="26"/>
               </w:rPr>
             </w:pPr>
-            <w:r>
-              <w:rPr>
-                <w:rFonts w:ascii="Times New Roman" w:hAnsi="Times New Roman" w:cs="Times New Roman"/>
-                <w:sz w:val="26"/>
-                <w:szCs w:val="26"/>
-              </w:rPr>
-            </w:r>
           </w:p>
         </w:tc>
         <w:tc>
@@ -10369,13 +9545,6 @@
                 <w:szCs w:val="26"/>
               </w:rPr>
             </w:pPr>
-            <w:r>
-              <w:rPr>
-                <w:rFonts w:ascii="Times New Roman" w:hAnsi="Times New Roman" w:cs="Times New Roman"/>
-                <w:sz w:val="26"/>
-                <w:szCs w:val="26"/>
-              </w:rPr>
-            </w:r>
           </w:p>
         </w:tc>
         <w:tc>
@@ -10397,13 +9566,6 @@
                 <w:szCs w:val="26"/>
               </w:rPr>
             </w:pPr>
-            <w:r>
-              <w:rPr>
-                <w:rFonts w:ascii="Times New Roman" w:hAnsi="Times New Roman" w:cs="Times New Roman"/>
-                <w:sz w:val="26"/>
-                <w:szCs w:val="26"/>
-              </w:rPr>
-            </w:r>
           </w:p>
         </w:tc>
         <w:tc>
@@ -10425,13 +9587,6 @@
                 <w:szCs w:val="26"/>
               </w:rPr>
             </w:pPr>
-            <w:r>
-              <w:rPr>
-                <w:rFonts w:ascii="Times New Roman" w:hAnsi="Times New Roman" w:cs="Times New Roman"/>
-                <w:sz w:val="26"/>
-                <w:szCs w:val="26"/>
-              </w:rPr>
-            </w:r>
           </w:p>
         </w:tc>
         <w:tc>
@@ -10453,13 +9608,6 @@
                 <w:szCs w:val="26"/>
               </w:rPr>
             </w:pPr>
-            <w:r>
-              <w:rPr>
-                <w:rFonts w:ascii="Times New Roman" w:hAnsi="Times New Roman" w:cs="Times New Roman"/>
-                <w:sz w:val="26"/>
-                <w:szCs w:val="26"/>
-              </w:rPr>
-            </w:r>
           </w:p>
         </w:tc>
       </w:tr>
@@ -10536,13 +9684,6 @@
                 <w:szCs w:val="26"/>
               </w:rPr>
             </w:pPr>
-            <w:r>
-              <w:rPr>
-                <w:rFonts w:ascii="Times New Roman" w:hAnsi="Times New Roman" w:cs="Times New Roman"/>
-                <w:sz w:val="26"/>
-                <w:szCs w:val="26"/>
-              </w:rPr>
-            </w:r>
           </w:p>
         </w:tc>
         <w:tc>
@@ -10564,13 +9705,6 @@
                 <w:szCs w:val="26"/>
               </w:rPr>
             </w:pPr>
-            <w:r>
-              <w:rPr>
-                <w:rFonts w:ascii="Times New Roman" w:hAnsi="Times New Roman" w:cs="Times New Roman"/>
-                <w:sz w:val="26"/>
-                <w:szCs w:val="26"/>
-              </w:rPr>
-            </w:r>
           </w:p>
         </w:tc>
         <w:tc>
@@ -10592,13 +9726,6 @@
                 <w:szCs w:val="26"/>
               </w:rPr>
             </w:pPr>
-            <w:r>
-              <w:rPr>
-                <w:rFonts w:ascii="Times New Roman" w:hAnsi="Times New Roman" w:cs="Times New Roman"/>
-                <w:sz w:val="26"/>
-                <w:szCs w:val="26"/>
-              </w:rPr>
-            </w:r>
           </w:p>
         </w:tc>
         <w:tc>
@@ -10620,13 +9747,6 @@
                 <w:szCs w:val="26"/>
               </w:rPr>
             </w:pPr>
-            <w:r>
-              <w:rPr>
-                <w:rFonts w:ascii="Times New Roman" w:hAnsi="Times New Roman" w:cs="Times New Roman"/>
-                <w:sz w:val="26"/>
-                <w:szCs w:val="26"/>
-              </w:rPr>
-            </w:r>
           </w:p>
         </w:tc>
         <w:tc>
@@ -10648,13 +9768,6 @@
                 <w:szCs w:val="26"/>
               </w:rPr>
             </w:pPr>
-            <w:r>
-              <w:rPr>
-                <w:rFonts w:ascii="Times New Roman" w:hAnsi="Times New Roman" w:cs="Times New Roman"/>
-                <w:sz w:val="26"/>
-                <w:szCs w:val="26"/>
-              </w:rPr>
-            </w:r>
           </w:p>
         </w:tc>
       </w:tr>
@@ -10731,12 +9844,6 @@
                 <w:szCs w:val="26"/>
               </w:rPr>
             </w:pPr>
-            <w:r>
-              <w:rPr>
-                <w:rFonts w:ascii="Times New Roman" w:hAnsi="Times New Roman"/>
-                <w:sz w:val="26"/>
-              </w:rPr>
-            </w:r>
           </w:p>
         </w:tc>
         <w:tc>
@@ -10758,12 +9865,6 @@
                 <w:szCs w:val="26"/>
               </w:rPr>
             </w:pPr>
-            <w:r>
-              <w:rPr>
-                <w:rFonts w:ascii="Times New Roman" w:hAnsi="Times New Roman"/>
-                <w:sz w:val="26"/>
-              </w:rPr>
-            </w:r>
           </w:p>
         </w:tc>
         <w:tc>
@@ -10785,12 +9886,6 @@
                 <w:szCs w:val="26"/>
               </w:rPr>
             </w:pPr>
-            <w:r>
-              <w:rPr>
-                <w:rFonts w:ascii="Times New Roman" w:hAnsi="Times New Roman"/>
-                <w:sz w:val="26"/>
-              </w:rPr>
-            </w:r>
           </w:p>
         </w:tc>
         <w:tc>
@@ -10812,12 +9907,6 @@
                 <w:szCs w:val="26"/>
               </w:rPr>
             </w:pPr>
-            <w:r>
-              <w:rPr>
-                <w:rFonts w:ascii="Times New Roman" w:hAnsi="Times New Roman"/>
-                <w:sz w:val="26"/>
-              </w:rPr>
-            </w:r>
           </w:p>
         </w:tc>
         <w:tc>
@@ -10839,12 +9928,6 @@
                 <w:szCs w:val="26"/>
               </w:rPr>
             </w:pPr>
-            <w:r>
-              <w:rPr>
-                <w:rFonts w:ascii="Times New Roman" w:hAnsi="Times New Roman"/>
-                <w:sz w:val="26"/>
-              </w:rPr>
-            </w:r>
           </w:p>
         </w:tc>
       </w:tr>
@@ -10921,12 +10004,6 @@
                 <w:szCs w:val="26"/>
               </w:rPr>
             </w:pPr>
-            <w:r>
-              <w:rPr>
-                <w:rFonts w:ascii="Times New Roman" w:hAnsi="Times New Roman"/>
-                <w:sz w:val="26"/>
-              </w:rPr>
-            </w:r>
           </w:p>
         </w:tc>
         <w:tc>
@@ -10948,12 +10025,6 @@
                 <w:szCs w:val="26"/>
               </w:rPr>
             </w:pPr>
-            <w:r>
-              <w:rPr>
-                <w:rFonts w:ascii="Times New Roman" w:hAnsi="Times New Roman"/>
-                <w:sz w:val="26"/>
-              </w:rPr>
-            </w:r>
           </w:p>
         </w:tc>
         <w:tc>
@@ -10975,12 +10046,6 @@
                 <w:szCs w:val="26"/>
               </w:rPr>
             </w:pPr>
-            <w:r>
-              <w:rPr>
-                <w:rFonts w:ascii="Times New Roman" w:hAnsi="Times New Roman"/>
-                <w:sz w:val="26"/>
-              </w:rPr>
-            </w:r>
           </w:p>
         </w:tc>
         <w:tc>
@@ -11002,12 +10067,6 @@
                 <w:szCs w:val="26"/>
               </w:rPr>
             </w:pPr>
-            <w:r>
-              <w:rPr>
-                <w:rFonts w:ascii="Times New Roman" w:hAnsi="Times New Roman"/>
-                <w:sz w:val="26"/>
-              </w:rPr>
-            </w:r>
           </w:p>
         </w:tc>
         <w:tc>
@@ -11029,12 +10088,6 @@
                 <w:szCs w:val="26"/>
               </w:rPr>
             </w:pPr>
-            <w:r>
-              <w:rPr>
-                <w:rFonts w:ascii="Times New Roman" w:hAnsi="Times New Roman"/>
-                <w:sz w:val="26"/>
-              </w:rPr>
-            </w:r>
           </w:p>
         </w:tc>
       </w:tr>
@@ -11129,27 +10182,6 @@
               <w:br/>
               <w:t>…………………………………………………………………</w:t>
             </w:r>
-            <w:r>
-              <w:rPr>
-                <w:rFonts w:ascii="Times New Roman" w:hAnsi="Times New Roman" w:cs="Times New Roman"/>
-                <w:sz w:val="26"/>
-                <w:szCs w:val="26"/>
-              </w:rPr>
-            </w:r>
-            <w:r>
-              <w:rPr>
-                <w:rFonts w:ascii="Times New Roman" w:hAnsi="Times New Roman" w:cs="Times New Roman"/>
-                <w:sz w:val="26"/>
-                <w:szCs w:val="26"/>
-              </w:rPr>
-            </w:r>
-            <w:r>
-              <w:rPr>
-                <w:rFonts w:ascii="Times New Roman" w:hAnsi="Times New Roman" w:cs="Times New Roman"/>
-                <w:sz w:val="26"/>
-                <w:szCs w:val="26"/>
-              </w:rPr>
-            </w:r>
           </w:p>
         </w:tc>
         <w:tc>
@@ -11181,17 +10213,55 @@
               </w:rPr>
               <w:br/>
               <w:t>Tổ trưởng</w:t>
+            </w:r>
+          </w:p>
+          <w:p>
+            <w:pPr>
+              <w:jc w:val="center"/>
+              <w:rPr>
+                <w:rFonts w:ascii="Times New Roman" w:hAnsi="Times New Roman" w:cs="Times New Roman"/>
+                <w:sz w:val="26"/>
+                <w:szCs w:val="26"/>
+              </w:rPr>
+            </w:pPr>
+          </w:p>
+          <w:p>
+            <w:pPr>
+              <w:jc w:val="center"/>
+              <w:rPr>
+                <w:rFonts w:ascii="Times New Roman" w:hAnsi="Times New Roman" w:cs="Times New Roman"/>
+                <w:sz w:val="26"/>
+                <w:szCs w:val="26"/>
+              </w:rPr>
+            </w:pPr>
+          </w:p>
+          <w:p>
+            <w:pPr>
+              <w:jc w:val="center"/>
+              <w:rPr>
+                <w:rFonts w:ascii="Times New Roman" w:hAnsi="Times New Roman" w:cs="Times New Roman"/>
+                <w:sz w:val="26"/>
+                <w:szCs w:val="26"/>
+              </w:rPr>
+            </w:pPr>
+          </w:p>
+          <w:p>
+            <w:pPr>
+              <w:jc w:val="center"/>
+              <w:rPr>
+                <w:rFonts w:ascii="Times New Roman" w:hAnsi="Times New Roman" w:cs="Times New Roman"/>
+                <w:sz w:val="26"/>
+                <w:szCs w:val="26"/>
+              </w:rPr>
+            </w:pPr>
+            <w:r>
+              <w:rPr>
+                <w:rFonts w:ascii="Times New Roman" w:hAnsi="Times New Roman" w:cs="Times New Roman"/>
+                <w:sz w:val="26"/>
+                <w:szCs w:val="26"/>
+              </w:rPr>
               <w:br/>
               <w:t>Nguyễn Thị Ngọc</w:t>
-            </w:r>
-            <w:r>
-              <w:rPr>
-                <w:rFonts w:ascii="Times New Roman" w:hAnsi="Times New Roman" w:cs="Times New Roman"/>
-                <w:sz w:val="26"/>
-                <w:szCs w:val="26"/>
-              </w:rPr>
-              <w:br/>
-              <w:t>(Ký tên, đóng dấu)</w:t>
             </w:r>
           </w:p>
         </w:tc>
@@ -11220,6 +10290,7 @@
           <w:color w:val="000000"/>
           <w:szCs w:val="28"/>
         </w:rPr>
+        <w:lastRenderedPageBreak/>
         <w:t>Nhận xét của BGH hoặc tổ trưởng chuyên môn về tiến độ thực hiện chương trình</w:t>
       </w:r>
     </w:p>

--- a/Hệ thống mẫu văn bản/Nguyên đã làm/Lịch báo giảng/Lịch báo giảng - Tuần 04 (TTH+TH).docx
+++ b/Hệ thống mẫu văn bản/Nguyên đã làm/Lịch báo giảng/Lịch báo giảng - Tuần 04 (TTH+TH).docx
@@ -2,420 +2,6 @@
 <file path=word/document.xml><?xml version="1.0" encoding="utf-8"?>
 <w:document xmlns:wpc="http://schemas.microsoft.com/office/word/2010/wordprocessingCanvas" xmlns:cx="http://schemas.microsoft.com/office/drawing/2014/chartex" xmlns:cx1="http://schemas.microsoft.com/office/drawing/2015/9/8/chartex" xmlns:cx2="http://schemas.microsoft.com/office/drawing/2015/10/21/chartex" xmlns:cx3="http://schemas.microsoft.com/office/drawing/2016/5/9/chartex" xmlns:cx4="http://schemas.microsoft.com/office/drawing/2016/5/10/chartex" xmlns:cx5="http://schemas.microsoft.com/office/drawing/2016/5/11/chartex" xmlns:cx6="http://schemas.microsoft.com/office/drawing/2016/5/12/chartex" xmlns:cx7="http://schemas.microsoft.com/office/drawing/2016/5/13/chartex" xmlns:cx8="http://schemas.microsoft.com/office/drawing/2016/5/14/chartex" xmlns:mc="http://schemas.openxmlformats.org/markup-compatibility/2006" xmlns:aink="http://schemas.microsoft.com/office/drawing/2016/ink" xmlns:am3d="http://schemas.microsoft.com/office/drawing/2017/model3d" xmlns:o="urn:schemas-microsoft-com:office:office" xmlns:oel="http://schemas.microsoft.com/office/2019/extlst" xmlns:r="http://schemas.openxmlformats.org/officeDocument/2006/relationships" xmlns:m="http://schemas.openxmlformats.org/officeDocument/2006/math" xmlns:v="urn:schemas-microsoft-com:vml" xmlns:wp14="http://schemas.microsoft.com/office/word/2010/wordprocessingDrawing" xmlns:wp="http://schemas.openxmlformats.org/drawingml/2006/wordprocessingDrawing" xmlns:w10="urn:schemas-microsoft-com:office:word" xmlns:w="http://schemas.openxmlformats.org/wordprocessingml/2006/main" xmlns:w14="http://schemas.microsoft.com/office/word/2010/wordml" xmlns:w15="http://schemas.microsoft.com/office/word/2012/wordml" xmlns:w16cei="http://schemas.microsoft.com/office/word/2026/wordml/cei" xmlns:w16cex="http://schemas.microsoft.com/office/word/2018/wordml/cex" xmlns:w16cid="http://schemas.microsoft.com/office/word/2016/wordml/cid" xmlns:w16="http://schemas.microsoft.com/office/word/2018/wordml" xmlns:w16du="http://schemas.microsoft.com/office/word/2023/wordml/word16du" xmlns:w16sdtdh="http://schemas.microsoft.com/office/word/2020/wordml/sdtdatahash" xmlns:w16sdtfl="http://schemas.microsoft.com/office/word/2024/wordml/sdtformatlock" xmlns:w16se="http://schemas.microsoft.com/office/word/2015/wordml/symex" xmlns:wpg="http://schemas.microsoft.com/office/word/2010/wordprocessingGroup" xmlns:wpi="http://schemas.microsoft.com/office/word/2010/wordprocessingInk" xmlns:wne="http://schemas.microsoft.com/office/word/2006/wordml" xmlns:wps="http://schemas.microsoft.com/office/word/2010/wordprocessingShape" mc:Ignorable="w14 w15 w16se w16cid w16 w16cex w16sdtdh w16sdtfl w16du wp14">
   <w:body>
-    <w:tbl>
-      <w:tblPr>
-        <w:tblStyle w:val="TableGrid"/>
-        <w:tblW w:w="0" w:type="auto"/>
-        <w:tblInd w:w="279" w:type="dxa"/>
-        <w:tblBorders>
-          <w:top w:val="single" w:sz="4" w:space="0" w:color="000000"/>
-          <w:left w:val="single" w:sz="4" w:space="0" w:color="000000"/>
-          <w:bottom w:val="single" w:sz="4" w:space="0" w:color="000000"/>
-          <w:right w:val="single" w:sz="4" w:space="0" w:color="000000"/>
-          <w:insideH w:val="single" w:sz="4" w:space="0" w:color="000000"/>
-          <w:insideV w:val="single" w:sz="4" w:space="0" w:color="000000"/>
-        </w:tblBorders>
-        <w:tblLook w:val="04A0" w:firstRow="1" w:lastRow="0" w:firstColumn="1" w:lastColumn="0" w:noHBand="0" w:noVBand="1"/>
-      </w:tblPr>
-      <w:tblGrid>
-        <w:gridCol w:w="9072"/>
-      </w:tblGrid>
-      <w:tr>
-        <w:trPr>
-          <w:trHeight w:val="13555"/>
-        </w:trPr>
-        <w:tc>
-          <w:tcPr>
-            <w:tcW w:w="9072" w:type="dxa"/>
-          </w:tcPr>
-          <w:p>
-            <w:pPr>
-              <w:jc w:val="center"/>
-              <w:rPr>
-                <w:rFonts w:ascii="Times New Roman" w:hAnsi="Times New Roman" w:cs="Times New Roman"/>
-                <w:sz w:val="26"/>
-                <w:szCs w:val="26"/>
-              </w:rPr>
-            </w:pPr>
-            <w:r>
-              <w:rPr>
-                <w:rFonts w:ascii="Times New Roman" w:hAnsi="Times New Roman" w:cs="Times New Roman"/>
-                <w:sz w:val="26"/>
-                <w:szCs w:val="26"/>
-              </w:rPr>
-              <w:t>Họ và tên giáo viên: Đậu Đình Nguyên</w:t>
-            </w:r>
-            <w:r>
-              <w:rPr>
-                <w:rFonts w:ascii="Times New Roman" w:hAnsi="Times New Roman" w:cs="Times New Roman"/>
-                <w:sz w:val="26"/>
-                <w:szCs w:val="26"/>
-              </w:rPr>
-              <w:br/>
-              <w:t xml:space="preserve">Ngày/tháng/năm sinh: 20/03/2004             </w:t>
-            </w:r>
-            <w:r>
-              <w:rPr>
-                <w:rFonts w:ascii="Times New Roman" w:hAnsi="Times New Roman" w:cs="Times New Roman"/>
-                <w:sz w:val="26"/>
-                <w:szCs w:val="26"/>
-              </w:rPr>
-              <w:br/>
-              <w:t xml:space="preserve">Ngày/tháng/năm vào ngành:   </w:t>
-            </w:r>
-            <w:r>
-              <w:rPr>
-                <w:rFonts w:ascii="Times New Roman" w:hAnsi="Times New Roman" w:cs="Times New Roman"/>
-                <w:sz w:val="26"/>
-                <w:szCs w:val="26"/>
-              </w:rPr>
-              <w:br/>
-              <w:t xml:space="preserve">Hệ đào tạo: Sư phạm Tin học(dạy Tin bằng Tiếng Anh)                             </w:t>
-            </w:r>
-            <w:r>
-              <w:rPr>
-                <w:rFonts w:ascii="Times New Roman" w:hAnsi="Times New Roman" w:cs="Times New Roman"/>
-                <w:sz w:val="26"/>
-                <w:szCs w:val="26"/>
-              </w:rPr>
-              <w:br/>
-              <w:t>Chức vụ hiện nay: Giáo viên Tin học</w:t>
-            </w:r>
-            <w:r>
-              <w:rPr>
-                <w:rFonts w:ascii="Times New Roman" w:hAnsi="Times New Roman" w:cs="Times New Roman"/>
-                <w:sz w:val="26"/>
-                <w:szCs w:val="26"/>
-              </w:rPr>
-              <w:br/>
-            </w:r>
-            <w:r>
-              <w:rPr>
-                <w:rFonts w:ascii="Times New Roman" w:hAnsi="Times New Roman" w:cs="Times New Roman"/>
-                <w:sz w:val="26"/>
-                <w:szCs w:val="26"/>
-              </w:rPr>
-              <w:br/>
-            </w:r>
-            <w:r>
-              <w:rPr>
-                <w:rFonts w:ascii="Times New Roman" w:hAnsi="Times New Roman" w:cs="Times New Roman"/>
-                <w:sz w:val="26"/>
-                <w:szCs w:val="26"/>
-              </w:rPr>
-              <w:br/>
-            </w:r>
-          </w:p>
-          <w:p>
-            <w:pPr>
-              <w:jc w:val="center"/>
-              <w:rPr>
-                <w:rFonts w:ascii="Times New Roman" w:hAnsi="Times New Roman" w:cs="Times New Roman"/>
-              </w:rPr>
-            </w:pPr>
-            <w:r>
-              <w:rPr>
-                <w:rFonts w:ascii="Times New Roman" w:hAnsi="Times New Roman" w:cs="Times New Roman"/>
-              </w:rPr>
-              <w:br/>
-            </w:r>
-            <w:r>
-              <w:rPr>
-                <w:rFonts w:ascii="Times New Roman" w:hAnsi="Times New Roman" w:cs="Times New Roman"/>
-                <w:b/>
-                <w:bCs/>
-                <w:sz w:val="40"/>
-                <w:szCs w:val="40"/>
-              </w:rPr>
-              <w:t>CÔNG TÁC GIẢNG DẠY</w:t>
-            </w:r>
-            <w:r>
-              <w:rPr>
-                <w:rFonts w:ascii="Times New Roman" w:hAnsi="Times New Roman" w:cs="Times New Roman"/>
-                <w:b/>
-                <w:bCs/>
-                <w:sz w:val="40"/>
-                <w:szCs w:val="40"/>
-              </w:rPr>
-              <w:br/>
-            </w:r>
-            <w:r>
-              <w:rPr>
-                <w:rFonts w:ascii="Times New Roman" w:hAnsi="Times New Roman" w:cs="Times New Roman"/>
-                <w:sz w:val="26"/>
-                <w:szCs w:val="26"/>
-              </w:rPr>
-              <w:t>Lớp: Tiền tiểu học, Lớp 1, 2, 3, 4, 5, 6, 7, 8</w:t>
-            </w:r>
-            <w:r>
-              <w:rPr>
-                <w:rFonts w:ascii="Times New Roman" w:hAnsi="Times New Roman" w:cs="Times New Roman"/>
-              </w:rPr>
-              <w:br/>
-            </w:r>
-            <w:r>
-              <w:rPr>
-                <w:rFonts w:ascii="Times New Roman" w:hAnsi="Times New Roman" w:cs="Times New Roman"/>
-              </w:rPr>
-              <w:br/>
-            </w:r>
-          </w:p>
-          <w:p>
-            <w:pPr>
-              <w:jc w:val="center"/>
-              <w:rPr>
-                <w:rFonts w:ascii="Times New Roman" w:hAnsi="Times New Roman" w:cs="Times New Roman"/>
-              </w:rPr>
-            </w:pPr>
-          </w:p>
-          <w:p>
-            <w:pPr>
-              <w:jc w:val="center"/>
-              <w:rPr>
-                <w:rFonts w:ascii="Times New Roman" w:hAnsi="Times New Roman" w:cs="Times New Roman"/>
-              </w:rPr>
-            </w:pPr>
-          </w:p>
-          <w:p>
-            <w:pPr>
-              <w:jc w:val="center"/>
-              <w:rPr>
-                <w:rFonts w:ascii="Times New Roman" w:hAnsi="Times New Roman" w:cs="Times New Roman"/>
-              </w:rPr>
-            </w:pPr>
-            <w:r>
-              <w:rPr>
-                <w:rFonts w:ascii="Times New Roman" w:hAnsi="Times New Roman" w:cs="Times New Roman"/>
-              </w:rPr>
-              <w:br/>
-            </w:r>
-            <w:r>
-              <w:rPr>
-                <w:rFonts w:ascii="Times New Roman" w:hAnsi="Times New Roman" w:cs="Times New Roman"/>
-                <w:b/>
-                <w:bCs/>
-                <w:sz w:val="40"/>
-                <w:szCs w:val="40"/>
-              </w:rPr>
-              <w:t>CÔNG TÁC KHÁC</w:t>
-            </w:r>
-            <w:r>
-              <w:rPr>
-                <w:rFonts w:ascii="Times New Roman" w:hAnsi="Times New Roman" w:cs="Times New Roman"/>
-              </w:rPr>
-              <w:br/>
-            </w:r>
-            <w:r>
-              <w:rPr>
-                <w:rFonts w:ascii="Times New Roman" w:hAnsi="Times New Roman" w:cs="Times New Roman"/>
-                <w:sz w:val="26"/>
-                <w:szCs w:val="26"/>
-              </w:rPr>
-              <w:t xml:space="preserve">- Công tác chủ nhiệm </w:t>
-            </w:r>
-            <w:r>
-              <w:rPr>
-                <w:rFonts w:ascii="Times New Roman" w:hAnsi="Times New Roman" w:cs="Times New Roman"/>
-                <w:sz w:val="26"/>
-                <w:szCs w:val="26"/>
-              </w:rPr>
-              <w:br/>
-              <w:t>- Công tác bán trú</w:t>
-            </w:r>
-            <w:r>
-              <w:rPr>
-                <w:rFonts w:ascii="Times New Roman" w:hAnsi="Times New Roman" w:cs="Times New Roman"/>
-                <w:sz w:val="26"/>
-                <w:szCs w:val="26"/>
-              </w:rPr>
-              <w:br/>
-              <w:t>- Hoạt động sự kiện của lớp trong năm</w:t>
-            </w:r>
-            <w:r>
-              <w:rPr>
-                <w:rFonts w:ascii="Times New Roman" w:hAnsi="Times New Roman" w:cs="Times New Roman"/>
-                <w:sz w:val="26"/>
-                <w:szCs w:val="26"/>
-              </w:rPr>
-              <w:br/>
-            </w:r>
-            <w:r>
-              <w:rPr>
-                <w:rFonts w:ascii="Times New Roman" w:hAnsi="Times New Roman" w:cs="Times New Roman"/>
-                <w:sz w:val="26"/>
-                <w:szCs w:val="26"/>
-              </w:rPr>
-              <w:br/>
-            </w:r>
-            <w:r>
-              <w:rPr>
-                <w:rFonts w:ascii="Times New Roman" w:hAnsi="Times New Roman" w:cs="Times New Roman"/>
-                <w:sz w:val="26"/>
-                <w:szCs w:val="26"/>
-              </w:rPr>
-              <w:br/>
-            </w:r>
-            <w:r>
-              <w:rPr>
-                <w:rFonts w:ascii="Times New Roman" w:hAnsi="Times New Roman" w:cs="Times New Roman"/>
-                <w:sz w:val="26"/>
-                <w:szCs w:val="26"/>
-              </w:rPr>
-              <w:br/>
-              <w:t xml:space="preserve">         </w:t>
-            </w:r>
-            <w:r>
-              <w:rPr>
-                <w:rFonts w:ascii="Times New Roman" w:hAnsi="Times New Roman" w:cs="Times New Roman"/>
-                <w:sz w:val="26"/>
-                <w:szCs w:val="26"/>
-              </w:rPr>
-              <w:br/>
-            </w:r>
-            <w:r>
-              <w:rPr>
-                <w:rFonts w:ascii="Times New Roman" w:hAnsi="Times New Roman" w:cs="Times New Roman"/>
-                <w:sz w:val="26"/>
-                <w:szCs w:val="26"/>
-              </w:rPr>
-              <w:br/>
-            </w:r>
-            <w:r>
-              <w:rPr>
-                <w:rFonts w:ascii="Times New Roman" w:hAnsi="Times New Roman" w:cs="Times New Roman"/>
-                <w:sz w:val="26"/>
-                <w:szCs w:val="26"/>
-              </w:rPr>
-              <w:br/>
-            </w:r>
-            <w:r>
-              <w:rPr>
-                <w:rFonts w:ascii="Times New Roman" w:hAnsi="Times New Roman" w:cs="Times New Roman"/>
-                <w:sz w:val="26"/>
-                <w:szCs w:val="26"/>
-              </w:rPr>
-              <w:br/>
-            </w:r>
-            <w:r>
-              <w:rPr>
-                <w:rFonts w:ascii="Times New Roman" w:hAnsi="Times New Roman" w:cs="Times New Roman"/>
-                <w:sz w:val="26"/>
-                <w:szCs w:val="26"/>
-              </w:rPr>
-              <w:br/>
-            </w:r>
-            <w:r>
-              <w:rPr>
-                <w:rFonts w:ascii="Times New Roman" w:hAnsi="Times New Roman" w:cs="Times New Roman"/>
-                <w:sz w:val="26"/>
-                <w:szCs w:val="26"/>
-              </w:rPr>
-              <w:br/>
-              <w:t xml:space="preserve">                                                           </w:t>
-            </w:r>
-            <w:r>
-              <w:rPr>
-                <w:rFonts w:ascii="Times New Roman" w:hAnsi="Times New Roman" w:cs="Times New Roman"/>
-                <w:sz w:val="26"/>
-                <w:szCs w:val="26"/>
-              </w:rPr>
-              <w:br/>
-              <w:t xml:space="preserve"> </w:t>
-            </w:r>
-            <w:r>
-              <w:rPr>
-                <w:rFonts w:ascii="Times New Roman" w:hAnsi="Times New Roman" w:cs="Times New Roman"/>
-                <w:sz w:val="26"/>
-                <w:szCs w:val="26"/>
-              </w:rPr>
-              <w:t xml:space="preserve">                                                                 </w:t>
-            </w:r>
-            <w:r>
-              <w:rPr>
-                <w:rFonts w:ascii="Times New Roman" w:hAnsi="Times New Roman" w:cs="Times New Roman"/>
-                <w:sz w:val="26"/>
-                <w:szCs w:val="26"/>
-              </w:rPr>
-              <w:t xml:space="preserve"> Hà Nội, ngày..... tháng..... năm </w:t>
-            </w:r>
-            <w:r>
-              <w:rPr>
-                <w:rFonts w:ascii="Times New Roman" w:hAnsi="Times New Roman" w:cs="Times New Roman"/>
-                <w:sz w:val="26"/>
-                <w:szCs w:val="26"/>
-              </w:rPr>
-              <w:t>2026</w:t>
-            </w:r>
-            <w:r>
-              <w:rPr>
-                <w:rFonts w:ascii="Times New Roman" w:hAnsi="Times New Roman" w:cs="Times New Roman"/>
-                <w:sz w:val="26"/>
-                <w:szCs w:val="26"/>
-              </w:rPr>
-              <w:br/>
-              <w:t xml:space="preserve">                                                                           Hiệu trưởng</w:t>
-            </w:r>
-            <w:r>
-              <w:rPr>
-                <w:rFonts w:ascii="Times New Roman" w:hAnsi="Times New Roman" w:cs="Times New Roman"/>
-                <w:sz w:val="26"/>
-                <w:szCs w:val="26"/>
-              </w:rPr>
-              <w:br/>
-              <w:t xml:space="preserve">                                                                         (ký tên, đóng dấu)</w:t>
-            </w:r>
-            <w:r>
-              <w:rPr>
-                <w:rFonts w:ascii="Times New Roman" w:hAnsi="Times New Roman" w:cs="Times New Roman"/>
-                <w:sz w:val="26"/>
-                <w:szCs w:val="26"/>
-              </w:rPr>
-              <w:br/>
-            </w:r>
-            <w:r>
-              <w:rPr>
-                <w:rFonts w:ascii="Times New Roman" w:hAnsi="Times New Roman" w:cs="Times New Roman"/>
-              </w:rPr>
-              <w:br/>
-            </w:r>
-            <w:r>
-              <w:rPr>
-                <w:rFonts w:ascii="Times New Roman" w:hAnsi="Times New Roman" w:cs="Times New Roman"/>
-              </w:rPr>
-              <w:br/>
-            </w:r>
-            <w:r>
-              <w:rPr>
-                <w:rFonts w:ascii="Times New Roman" w:hAnsi="Times New Roman" w:cs="Times New Roman"/>
-              </w:rPr>
-              <w:br/>
-            </w:r>
-            <w:r>
-              <w:rPr>
-                <w:rFonts w:ascii="Times New Roman" w:hAnsi="Times New Roman" w:cs="Times New Roman"/>
-              </w:rPr>
-              <w:br/>
-            </w:r>
-            <w:r>
-              <w:rPr>
-                <w:rFonts w:ascii="Times New Roman" w:hAnsi="Times New Roman" w:cs="Times New Roman"/>
-              </w:rPr>
-              <w:br/>
-            </w:r>
-          </w:p>
-        </w:tc>
-      </w:tr>
-    </w:tbl>
-    <w:p>
-      <w:pPr>
-        <w:spacing w:after="0" w:line="240" w:lineRule="auto"/>
-        <w:rPr>
-          <w:color w:val="000000"/>
-          <w:sz w:val="32"/>
-          <w:szCs w:val="32"/>
-        </w:rPr>
-      </w:pPr>
-    </w:p>
     <w:p>
       <w:pPr>
         <w:spacing w:after="0"/>
@@ -808,6 +394,12 @@
                 <w:szCs w:val="26"/>
               </w:rPr>
             </w:pPr>
+            <w:r>
+              <w:rPr>
+                <w:rFonts w:ascii="Times New Roman" w:hAnsi="Times New Roman"/>
+                <w:sz w:val="26"/>
+              </w:rPr>
+            </w:r>
           </w:p>
         </w:tc>
         <w:tc>
@@ -829,6 +421,12 @@
                 <w:szCs w:val="26"/>
               </w:rPr>
             </w:pPr>
+            <w:r>
+              <w:rPr>
+                <w:rFonts w:ascii="Times New Roman" w:hAnsi="Times New Roman"/>
+                <w:sz w:val="26"/>
+              </w:rPr>
+            </w:r>
           </w:p>
         </w:tc>
         <w:tc>
@@ -850,6 +448,12 @@
                 <w:szCs w:val="26"/>
               </w:rPr>
             </w:pPr>
+            <w:r>
+              <w:rPr>
+                <w:rFonts w:ascii="Times New Roman" w:hAnsi="Times New Roman"/>
+                <w:sz w:val="26"/>
+              </w:rPr>
+            </w:r>
           </w:p>
         </w:tc>
         <w:tc>
@@ -871,6 +475,12 @@
                 <w:szCs w:val="26"/>
               </w:rPr>
             </w:pPr>
+            <w:r>
+              <w:rPr>
+                <w:rFonts w:ascii="Times New Roman" w:hAnsi="Times New Roman"/>
+                <w:sz w:val="26"/>
+              </w:rPr>
+            </w:r>
           </w:p>
         </w:tc>
         <w:tc>
@@ -892,6 +502,12 @@
                 <w:szCs w:val="26"/>
               </w:rPr>
             </w:pPr>
+            <w:r>
+              <w:rPr>
+                <w:rFonts w:ascii="Times New Roman" w:hAnsi="Times New Roman"/>
+                <w:sz w:val="26"/>
+              </w:rPr>
+            </w:r>
           </w:p>
         </w:tc>
       </w:tr>
@@ -969,6 +585,12 @@
                 <w:szCs w:val="26"/>
               </w:rPr>
             </w:pPr>
+            <w:r>
+              <w:rPr>
+                <w:rFonts w:ascii="Times New Roman" w:hAnsi="Times New Roman"/>
+                <w:sz w:val="26"/>
+              </w:rPr>
+            </w:r>
           </w:p>
         </w:tc>
         <w:tc>
@@ -990,6 +612,12 @@
                 <w:szCs w:val="26"/>
               </w:rPr>
             </w:pPr>
+            <w:r>
+              <w:rPr>
+                <w:rFonts w:ascii="Times New Roman" w:hAnsi="Times New Roman"/>
+                <w:sz w:val="26"/>
+              </w:rPr>
+            </w:r>
           </w:p>
         </w:tc>
         <w:tc>
@@ -1011,6 +639,12 @@
                 <w:szCs w:val="26"/>
               </w:rPr>
             </w:pPr>
+            <w:r>
+              <w:rPr>
+                <w:rFonts w:ascii="Times New Roman" w:hAnsi="Times New Roman"/>
+                <w:sz w:val="26"/>
+              </w:rPr>
+            </w:r>
           </w:p>
         </w:tc>
         <w:tc>
@@ -1032,6 +666,12 @@
                 <w:szCs w:val="26"/>
               </w:rPr>
             </w:pPr>
+            <w:r>
+              <w:rPr>
+                <w:rFonts w:ascii="Times New Roman" w:hAnsi="Times New Roman"/>
+                <w:sz w:val="26"/>
+              </w:rPr>
+            </w:r>
           </w:p>
         </w:tc>
         <w:tc>
@@ -1053,6 +693,12 @@
                 <w:szCs w:val="26"/>
               </w:rPr>
             </w:pPr>
+            <w:r>
+              <w:rPr>
+                <w:rFonts w:ascii="Times New Roman" w:hAnsi="Times New Roman"/>
+                <w:sz w:val="26"/>
+              </w:rPr>
+            </w:r>
           </w:p>
         </w:tc>
       </w:tr>
@@ -1527,6 +1173,12 @@
                 <w:szCs w:val="26"/>
               </w:rPr>
             </w:pPr>
+            <w:r>
+              <w:rPr>
+                <w:rFonts w:ascii="Times New Roman" w:hAnsi="Times New Roman"/>
+                <w:sz w:val="26"/>
+              </w:rPr>
+            </w:r>
           </w:p>
         </w:tc>
         <w:tc>
@@ -1548,6 +1200,12 @@
                 <w:szCs w:val="26"/>
               </w:rPr>
             </w:pPr>
+            <w:r>
+              <w:rPr>
+                <w:rFonts w:ascii="Times New Roman" w:hAnsi="Times New Roman"/>
+                <w:sz w:val="26"/>
+              </w:rPr>
+            </w:r>
           </w:p>
         </w:tc>
         <w:tc>
@@ -1569,6 +1227,12 @@
                 <w:szCs w:val="26"/>
               </w:rPr>
             </w:pPr>
+            <w:r>
+              <w:rPr>
+                <w:rFonts w:ascii="Times New Roman" w:hAnsi="Times New Roman"/>
+                <w:sz w:val="26"/>
+              </w:rPr>
+            </w:r>
           </w:p>
         </w:tc>
         <w:tc>
@@ -1590,6 +1254,12 @@
                 <w:szCs w:val="26"/>
               </w:rPr>
             </w:pPr>
+            <w:r>
+              <w:rPr>
+                <w:rFonts w:ascii="Times New Roman" w:hAnsi="Times New Roman"/>
+                <w:sz w:val="26"/>
+              </w:rPr>
+            </w:r>
           </w:p>
         </w:tc>
         <w:tc>
@@ -1611,6 +1281,12 @@
                 <w:szCs w:val="26"/>
               </w:rPr>
             </w:pPr>
+            <w:r>
+              <w:rPr>
+                <w:rFonts w:ascii="Times New Roman" w:hAnsi="Times New Roman"/>
+                <w:sz w:val="26"/>
+              </w:rPr>
+            </w:r>
           </w:p>
         </w:tc>
       </w:tr>
@@ -1892,6 +1568,12 @@
                 <w:szCs w:val="26"/>
               </w:rPr>
             </w:pPr>
+            <w:r>
+              <w:rPr>
+                <w:rFonts w:ascii="Times New Roman" w:hAnsi="Times New Roman"/>
+                <w:sz w:val="26"/>
+              </w:rPr>
+            </w:r>
           </w:p>
         </w:tc>
         <w:tc>
@@ -1913,6 +1595,12 @@
                 <w:szCs w:val="26"/>
               </w:rPr>
             </w:pPr>
+            <w:r>
+              <w:rPr>
+                <w:rFonts w:ascii="Times New Roman" w:hAnsi="Times New Roman"/>
+                <w:sz w:val="26"/>
+              </w:rPr>
+            </w:r>
           </w:p>
         </w:tc>
         <w:tc>
@@ -1934,6 +1622,12 @@
                 <w:szCs w:val="26"/>
               </w:rPr>
             </w:pPr>
+            <w:r>
+              <w:rPr>
+                <w:rFonts w:ascii="Times New Roman" w:hAnsi="Times New Roman"/>
+                <w:sz w:val="26"/>
+              </w:rPr>
+            </w:r>
           </w:p>
         </w:tc>
         <w:tc>
@@ -1955,6 +1649,12 @@
                 <w:szCs w:val="26"/>
               </w:rPr>
             </w:pPr>
+            <w:r>
+              <w:rPr>
+                <w:rFonts w:ascii="Times New Roman" w:hAnsi="Times New Roman"/>
+                <w:sz w:val="26"/>
+              </w:rPr>
+            </w:r>
           </w:p>
         </w:tc>
         <w:tc>
@@ -1976,6 +1676,12 @@
                 <w:szCs w:val="26"/>
               </w:rPr>
             </w:pPr>
+            <w:r>
+              <w:rPr>
+                <w:rFonts w:ascii="Times New Roman" w:hAnsi="Times New Roman"/>
+                <w:sz w:val="26"/>
+              </w:rPr>
+            </w:r>
           </w:p>
         </w:tc>
       </w:tr>
@@ -2148,7 +1854,7 @@
                 <w:sz w:val="26"/>
                 <w:szCs w:val="26"/>
               </w:rPr>
-              <w:t>Bài 3: Tìm kiếm thông tin trong giải quyết vấn đề</w:t>
+              <w:t>Bài 2: Tìm kiếm thông tin trên website (Tiết 1)</w:t>
             </w:r>
           </w:p>
         </w:tc>
@@ -2351,7 +2057,7 @@
                 <w:sz w:val="26"/>
                 <w:szCs w:val="26"/>
               </w:rPr>
-              <w:t>Bài 4: Cây thư mục</w:t>
+              <w:t>Bài 2: Tìm kiếm thông tin trên website (Tiết 2)</w:t>
             </w:r>
           </w:p>
         </w:tc>
@@ -2461,6 +2167,12 @@
                 <w:szCs w:val="26"/>
               </w:rPr>
             </w:pPr>
+            <w:r>
+              <w:rPr>
+                <w:rFonts w:ascii="Times New Roman" w:hAnsi="Times New Roman"/>
+                <w:sz w:val="26"/>
+              </w:rPr>
+            </w:r>
           </w:p>
         </w:tc>
         <w:tc>
@@ -2482,6 +2194,12 @@
                 <w:szCs w:val="26"/>
               </w:rPr>
             </w:pPr>
+            <w:r>
+              <w:rPr>
+                <w:rFonts w:ascii="Times New Roman" w:hAnsi="Times New Roman"/>
+                <w:sz w:val="26"/>
+              </w:rPr>
+            </w:r>
           </w:p>
         </w:tc>
         <w:tc>
@@ -2503,6 +2221,12 @@
                 <w:szCs w:val="26"/>
               </w:rPr>
             </w:pPr>
+            <w:r>
+              <w:rPr>
+                <w:rFonts w:ascii="Times New Roman" w:hAnsi="Times New Roman"/>
+                <w:sz w:val="26"/>
+              </w:rPr>
+            </w:r>
           </w:p>
         </w:tc>
         <w:tc>
@@ -2524,6 +2248,12 @@
                 <w:szCs w:val="26"/>
               </w:rPr>
             </w:pPr>
+            <w:r>
+              <w:rPr>
+                <w:rFonts w:ascii="Times New Roman" w:hAnsi="Times New Roman"/>
+                <w:sz w:val="26"/>
+              </w:rPr>
+            </w:r>
           </w:p>
         </w:tc>
         <w:tc>
@@ -2545,6 +2275,12 @@
                 <w:szCs w:val="26"/>
               </w:rPr>
             </w:pPr>
+            <w:r>
+              <w:rPr>
+                <w:rFonts w:ascii="Times New Roman" w:hAnsi="Times New Roman"/>
+                <w:sz w:val="26"/>
+              </w:rPr>
+            </w:r>
           </w:p>
         </w:tc>
       </w:tr>
@@ -2628,6 +2364,12 @@
                 <w:szCs w:val="26"/>
               </w:rPr>
             </w:pPr>
+            <w:r>
+              <w:rPr>
+                <w:rFonts w:ascii="Times New Roman" w:hAnsi="Times New Roman"/>
+                <w:sz w:val="26"/>
+              </w:rPr>
+            </w:r>
           </w:p>
         </w:tc>
         <w:tc>
@@ -2649,6 +2391,12 @@
                 <w:szCs w:val="26"/>
               </w:rPr>
             </w:pPr>
+            <w:r>
+              <w:rPr>
+                <w:rFonts w:ascii="Times New Roman" w:hAnsi="Times New Roman"/>
+                <w:sz w:val="26"/>
+              </w:rPr>
+            </w:r>
           </w:p>
         </w:tc>
         <w:tc>
@@ -2670,6 +2418,12 @@
                 <w:szCs w:val="26"/>
               </w:rPr>
             </w:pPr>
+            <w:r>
+              <w:rPr>
+                <w:rFonts w:ascii="Times New Roman" w:hAnsi="Times New Roman"/>
+                <w:sz w:val="26"/>
+              </w:rPr>
+            </w:r>
           </w:p>
         </w:tc>
         <w:tc>
@@ -2691,6 +2445,12 @@
                 <w:szCs w:val="26"/>
               </w:rPr>
             </w:pPr>
+            <w:r>
+              <w:rPr>
+                <w:rFonts w:ascii="Times New Roman" w:hAnsi="Times New Roman"/>
+                <w:sz w:val="26"/>
+              </w:rPr>
+            </w:r>
           </w:p>
         </w:tc>
         <w:tc>
@@ -2712,6 +2472,12 @@
                 <w:szCs w:val="26"/>
               </w:rPr>
             </w:pPr>
+            <w:r>
+              <w:rPr>
+                <w:rFonts w:ascii="Times New Roman" w:hAnsi="Times New Roman"/>
+                <w:sz w:val="26"/>
+              </w:rPr>
+            </w:r>
           </w:p>
         </w:tc>
       </w:tr>
@@ -2994,6 +2760,12 @@
                 <w:szCs w:val="26"/>
               </w:rPr>
             </w:pPr>
+            <w:r>
+              <w:rPr>
+                <w:rFonts w:ascii="Times New Roman" w:hAnsi="Times New Roman"/>
+                <w:sz w:val="26"/>
+              </w:rPr>
+            </w:r>
           </w:p>
         </w:tc>
         <w:tc>
@@ -3015,6 +2787,12 @@
                 <w:szCs w:val="26"/>
               </w:rPr>
             </w:pPr>
+            <w:r>
+              <w:rPr>
+                <w:rFonts w:ascii="Times New Roman" w:hAnsi="Times New Roman"/>
+                <w:sz w:val="26"/>
+              </w:rPr>
+            </w:r>
           </w:p>
         </w:tc>
         <w:tc>
@@ -3036,6 +2814,12 @@
                 <w:szCs w:val="26"/>
               </w:rPr>
             </w:pPr>
+            <w:r>
+              <w:rPr>
+                <w:rFonts w:ascii="Times New Roman" w:hAnsi="Times New Roman"/>
+                <w:sz w:val="26"/>
+              </w:rPr>
+            </w:r>
           </w:p>
         </w:tc>
         <w:tc>
@@ -3057,6 +2841,12 @@
                 <w:szCs w:val="26"/>
               </w:rPr>
             </w:pPr>
+            <w:r>
+              <w:rPr>
+                <w:rFonts w:ascii="Times New Roman" w:hAnsi="Times New Roman"/>
+                <w:sz w:val="26"/>
+              </w:rPr>
+            </w:r>
           </w:p>
         </w:tc>
         <w:tc>
@@ -3078,6 +2868,12 @@
                 <w:szCs w:val="26"/>
               </w:rPr>
             </w:pPr>
+            <w:r>
+              <w:rPr>
+                <w:rFonts w:ascii="Times New Roman" w:hAnsi="Times New Roman"/>
+                <w:sz w:val="26"/>
+              </w:rPr>
+            </w:r>
           </w:p>
         </w:tc>
       </w:tr>
@@ -3250,7 +3046,7 @@
                 <w:sz w:val="26"/>
                 <w:szCs w:val="26"/>
               </w:rPr>
-              <w:t>Bài 3: Máy tính và em</w:t>
+              <w:t>Bài 2: Xử lí thông tin (Tiết 1)</w:t>
             </w:r>
           </w:p>
         </w:tc>
@@ -3360,6 +3156,12 @@
                 <w:szCs w:val="26"/>
               </w:rPr>
             </w:pPr>
+            <w:r>
+              <w:rPr>
+                <w:rFonts w:ascii="Times New Roman" w:hAnsi="Times New Roman"/>
+                <w:sz w:val="26"/>
+              </w:rPr>
+            </w:r>
           </w:p>
         </w:tc>
         <w:tc>
@@ -3381,6 +3183,12 @@
                 <w:szCs w:val="26"/>
               </w:rPr>
             </w:pPr>
+            <w:r>
+              <w:rPr>
+                <w:rFonts w:ascii="Times New Roman" w:hAnsi="Times New Roman"/>
+                <w:sz w:val="26"/>
+              </w:rPr>
+            </w:r>
           </w:p>
         </w:tc>
         <w:tc>
@@ -3402,6 +3210,12 @@
                 <w:szCs w:val="26"/>
               </w:rPr>
             </w:pPr>
+            <w:r>
+              <w:rPr>
+                <w:rFonts w:ascii="Times New Roman" w:hAnsi="Times New Roman"/>
+                <w:sz w:val="26"/>
+              </w:rPr>
+            </w:r>
           </w:p>
         </w:tc>
         <w:tc>
@@ -3423,6 +3237,12 @@
                 <w:szCs w:val="26"/>
               </w:rPr>
             </w:pPr>
+            <w:r>
+              <w:rPr>
+                <w:rFonts w:ascii="Times New Roman" w:hAnsi="Times New Roman"/>
+                <w:sz w:val="26"/>
+              </w:rPr>
+            </w:r>
           </w:p>
         </w:tc>
         <w:tc>
@@ -3444,6 +3264,12 @@
                 <w:szCs w:val="26"/>
               </w:rPr>
             </w:pPr>
+            <w:r>
+              <w:rPr>
+                <w:rFonts w:ascii="Times New Roman" w:hAnsi="Times New Roman"/>
+                <w:sz w:val="26"/>
+              </w:rPr>
+            </w:r>
           </w:p>
         </w:tc>
       </w:tr>
@@ -3933,6 +3759,12 @@
                 <w:szCs w:val="26"/>
               </w:rPr>
             </w:pPr>
+            <w:r>
+              <w:rPr>
+                <w:rFonts w:ascii="Times New Roman" w:hAnsi="Times New Roman"/>
+                <w:sz w:val="26"/>
+              </w:rPr>
+            </w:r>
           </w:p>
         </w:tc>
         <w:tc>
@@ -3954,6 +3786,12 @@
                 <w:szCs w:val="26"/>
               </w:rPr>
             </w:pPr>
+            <w:r>
+              <w:rPr>
+                <w:rFonts w:ascii="Times New Roman" w:hAnsi="Times New Roman"/>
+                <w:sz w:val="26"/>
+              </w:rPr>
+            </w:r>
           </w:p>
         </w:tc>
         <w:tc>
@@ -3975,6 +3813,12 @@
                 <w:szCs w:val="26"/>
               </w:rPr>
             </w:pPr>
+            <w:r>
+              <w:rPr>
+                <w:rFonts w:ascii="Times New Roman" w:hAnsi="Times New Roman"/>
+                <w:sz w:val="26"/>
+              </w:rPr>
+            </w:r>
           </w:p>
         </w:tc>
         <w:tc>
@@ -3996,6 +3840,12 @@
                 <w:szCs w:val="26"/>
               </w:rPr>
             </w:pPr>
+            <w:r>
+              <w:rPr>
+                <w:rFonts w:ascii="Times New Roman" w:hAnsi="Times New Roman"/>
+                <w:sz w:val="26"/>
+              </w:rPr>
+            </w:r>
           </w:p>
         </w:tc>
         <w:tc>
@@ -4017,6 +3867,12 @@
                 <w:szCs w:val="26"/>
               </w:rPr>
             </w:pPr>
+            <w:r>
+              <w:rPr>
+                <w:rFonts w:ascii="Times New Roman" w:hAnsi="Times New Roman"/>
+                <w:sz w:val="26"/>
+              </w:rPr>
+            </w:r>
           </w:p>
         </w:tc>
       </w:tr>
@@ -4299,6 +4155,12 @@
                 <w:szCs w:val="26"/>
               </w:rPr>
             </w:pPr>
+            <w:r>
+              <w:rPr>
+                <w:rFonts w:ascii="Times New Roman" w:hAnsi="Times New Roman"/>
+                <w:sz w:val="26"/>
+              </w:rPr>
+            </w:r>
           </w:p>
         </w:tc>
         <w:tc>
@@ -4320,6 +4182,12 @@
                 <w:szCs w:val="26"/>
               </w:rPr>
             </w:pPr>
+            <w:r>
+              <w:rPr>
+                <w:rFonts w:ascii="Times New Roman" w:hAnsi="Times New Roman"/>
+                <w:sz w:val="26"/>
+              </w:rPr>
+            </w:r>
           </w:p>
         </w:tc>
         <w:tc>
@@ -4341,6 +4209,12 @@
                 <w:szCs w:val="26"/>
               </w:rPr>
             </w:pPr>
+            <w:r>
+              <w:rPr>
+                <w:rFonts w:ascii="Times New Roman" w:hAnsi="Times New Roman"/>
+                <w:sz w:val="26"/>
+              </w:rPr>
+            </w:r>
           </w:p>
         </w:tc>
         <w:tc>
@@ -4362,6 +4236,12 @@
                 <w:szCs w:val="26"/>
               </w:rPr>
             </w:pPr>
+            <w:r>
+              <w:rPr>
+                <w:rFonts w:ascii="Times New Roman" w:hAnsi="Times New Roman"/>
+                <w:sz w:val="26"/>
+              </w:rPr>
+            </w:r>
           </w:p>
         </w:tc>
         <w:tc>
@@ -4383,6 +4263,12 @@
                 <w:szCs w:val="26"/>
               </w:rPr>
             </w:pPr>
+            <w:r>
+              <w:rPr>
+                <w:rFonts w:ascii="Times New Roman" w:hAnsi="Times New Roman"/>
+                <w:sz w:val="26"/>
+              </w:rPr>
+            </w:r>
           </w:p>
         </w:tc>
       </w:tr>
@@ -4499,7 +4385,7 @@
                 <w:rFonts w:ascii="Times New Roman" w:hAnsi="Times New Roman"/>
                 <w:sz w:val="26"/>
               </w:rPr>
-              <w:t>Robotics</w:t>
+              <w:t>Tin học</w:t>
             </w:r>
           </w:p>
         </w:tc>
@@ -4527,7 +4413,7 @@
                 <w:rFonts w:ascii="Times New Roman" w:hAnsi="Times New Roman"/>
                 <w:sz w:val="26"/>
               </w:rPr>
-              <w:t>3C1</w:t>
+              <w:t>2A1</w:t>
             </w:r>
           </w:p>
         </w:tc>
@@ -4555,7 +4441,7 @@
                 <w:rFonts w:ascii="Times New Roman" w:hAnsi="Times New Roman"/>
                 <w:sz w:val="26"/>
               </w:rPr>
-              <w:t>Bài 3. Sự phản xạ ánh sáng</w:t>
+              <w:t>Bàn phím và gõ câu ngắn</w:t>
             </w:r>
           </w:p>
         </w:tc>
@@ -4583,7 +4469,7 @@
                 <w:rFonts w:ascii="Times New Roman" w:hAnsi="Times New Roman"/>
                 <w:sz w:val="26"/>
               </w:rPr>
-              <w:t>Bộ Kit Robotics</w:t>
+              <w:t>Phòng Tin học</w:t>
             </w:r>
           </w:p>
         </w:tc>
@@ -4661,6 +4547,14 @@
                 <w:szCs w:val="26"/>
               </w:rPr>
             </w:pPr>
+            <w:r>
+              <w:rPr>
+                <w:rFonts w:ascii="Times New Roman" w:hAnsi="Times New Roman" w:cs="Times New Roman"/>
+                <w:sz w:val="26"/>
+                <w:szCs w:val="26"/>
+              </w:rPr>
+              <w:t>3</w:t>
+            </w:r>
           </w:p>
         </w:tc>
         <w:tc>
@@ -4682,6 +4576,14 @@
                 <w:szCs w:val="26"/>
               </w:rPr>
             </w:pPr>
+            <w:r>
+              <w:rPr>
+                <w:rFonts w:ascii="Times New Roman" w:hAnsi="Times New Roman" w:cs="Times New Roman"/>
+                <w:sz w:val="26"/>
+                <w:szCs w:val="26"/>
+              </w:rPr>
+              <w:t>Robotics</w:t>
+            </w:r>
           </w:p>
         </w:tc>
         <w:tc>
@@ -4703,6 +4605,14 @@
                 <w:szCs w:val="26"/>
               </w:rPr>
             </w:pPr>
+            <w:r>
+              <w:rPr>
+                <w:rFonts w:ascii="Times New Roman" w:hAnsi="Times New Roman" w:cs="Times New Roman"/>
+                <w:sz w:val="26"/>
+                <w:szCs w:val="26"/>
+              </w:rPr>
+              <w:t>3C1</w:t>
+            </w:r>
           </w:p>
         </w:tc>
         <w:tc>
@@ -4724,6 +4634,14 @@
                 <w:szCs w:val="26"/>
               </w:rPr>
             </w:pPr>
+            <w:r>
+              <w:rPr>
+                <w:rFonts w:ascii="Times New Roman" w:hAnsi="Times New Roman" w:cs="Times New Roman"/>
+                <w:sz w:val="26"/>
+                <w:szCs w:val="26"/>
+              </w:rPr>
+              <w:t>Bài 3. Sự phản xạ ánh sáng</w:t>
+            </w:r>
           </w:p>
         </w:tc>
         <w:tc>
@@ -4745,6 +4663,14 @@
                 <w:szCs w:val="26"/>
               </w:rPr>
             </w:pPr>
+            <w:r>
+              <w:rPr>
+                <w:rFonts w:ascii="Times New Roman" w:hAnsi="Times New Roman" w:cs="Times New Roman"/>
+                <w:sz w:val="26"/>
+                <w:szCs w:val="26"/>
+              </w:rPr>
+              <w:t>Bộ Kit Robotics</w:t>
+            </w:r>
           </w:p>
         </w:tc>
       </w:tr>
@@ -4821,6 +4747,13 @@
                 <w:szCs w:val="26"/>
               </w:rPr>
             </w:pPr>
+            <w:r>
+              <w:rPr>
+                <w:rFonts w:ascii="Times New Roman" w:hAnsi="Times New Roman" w:cs="Times New Roman"/>
+                <w:sz w:val="26"/>
+                <w:szCs w:val="26"/>
+              </w:rPr>
+            </w:r>
           </w:p>
         </w:tc>
         <w:tc>
@@ -4842,6 +4775,13 @@
                 <w:szCs w:val="26"/>
               </w:rPr>
             </w:pPr>
+            <w:r>
+              <w:rPr>
+                <w:rFonts w:ascii="Times New Roman" w:hAnsi="Times New Roman" w:cs="Times New Roman"/>
+                <w:sz w:val="26"/>
+                <w:szCs w:val="26"/>
+              </w:rPr>
+            </w:r>
           </w:p>
         </w:tc>
         <w:tc>
@@ -4863,6 +4803,13 @@
                 <w:szCs w:val="26"/>
               </w:rPr>
             </w:pPr>
+            <w:r>
+              <w:rPr>
+                <w:rFonts w:ascii="Times New Roman" w:hAnsi="Times New Roman" w:cs="Times New Roman"/>
+                <w:sz w:val="26"/>
+                <w:szCs w:val="26"/>
+              </w:rPr>
+            </w:r>
           </w:p>
         </w:tc>
         <w:tc>
@@ -4884,6 +4831,13 @@
                 <w:szCs w:val="26"/>
               </w:rPr>
             </w:pPr>
+            <w:r>
+              <w:rPr>
+                <w:rFonts w:ascii="Times New Roman" w:hAnsi="Times New Roman" w:cs="Times New Roman"/>
+                <w:sz w:val="26"/>
+                <w:szCs w:val="26"/>
+              </w:rPr>
+            </w:r>
           </w:p>
         </w:tc>
         <w:tc>
@@ -4905,6 +4859,13 @@
                 <w:szCs w:val="26"/>
               </w:rPr>
             </w:pPr>
+            <w:r>
+              <w:rPr>
+                <w:rFonts w:ascii="Times New Roman" w:hAnsi="Times New Roman" w:cs="Times New Roman"/>
+                <w:sz w:val="26"/>
+                <w:szCs w:val="26"/>
+              </w:rPr>
+            </w:r>
           </w:p>
         </w:tc>
       </w:tr>
@@ -4981,6 +4942,13 @@
                 <w:szCs w:val="26"/>
               </w:rPr>
             </w:pPr>
+            <w:r>
+              <w:rPr>
+                <w:rFonts w:ascii="Times New Roman" w:hAnsi="Times New Roman" w:cs="Times New Roman"/>
+                <w:sz w:val="26"/>
+                <w:szCs w:val="26"/>
+              </w:rPr>
+            </w:r>
           </w:p>
         </w:tc>
         <w:tc>
@@ -5002,6 +4970,13 @@
                 <w:szCs w:val="26"/>
               </w:rPr>
             </w:pPr>
+            <w:r>
+              <w:rPr>
+                <w:rFonts w:ascii="Times New Roman" w:hAnsi="Times New Roman" w:cs="Times New Roman"/>
+                <w:sz w:val="26"/>
+                <w:szCs w:val="26"/>
+              </w:rPr>
+            </w:r>
           </w:p>
         </w:tc>
         <w:tc>
@@ -5023,6 +4998,13 @@
                 <w:szCs w:val="26"/>
               </w:rPr>
             </w:pPr>
+            <w:r>
+              <w:rPr>
+                <w:rFonts w:ascii="Times New Roman" w:hAnsi="Times New Roman" w:cs="Times New Roman"/>
+                <w:sz w:val="26"/>
+                <w:szCs w:val="26"/>
+              </w:rPr>
+            </w:r>
           </w:p>
         </w:tc>
         <w:tc>
@@ -5044,6 +5026,13 @@
                 <w:szCs w:val="26"/>
               </w:rPr>
             </w:pPr>
+            <w:r>
+              <w:rPr>
+                <w:rFonts w:ascii="Times New Roman" w:hAnsi="Times New Roman" w:cs="Times New Roman"/>
+                <w:sz w:val="26"/>
+                <w:szCs w:val="26"/>
+              </w:rPr>
+            </w:r>
           </w:p>
         </w:tc>
         <w:tc>
@@ -5065,6 +5054,13 @@
                 <w:szCs w:val="26"/>
               </w:rPr>
             </w:pPr>
+            <w:r>
+              <w:rPr>
+                <w:rFonts w:ascii="Times New Roman" w:hAnsi="Times New Roman" w:cs="Times New Roman"/>
+                <w:sz w:val="26"/>
+                <w:szCs w:val="26"/>
+              </w:rPr>
+            </w:r>
           </w:p>
         </w:tc>
       </w:tr>
@@ -5141,6 +5137,13 @@
                 <w:szCs w:val="26"/>
               </w:rPr>
             </w:pPr>
+            <w:r>
+              <w:rPr>
+                <w:rFonts w:ascii="Times New Roman" w:hAnsi="Times New Roman" w:cs="Times New Roman"/>
+                <w:sz w:val="26"/>
+                <w:szCs w:val="26"/>
+              </w:rPr>
+            </w:r>
           </w:p>
         </w:tc>
         <w:tc>
@@ -5162,6 +5165,13 @@
                 <w:szCs w:val="26"/>
               </w:rPr>
             </w:pPr>
+            <w:r>
+              <w:rPr>
+                <w:rFonts w:ascii="Times New Roman" w:hAnsi="Times New Roman" w:cs="Times New Roman"/>
+                <w:sz w:val="26"/>
+                <w:szCs w:val="26"/>
+              </w:rPr>
+            </w:r>
           </w:p>
         </w:tc>
         <w:tc>
@@ -5183,6 +5193,13 @@
                 <w:szCs w:val="26"/>
               </w:rPr>
             </w:pPr>
+            <w:r>
+              <w:rPr>
+                <w:rFonts w:ascii="Times New Roman" w:hAnsi="Times New Roman" w:cs="Times New Roman"/>
+                <w:sz w:val="26"/>
+                <w:szCs w:val="26"/>
+              </w:rPr>
+            </w:r>
           </w:p>
         </w:tc>
         <w:tc>
@@ -5204,6 +5221,13 @@
                 <w:szCs w:val="26"/>
               </w:rPr>
             </w:pPr>
+            <w:r>
+              <w:rPr>
+                <w:rFonts w:ascii="Times New Roman" w:hAnsi="Times New Roman" w:cs="Times New Roman"/>
+                <w:sz w:val="26"/>
+                <w:szCs w:val="26"/>
+              </w:rPr>
+            </w:r>
           </w:p>
         </w:tc>
         <w:tc>
@@ -5225,6 +5249,13 @@
                 <w:szCs w:val="26"/>
               </w:rPr>
             </w:pPr>
+            <w:r>
+              <w:rPr>
+                <w:rFonts w:ascii="Times New Roman" w:hAnsi="Times New Roman" w:cs="Times New Roman"/>
+                <w:sz w:val="26"/>
+                <w:szCs w:val="26"/>
+              </w:rPr>
+            </w:r>
           </w:p>
         </w:tc>
       </w:tr>
@@ -5345,72 +5376,39 @@
             </w:pPr>
             <w:r>
               <w:rPr>
-                <w:rFonts w:ascii="Times New Roman" w:hAnsi="Times New Roman" w:cs="Times New Roman"/>
-                <w:sz w:val="26"/>
-                <w:szCs w:val="26"/>
+                <w:rFonts w:ascii="Times New Roman" w:hAnsi="Times New Roman"/>
+                <w:sz w:val="26"/>
               </w:rPr>
               <w:t>Ngày 21 tháng 8 năm 2026</w:t>
-            </w:r>
-            <w:r>
-              <w:rPr>
-                <w:rFonts w:ascii="Times New Roman" w:hAnsi="Times New Roman" w:cs="Times New Roman"/>
-                <w:sz w:val="26"/>
-                <w:szCs w:val="26"/>
-              </w:rPr>
               <w:br/>
+            </w:r>
+            <w:r>
+              <w:rPr>
+                <w:rFonts w:ascii="Times New Roman" w:hAnsi="Times New Roman"/>
+                <w:sz w:val="26"/>
+              </w:rPr>
               <w:t>Tổ trưởng</w:t>
-            </w:r>
-          </w:p>
-          <w:p>
-            <w:pPr>
-              <w:jc w:val="center"/>
-              <w:rPr>
-                <w:rFonts w:ascii="Times New Roman" w:hAnsi="Times New Roman" w:cs="Times New Roman"/>
-                <w:sz w:val="26"/>
-                <w:szCs w:val="26"/>
-              </w:rPr>
-            </w:pPr>
-          </w:p>
-          <w:p>
-            <w:pPr>
-              <w:jc w:val="center"/>
-              <w:rPr>
-                <w:rFonts w:ascii="Times New Roman" w:hAnsi="Times New Roman" w:cs="Times New Roman"/>
-                <w:sz w:val="26"/>
-                <w:szCs w:val="26"/>
-              </w:rPr>
-            </w:pPr>
-          </w:p>
-          <w:p>
-            <w:pPr>
-              <w:jc w:val="center"/>
-              <w:rPr>
-                <w:rFonts w:ascii="Times New Roman" w:hAnsi="Times New Roman" w:cs="Times New Roman"/>
-                <w:sz w:val="26"/>
-                <w:szCs w:val="26"/>
-              </w:rPr>
-            </w:pPr>
-            <w:r>
-              <w:rPr>
-                <w:rFonts w:ascii="Times New Roman" w:hAnsi="Times New Roman" w:cs="Times New Roman"/>
-                <w:sz w:val="26"/>
-                <w:szCs w:val="26"/>
-              </w:rPr>
               <w:br/>
+              <w:br/>
+              <w:br/>
+              <w:br/>
+            </w:r>
+            <w:r>
+              <w:rPr>
+                <w:rFonts w:ascii="Times New Roman" w:hAnsi="Times New Roman"/>
+                <w:sz w:val="26"/>
+              </w:rPr>
               <w:t>Nguyễn Thị Ngọc</w:t>
-            </w:r>
-            <w:r>
-              <w:rPr>
-                <w:rFonts w:ascii="Times New Roman" w:hAnsi="Times New Roman" w:cs="Times New Roman"/>
-                <w:sz w:val="26"/>
-                <w:szCs w:val="26"/>
-              </w:rPr>
-              <w:br/>
             </w:r>
           </w:p>
         </w:tc>
       </w:tr>
     </w:tbl>
+    <w:p>
+      <w:r>
+        <w:br w:type="page"/>
+      </w:r>
+    </w:p>
     <w:p>
       <w:pPr>
         <w:spacing w:after="0" w:line="240" w:lineRule="auto"/>
@@ -5422,7 +5420,6 @@
         <w:rPr>
           <w:i/>
         </w:rPr>
-        <w:lastRenderedPageBreak/>
         <w:t>Buổi…chiều…..Tuần…04…(Từ ngày…24/08/2026…đến ngày:… 28/08/2026….)</w:t>
       </w:r>
     </w:p>
@@ -5781,6 +5778,12 @@
                 <w:szCs w:val="26"/>
               </w:rPr>
             </w:pPr>
+            <w:r>
+              <w:rPr>
+                <w:rFonts w:ascii="Times New Roman" w:hAnsi="Times New Roman"/>
+                <w:sz w:val="26"/>
+              </w:rPr>
+            </w:r>
           </w:p>
         </w:tc>
         <w:tc>
@@ -5802,6 +5805,12 @@
                 <w:szCs w:val="26"/>
               </w:rPr>
             </w:pPr>
+            <w:r>
+              <w:rPr>
+                <w:rFonts w:ascii="Times New Roman" w:hAnsi="Times New Roman"/>
+                <w:sz w:val="26"/>
+              </w:rPr>
+            </w:r>
           </w:p>
         </w:tc>
         <w:tc>
@@ -5823,6 +5832,12 @@
                 <w:szCs w:val="26"/>
               </w:rPr>
             </w:pPr>
+            <w:r>
+              <w:rPr>
+                <w:rFonts w:ascii="Times New Roman" w:hAnsi="Times New Roman"/>
+                <w:sz w:val="26"/>
+              </w:rPr>
+            </w:r>
           </w:p>
         </w:tc>
         <w:tc>
@@ -5844,6 +5859,12 @@
                 <w:szCs w:val="26"/>
               </w:rPr>
             </w:pPr>
+            <w:r>
+              <w:rPr>
+                <w:rFonts w:ascii="Times New Roman" w:hAnsi="Times New Roman"/>
+                <w:sz w:val="26"/>
+              </w:rPr>
+            </w:r>
           </w:p>
         </w:tc>
         <w:tc>
@@ -5865,6 +5886,12 @@
                 <w:szCs w:val="26"/>
               </w:rPr>
             </w:pPr>
+            <w:r>
+              <w:rPr>
+                <w:rFonts w:ascii="Times New Roman" w:hAnsi="Times New Roman"/>
+                <w:sz w:val="26"/>
+              </w:rPr>
+            </w:r>
           </w:p>
         </w:tc>
       </w:tr>
@@ -5942,6 +5969,12 @@
                 <w:szCs w:val="26"/>
               </w:rPr>
             </w:pPr>
+            <w:r>
+              <w:rPr>
+                <w:rFonts w:ascii="Times New Roman" w:hAnsi="Times New Roman"/>
+                <w:sz w:val="26"/>
+              </w:rPr>
+            </w:r>
           </w:p>
         </w:tc>
         <w:tc>
@@ -5963,6 +5996,12 @@
                 <w:szCs w:val="26"/>
               </w:rPr>
             </w:pPr>
+            <w:r>
+              <w:rPr>
+                <w:rFonts w:ascii="Times New Roman" w:hAnsi="Times New Roman"/>
+                <w:sz w:val="26"/>
+              </w:rPr>
+            </w:r>
           </w:p>
         </w:tc>
         <w:tc>
@@ -5984,6 +6023,12 @@
                 <w:szCs w:val="26"/>
               </w:rPr>
             </w:pPr>
+            <w:r>
+              <w:rPr>
+                <w:rFonts w:ascii="Times New Roman" w:hAnsi="Times New Roman"/>
+                <w:sz w:val="26"/>
+              </w:rPr>
+            </w:r>
           </w:p>
         </w:tc>
         <w:tc>
@@ -6005,6 +6050,12 @@
                 <w:szCs w:val="26"/>
               </w:rPr>
             </w:pPr>
+            <w:r>
+              <w:rPr>
+                <w:rFonts w:ascii="Times New Roman" w:hAnsi="Times New Roman"/>
+                <w:sz w:val="26"/>
+              </w:rPr>
+            </w:r>
           </w:p>
         </w:tc>
         <w:tc>
@@ -6026,6 +6077,12 @@
                 <w:szCs w:val="26"/>
               </w:rPr>
             </w:pPr>
+            <w:r>
+              <w:rPr>
+                <w:rFonts w:ascii="Times New Roman" w:hAnsi="Times New Roman"/>
+                <w:sz w:val="26"/>
+              </w:rPr>
+            </w:r>
           </w:p>
         </w:tc>
       </w:tr>
@@ -6299,6 +6356,12 @@
                 <w:szCs w:val="26"/>
               </w:rPr>
             </w:pPr>
+            <w:r>
+              <w:rPr>
+                <w:rFonts w:ascii="Times New Roman" w:hAnsi="Times New Roman"/>
+                <w:sz w:val="26"/>
+              </w:rPr>
+            </w:r>
           </w:p>
         </w:tc>
         <w:tc>
@@ -6320,6 +6383,12 @@
                 <w:szCs w:val="26"/>
               </w:rPr>
             </w:pPr>
+            <w:r>
+              <w:rPr>
+                <w:rFonts w:ascii="Times New Roman" w:hAnsi="Times New Roman"/>
+                <w:sz w:val="26"/>
+              </w:rPr>
+            </w:r>
           </w:p>
         </w:tc>
         <w:tc>
@@ -6341,6 +6410,12 @@
                 <w:szCs w:val="26"/>
               </w:rPr>
             </w:pPr>
+            <w:r>
+              <w:rPr>
+                <w:rFonts w:ascii="Times New Roman" w:hAnsi="Times New Roman"/>
+                <w:sz w:val="26"/>
+              </w:rPr>
+            </w:r>
           </w:p>
         </w:tc>
         <w:tc>
@@ -6362,6 +6437,12 @@
                 <w:szCs w:val="26"/>
               </w:rPr>
             </w:pPr>
+            <w:r>
+              <w:rPr>
+                <w:rFonts w:ascii="Times New Roman" w:hAnsi="Times New Roman"/>
+                <w:sz w:val="26"/>
+              </w:rPr>
+            </w:r>
           </w:p>
         </w:tc>
         <w:tc>
@@ -6383,6 +6464,12 @@
                 <w:szCs w:val="26"/>
               </w:rPr>
             </w:pPr>
+            <w:r>
+              <w:rPr>
+                <w:rFonts w:ascii="Times New Roman" w:hAnsi="Times New Roman"/>
+                <w:sz w:val="26"/>
+              </w:rPr>
+            </w:r>
           </w:p>
         </w:tc>
       </w:tr>
@@ -6460,6 +6547,12 @@
                 <w:szCs w:val="26"/>
               </w:rPr>
             </w:pPr>
+            <w:r>
+              <w:rPr>
+                <w:rFonts w:ascii="Times New Roman" w:hAnsi="Times New Roman"/>
+                <w:sz w:val="26"/>
+              </w:rPr>
+            </w:r>
           </w:p>
         </w:tc>
         <w:tc>
@@ -6481,6 +6574,12 @@
                 <w:szCs w:val="26"/>
               </w:rPr>
             </w:pPr>
+            <w:r>
+              <w:rPr>
+                <w:rFonts w:ascii="Times New Roman" w:hAnsi="Times New Roman"/>
+                <w:sz w:val="26"/>
+              </w:rPr>
+            </w:r>
           </w:p>
         </w:tc>
         <w:tc>
@@ -6502,6 +6601,12 @@
                 <w:szCs w:val="26"/>
               </w:rPr>
             </w:pPr>
+            <w:r>
+              <w:rPr>
+                <w:rFonts w:ascii="Times New Roman" w:hAnsi="Times New Roman"/>
+                <w:sz w:val="26"/>
+              </w:rPr>
+            </w:r>
           </w:p>
         </w:tc>
         <w:tc>
@@ -6523,6 +6628,12 @@
                 <w:szCs w:val="26"/>
               </w:rPr>
             </w:pPr>
+            <w:r>
+              <w:rPr>
+                <w:rFonts w:ascii="Times New Roman" w:hAnsi="Times New Roman"/>
+                <w:sz w:val="26"/>
+              </w:rPr>
+            </w:r>
           </w:p>
         </w:tc>
         <w:tc>
@@ -6544,6 +6655,12 @@
                 <w:szCs w:val="26"/>
               </w:rPr>
             </w:pPr>
+            <w:r>
+              <w:rPr>
+                <w:rFonts w:ascii="Times New Roman" w:hAnsi="Times New Roman"/>
+                <w:sz w:val="26"/>
+              </w:rPr>
+            </w:r>
           </w:p>
         </w:tc>
       </w:tr>
@@ -6633,7 +6750,6 @@
                 <w:sz w:val="26"/>
                 <w:szCs w:val="26"/>
               </w:rPr>
-              <w:t>3</w:t>
             </w:r>
           </w:p>
         </w:tc>
@@ -6662,7 +6778,6 @@
                 <w:sz w:val="26"/>
                 <w:szCs w:val="26"/>
               </w:rPr>
-              <w:t>Tin học</w:t>
             </w:r>
           </w:p>
         </w:tc>
@@ -6691,7 +6806,6 @@
                 <w:sz w:val="26"/>
                 <w:szCs w:val="26"/>
               </w:rPr>
-              <w:t>2A1</w:t>
             </w:r>
           </w:p>
         </w:tc>
@@ -6720,7 +6834,6 @@
                 <w:sz w:val="26"/>
                 <w:szCs w:val="26"/>
               </w:rPr>
-              <w:t>Bàn phím và gõ câu ngắn</w:t>
             </w:r>
           </w:p>
         </w:tc>
@@ -6749,7 +6862,6 @@
                 <w:sz w:val="26"/>
                 <w:szCs w:val="26"/>
               </w:rPr>
-              <w:t>Phòng Tin học</w:t>
             </w:r>
           </w:p>
         </w:tc>
@@ -6830,6 +6942,13 @@
                 <w:szCs w:val="26"/>
               </w:rPr>
             </w:pPr>
+            <w:r>
+              <w:rPr>
+                <w:rFonts w:ascii="Times New Roman" w:hAnsi="Times New Roman" w:cs="Times New Roman"/>
+                <w:sz w:val="26"/>
+                <w:szCs w:val="26"/>
+              </w:rPr>
+            </w:r>
           </w:p>
         </w:tc>
         <w:tc>
@@ -6851,6 +6970,13 @@
                 <w:szCs w:val="26"/>
               </w:rPr>
             </w:pPr>
+            <w:r>
+              <w:rPr>
+                <w:rFonts w:ascii="Times New Roman" w:hAnsi="Times New Roman" w:cs="Times New Roman"/>
+                <w:sz w:val="26"/>
+                <w:szCs w:val="26"/>
+              </w:rPr>
+            </w:r>
           </w:p>
         </w:tc>
         <w:tc>
@@ -6872,6 +6998,13 @@
                 <w:szCs w:val="26"/>
               </w:rPr>
             </w:pPr>
+            <w:r>
+              <w:rPr>
+                <w:rFonts w:ascii="Times New Roman" w:hAnsi="Times New Roman" w:cs="Times New Roman"/>
+                <w:sz w:val="26"/>
+                <w:szCs w:val="26"/>
+              </w:rPr>
+            </w:r>
           </w:p>
         </w:tc>
         <w:tc>
@@ -6893,6 +7026,13 @@
                 <w:szCs w:val="26"/>
               </w:rPr>
             </w:pPr>
+            <w:r>
+              <w:rPr>
+                <w:rFonts w:ascii="Times New Roman" w:hAnsi="Times New Roman" w:cs="Times New Roman"/>
+                <w:sz w:val="26"/>
+                <w:szCs w:val="26"/>
+              </w:rPr>
+            </w:r>
           </w:p>
         </w:tc>
         <w:tc>
@@ -6914,6 +7054,13 @@
                 <w:szCs w:val="26"/>
               </w:rPr>
             </w:pPr>
+            <w:r>
+              <w:rPr>
+                <w:rFonts w:ascii="Times New Roman" w:hAnsi="Times New Roman" w:cs="Times New Roman"/>
+                <w:sz w:val="26"/>
+                <w:szCs w:val="26"/>
+              </w:rPr>
+            </w:r>
           </w:p>
         </w:tc>
       </w:tr>
@@ -6993,6 +7140,13 @@
                 <w:szCs w:val="26"/>
               </w:rPr>
             </w:pPr>
+            <w:r>
+              <w:rPr>
+                <w:rFonts w:ascii="Times New Roman" w:hAnsi="Times New Roman" w:cs="Times New Roman"/>
+                <w:sz w:val="26"/>
+                <w:szCs w:val="26"/>
+              </w:rPr>
+            </w:r>
           </w:p>
         </w:tc>
         <w:tc>
@@ -7014,6 +7168,13 @@
                 <w:szCs w:val="26"/>
               </w:rPr>
             </w:pPr>
+            <w:r>
+              <w:rPr>
+                <w:rFonts w:ascii="Times New Roman" w:hAnsi="Times New Roman" w:cs="Times New Roman"/>
+                <w:sz w:val="26"/>
+                <w:szCs w:val="26"/>
+              </w:rPr>
+            </w:r>
           </w:p>
         </w:tc>
         <w:tc>
@@ -7035,6 +7196,13 @@
                 <w:szCs w:val="26"/>
               </w:rPr>
             </w:pPr>
+            <w:r>
+              <w:rPr>
+                <w:rFonts w:ascii="Times New Roman" w:hAnsi="Times New Roman" w:cs="Times New Roman"/>
+                <w:sz w:val="26"/>
+                <w:szCs w:val="26"/>
+              </w:rPr>
+            </w:r>
           </w:p>
         </w:tc>
         <w:tc>
@@ -7056,6 +7224,13 @@
                 <w:szCs w:val="26"/>
               </w:rPr>
             </w:pPr>
+            <w:r>
+              <w:rPr>
+                <w:rFonts w:ascii="Times New Roman" w:hAnsi="Times New Roman" w:cs="Times New Roman"/>
+                <w:sz w:val="26"/>
+                <w:szCs w:val="26"/>
+              </w:rPr>
+            </w:r>
           </w:p>
         </w:tc>
         <w:tc>
@@ -7077,6 +7252,13 @@
                 <w:szCs w:val="26"/>
               </w:rPr>
             </w:pPr>
+            <w:r>
+              <w:rPr>
+                <w:rFonts w:ascii="Times New Roman" w:hAnsi="Times New Roman" w:cs="Times New Roman"/>
+                <w:sz w:val="26"/>
+                <w:szCs w:val="26"/>
+              </w:rPr>
+            </w:r>
           </w:p>
         </w:tc>
       </w:tr>
@@ -7156,6 +7338,13 @@
                 <w:szCs w:val="26"/>
               </w:rPr>
             </w:pPr>
+            <w:r>
+              <w:rPr>
+                <w:rFonts w:ascii="Times New Roman" w:hAnsi="Times New Roman" w:cs="Times New Roman"/>
+                <w:sz w:val="26"/>
+                <w:szCs w:val="26"/>
+              </w:rPr>
+            </w:r>
           </w:p>
         </w:tc>
         <w:tc>
@@ -7177,6 +7366,13 @@
                 <w:szCs w:val="26"/>
               </w:rPr>
             </w:pPr>
+            <w:r>
+              <w:rPr>
+                <w:rFonts w:ascii="Times New Roman" w:hAnsi="Times New Roman" w:cs="Times New Roman"/>
+                <w:sz w:val="26"/>
+                <w:szCs w:val="26"/>
+              </w:rPr>
+            </w:r>
           </w:p>
         </w:tc>
         <w:tc>
@@ -7198,6 +7394,13 @@
                 <w:szCs w:val="26"/>
               </w:rPr>
             </w:pPr>
+            <w:r>
+              <w:rPr>
+                <w:rFonts w:ascii="Times New Roman" w:hAnsi="Times New Roman" w:cs="Times New Roman"/>
+                <w:sz w:val="26"/>
+                <w:szCs w:val="26"/>
+              </w:rPr>
+            </w:r>
           </w:p>
         </w:tc>
         <w:tc>
@@ -7219,6 +7422,13 @@
                 <w:szCs w:val="26"/>
               </w:rPr>
             </w:pPr>
+            <w:r>
+              <w:rPr>
+                <w:rFonts w:ascii="Times New Roman" w:hAnsi="Times New Roman" w:cs="Times New Roman"/>
+                <w:sz w:val="26"/>
+                <w:szCs w:val="26"/>
+              </w:rPr>
+            </w:r>
           </w:p>
         </w:tc>
         <w:tc>
@@ -7240,6 +7450,13 @@
                 <w:szCs w:val="26"/>
               </w:rPr>
             </w:pPr>
+            <w:r>
+              <w:rPr>
+                <w:rFonts w:ascii="Times New Roman" w:hAnsi="Times New Roman" w:cs="Times New Roman"/>
+                <w:sz w:val="26"/>
+                <w:szCs w:val="26"/>
+              </w:rPr>
+            </w:r>
           </w:p>
         </w:tc>
       </w:tr>
@@ -7319,6 +7536,12 @@
                 <w:szCs w:val="26"/>
               </w:rPr>
             </w:pPr>
+            <w:r>
+              <w:rPr>
+                <w:rFonts w:ascii="Times New Roman" w:hAnsi="Times New Roman"/>
+                <w:sz w:val="26"/>
+              </w:rPr>
+            </w:r>
           </w:p>
         </w:tc>
         <w:tc>
@@ -7340,6 +7563,12 @@
                 <w:szCs w:val="26"/>
               </w:rPr>
             </w:pPr>
+            <w:r>
+              <w:rPr>
+                <w:rFonts w:ascii="Times New Roman" w:hAnsi="Times New Roman"/>
+                <w:sz w:val="26"/>
+              </w:rPr>
+            </w:r>
           </w:p>
         </w:tc>
         <w:tc>
@@ -7361,6 +7590,12 @@
                 <w:szCs w:val="26"/>
               </w:rPr>
             </w:pPr>
+            <w:r>
+              <w:rPr>
+                <w:rFonts w:ascii="Times New Roman" w:hAnsi="Times New Roman"/>
+                <w:sz w:val="26"/>
+              </w:rPr>
+            </w:r>
           </w:p>
         </w:tc>
         <w:tc>
@@ -7382,6 +7617,12 @@
                 <w:szCs w:val="26"/>
               </w:rPr>
             </w:pPr>
+            <w:r>
+              <w:rPr>
+                <w:rFonts w:ascii="Times New Roman" w:hAnsi="Times New Roman"/>
+                <w:sz w:val="26"/>
+              </w:rPr>
+            </w:r>
           </w:p>
         </w:tc>
         <w:tc>
@@ -7403,6 +7644,12 @@
                 <w:szCs w:val="26"/>
               </w:rPr>
             </w:pPr>
+            <w:r>
+              <w:rPr>
+                <w:rFonts w:ascii="Times New Roman" w:hAnsi="Times New Roman"/>
+                <w:sz w:val="26"/>
+              </w:rPr>
+            </w:r>
           </w:p>
         </w:tc>
       </w:tr>
@@ -7486,6 +7733,12 @@
                 <w:szCs w:val="26"/>
               </w:rPr>
             </w:pPr>
+            <w:r>
+              <w:rPr>
+                <w:rFonts w:ascii="Times New Roman" w:hAnsi="Times New Roman"/>
+                <w:sz w:val="26"/>
+              </w:rPr>
+            </w:r>
           </w:p>
         </w:tc>
         <w:tc>
@@ -7507,6 +7760,12 @@
                 <w:szCs w:val="26"/>
               </w:rPr>
             </w:pPr>
+            <w:r>
+              <w:rPr>
+                <w:rFonts w:ascii="Times New Roman" w:hAnsi="Times New Roman"/>
+                <w:sz w:val="26"/>
+              </w:rPr>
+            </w:r>
           </w:p>
         </w:tc>
         <w:tc>
@@ -7528,6 +7787,12 @@
                 <w:szCs w:val="26"/>
               </w:rPr>
             </w:pPr>
+            <w:r>
+              <w:rPr>
+                <w:rFonts w:ascii="Times New Roman" w:hAnsi="Times New Roman"/>
+                <w:sz w:val="26"/>
+              </w:rPr>
+            </w:r>
           </w:p>
         </w:tc>
         <w:tc>
@@ -7549,6 +7814,12 @@
                 <w:szCs w:val="26"/>
               </w:rPr>
             </w:pPr>
+            <w:r>
+              <w:rPr>
+                <w:rFonts w:ascii="Times New Roman" w:hAnsi="Times New Roman"/>
+                <w:sz w:val="26"/>
+              </w:rPr>
+            </w:r>
           </w:p>
         </w:tc>
         <w:tc>
@@ -7570,6 +7841,12 @@
                 <w:szCs w:val="26"/>
               </w:rPr>
             </w:pPr>
+            <w:r>
+              <w:rPr>
+                <w:rFonts w:ascii="Times New Roman" w:hAnsi="Times New Roman"/>
+                <w:sz w:val="26"/>
+              </w:rPr>
+            </w:r>
           </w:p>
         </w:tc>
       </w:tr>
@@ -7649,6 +7926,12 @@
                 <w:szCs w:val="26"/>
               </w:rPr>
             </w:pPr>
+            <w:r>
+              <w:rPr>
+                <w:rFonts w:ascii="Times New Roman" w:hAnsi="Times New Roman"/>
+                <w:sz w:val="26"/>
+              </w:rPr>
+            </w:r>
           </w:p>
         </w:tc>
         <w:tc>
@@ -7670,6 +7953,12 @@
                 <w:szCs w:val="26"/>
               </w:rPr>
             </w:pPr>
+            <w:r>
+              <w:rPr>
+                <w:rFonts w:ascii="Times New Roman" w:hAnsi="Times New Roman"/>
+                <w:sz w:val="26"/>
+              </w:rPr>
+            </w:r>
           </w:p>
         </w:tc>
         <w:tc>
@@ -7691,6 +7980,12 @@
                 <w:szCs w:val="26"/>
               </w:rPr>
             </w:pPr>
+            <w:r>
+              <w:rPr>
+                <w:rFonts w:ascii="Times New Roman" w:hAnsi="Times New Roman"/>
+                <w:sz w:val="26"/>
+              </w:rPr>
+            </w:r>
           </w:p>
         </w:tc>
         <w:tc>
@@ -7712,6 +8007,12 @@
                 <w:szCs w:val="26"/>
               </w:rPr>
             </w:pPr>
+            <w:r>
+              <w:rPr>
+                <w:rFonts w:ascii="Times New Roman" w:hAnsi="Times New Roman"/>
+                <w:sz w:val="26"/>
+              </w:rPr>
+            </w:r>
           </w:p>
         </w:tc>
         <w:tc>
@@ -7733,6 +8034,12 @@
                 <w:szCs w:val="26"/>
               </w:rPr>
             </w:pPr>
+            <w:r>
+              <w:rPr>
+                <w:rFonts w:ascii="Times New Roman" w:hAnsi="Times New Roman"/>
+                <w:sz w:val="26"/>
+              </w:rPr>
+            </w:r>
           </w:p>
         </w:tc>
       </w:tr>
@@ -7905,7 +8212,7 @@
                 <w:sz w:val="26"/>
                 <w:szCs w:val="26"/>
               </w:rPr>
-              <w:t>Bài 3: Thông tin trên trang Web</w:t>
+              <w:t>Bài 2: Gõ bàn phím đúng cách (Tiết 1)</w:t>
             </w:r>
           </w:p>
         </w:tc>
@@ -8218,6 +8525,12 @@
                 <w:szCs w:val="26"/>
               </w:rPr>
             </w:pPr>
+            <w:r>
+              <w:rPr>
+                <w:rFonts w:ascii="Times New Roman" w:hAnsi="Times New Roman"/>
+                <w:sz w:val="26"/>
+              </w:rPr>
+            </w:r>
           </w:p>
         </w:tc>
         <w:tc>
@@ -8239,6 +8552,12 @@
                 <w:szCs w:val="26"/>
               </w:rPr>
             </w:pPr>
+            <w:r>
+              <w:rPr>
+                <w:rFonts w:ascii="Times New Roman" w:hAnsi="Times New Roman"/>
+                <w:sz w:val="26"/>
+              </w:rPr>
+            </w:r>
           </w:p>
         </w:tc>
         <w:tc>
@@ -8260,6 +8579,12 @@
                 <w:szCs w:val="26"/>
               </w:rPr>
             </w:pPr>
+            <w:r>
+              <w:rPr>
+                <w:rFonts w:ascii="Times New Roman" w:hAnsi="Times New Roman"/>
+                <w:sz w:val="26"/>
+              </w:rPr>
+            </w:r>
           </w:p>
         </w:tc>
         <w:tc>
@@ -8281,6 +8606,12 @@
                 <w:szCs w:val="26"/>
               </w:rPr>
             </w:pPr>
+            <w:r>
+              <w:rPr>
+                <w:rFonts w:ascii="Times New Roman" w:hAnsi="Times New Roman"/>
+                <w:sz w:val="26"/>
+              </w:rPr>
+            </w:r>
           </w:p>
         </w:tc>
         <w:tc>
@@ -8302,6 +8633,12 @@
                 <w:szCs w:val="26"/>
               </w:rPr>
             </w:pPr>
+            <w:r>
+              <w:rPr>
+                <w:rFonts w:ascii="Times New Roman" w:hAnsi="Times New Roman"/>
+                <w:sz w:val="26"/>
+              </w:rPr>
+            </w:r>
           </w:p>
         </w:tc>
       </w:tr>
@@ -8478,7 +8815,7 @@
                 <w:sz w:val="26"/>
                 <w:szCs w:val="26"/>
               </w:rPr>
-              <w:t>Bài 3: Máy tính và em</w:t>
+              <w:t>Bài 2: Xử lí thông tin (Tiết 1)</w:t>
             </w:r>
           </w:p>
         </w:tc>
@@ -9197,6 +9534,12 @@
                 <w:szCs w:val="26"/>
               </w:rPr>
             </w:pPr>
+            <w:r>
+              <w:rPr>
+                <w:rFonts w:ascii="Times New Roman" w:hAnsi="Times New Roman"/>
+                <w:sz w:val="26"/>
+              </w:rPr>
+            </w:r>
           </w:p>
         </w:tc>
         <w:tc>
@@ -9218,6 +9561,12 @@
                 <w:szCs w:val="26"/>
               </w:rPr>
             </w:pPr>
+            <w:r>
+              <w:rPr>
+                <w:rFonts w:ascii="Times New Roman" w:hAnsi="Times New Roman"/>
+                <w:sz w:val="26"/>
+              </w:rPr>
+            </w:r>
           </w:p>
         </w:tc>
         <w:tc>
@@ -9239,6 +9588,12 @@
                 <w:szCs w:val="26"/>
               </w:rPr>
             </w:pPr>
+            <w:r>
+              <w:rPr>
+                <w:rFonts w:ascii="Times New Roman" w:hAnsi="Times New Roman"/>
+                <w:sz w:val="26"/>
+              </w:rPr>
+            </w:r>
           </w:p>
         </w:tc>
         <w:tc>
@@ -9260,6 +9615,12 @@
                 <w:szCs w:val="26"/>
               </w:rPr>
             </w:pPr>
+            <w:r>
+              <w:rPr>
+                <w:rFonts w:ascii="Times New Roman" w:hAnsi="Times New Roman"/>
+                <w:sz w:val="26"/>
+              </w:rPr>
+            </w:r>
           </w:p>
         </w:tc>
         <w:tc>
@@ -9281,6 +9642,12 @@
                 <w:szCs w:val="26"/>
               </w:rPr>
             </w:pPr>
+            <w:r>
+              <w:rPr>
+                <w:rFonts w:ascii="Times New Roman" w:hAnsi="Times New Roman"/>
+                <w:sz w:val="26"/>
+              </w:rPr>
+            </w:r>
           </w:p>
         </w:tc>
       </w:tr>
@@ -9364,6 +9731,13 @@
                 <w:szCs w:val="26"/>
               </w:rPr>
             </w:pPr>
+            <w:r>
+              <w:rPr>
+                <w:rFonts w:ascii="Times New Roman" w:hAnsi="Times New Roman" w:cs="Times New Roman"/>
+                <w:sz w:val="26"/>
+                <w:szCs w:val="26"/>
+              </w:rPr>
+            </w:r>
           </w:p>
         </w:tc>
         <w:tc>
@@ -9385,6 +9759,13 @@
                 <w:szCs w:val="26"/>
               </w:rPr>
             </w:pPr>
+            <w:r>
+              <w:rPr>
+                <w:rFonts w:ascii="Times New Roman" w:hAnsi="Times New Roman" w:cs="Times New Roman"/>
+                <w:sz w:val="26"/>
+                <w:szCs w:val="26"/>
+              </w:rPr>
+            </w:r>
           </w:p>
         </w:tc>
         <w:tc>
@@ -9406,6 +9787,13 @@
                 <w:szCs w:val="26"/>
               </w:rPr>
             </w:pPr>
+            <w:r>
+              <w:rPr>
+                <w:rFonts w:ascii="Times New Roman" w:hAnsi="Times New Roman" w:cs="Times New Roman"/>
+                <w:sz w:val="26"/>
+                <w:szCs w:val="26"/>
+              </w:rPr>
+            </w:r>
           </w:p>
         </w:tc>
         <w:tc>
@@ -9427,6 +9815,13 @@
                 <w:szCs w:val="26"/>
               </w:rPr>
             </w:pPr>
+            <w:r>
+              <w:rPr>
+                <w:rFonts w:ascii="Times New Roman" w:hAnsi="Times New Roman" w:cs="Times New Roman"/>
+                <w:sz w:val="26"/>
+                <w:szCs w:val="26"/>
+              </w:rPr>
+            </w:r>
           </w:p>
         </w:tc>
         <w:tc>
@@ -9448,6 +9843,13 @@
                 <w:szCs w:val="26"/>
               </w:rPr>
             </w:pPr>
+            <w:r>
+              <w:rPr>
+                <w:rFonts w:ascii="Times New Roman" w:hAnsi="Times New Roman" w:cs="Times New Roman"/>
+                <w:sz w:val="26"/>
+                <w:szCs w:val="26"/>
+              </w:rPr>
+            </w:r>
           </w:p>
         </w:tc>
       </w:tr>
@@ -9524,6 +9926,13 @@
                 <w:szCs w:val="26"/>
               </w:rPr>
             </w:pPr>
+            <w:r>
+              <w:rPr>
+                <w:rFonts w:ascii="Times New Roman" w:hAnsi="Times New Roman" w:cs="Times New Roman"/>
+                <w:sz w:val="26"/>
+                <w:szCs w:val="26"/>
+              </w:rPr>
+            </w:r>
           </w:p>
         </w:tc>
         <w:tc>
@@ -9545,6 +9954,13 @@
                 <w:szCs w:val="26"/>
               </w:rPr>
             </w:pPr>
+            <w:r>
+              <w:rPr>
+                <w:rFonts w:ascii="Times New Roman" w:hAnsi="Times New Roman" w:cs="Times New Roman"/>
+                <w:sz w:val="26"/>
+                <w:szCs w:val="26"/>
+              </w:rPr>
+            </w:r>
           </w:p>
         </w:tc>
         <w:tc>
@@ -9566,6 +9982,13 @@
                 <w:szCs w:val="26"/>
               </w:rPr>
             </w:pPr>
+            <w:r>
+              <w:rPr>
+                <w:rFonts w:ascii="Times New Roman" w:hAnsi="Times New Roman" w:cs="Times New Roman"/>
+                <w:sz w:val="26"/>
+                <w:szCs w:val="26"/>
+              </w:rPr>
+            </w:r>
           </w:p>
         </w:tc>
         <w:tc>
@@ -9587,6 +10010,13 @@
                 <w:szCs w:val="26"/>
               </w:rPr>
             </w:pPr>
+            <w:r>
+              <w:rPr>
+                <w:rFonts w:ascii="Times New Roman" w:hAnsi="Times New Roman" w:cs="Times New Roman"/>
+                <w:sz w:val="26"/>
+                <w:szCs w:val="26"/>
+              </w:rPr>
+            </w:r>
           </w:p>
         </w:tc>
         <w:tc>
@@ -9608,6 +10038,13 @@
                 <w:szCs w:val="26"/>
               </w:rPr>
             </w:pPr>
+            <w:r>
+              <w:rPr>
+                <w:rFonts w:ascii="Times New Roman" w:hAnsi="Times New Roman" w:cs="Times New Roman"/>
+                <w:sz w:val="26"/>
+                <w:szCs w:val="26"/>
+              </w:rPr>
+            </w:r>
           </w:p>
         </w:tc>
       </w:tr>
@@ -9684,6 +10121,13 @@
                 <w:szCs w:val="26"/>
               </w:rPr>
             </w:pPr>
+            <w:r>
+              <w:rPr>
+                <w:rFonts w:ascii="Times New Roman" w:hAnsi="Times New Roman" w:cs="Times New Roman"/>
+                <w:sz w:val="26"/>
+                <w:szCs w:val="26"/>
+              </w:rPr>
+            </w:r>
           </w:p>
         </w:tc>
         <w:tc>
@@ -9705,6 +10149,13 @@
                 <w:szCs w:val="26"/>
               </w:rPr>
             </w:pPr>
+            <w:r>
+              <w:rPr>
+                <w:rFonts w:ascii="Times New Roman" w:hAnsi="Times New Roman" w:cs="Times New Roman"/>
+                <w:sz w:val="26"/>
+                <w:szCs w:val="26"/>
+              </w:rPr>
+            </w:r>
           </w:p>
         </w:tc>
         <w:tc>
@@ -9726,6 +10177,13 @@
                 <w:szCs w:val="26"/>
               </w:rPr>
             </w:pPr>
+            <w:r>
+              <w:rPr>
+                <w:rFonts w:ascii="Times New Roman" w:hAnsi="Times New Roman" w:cs="Times New Roman"/>
+                <w:sz w:val="26"/>
+                <w:szCs w:val="26"/>
+              </w:rPr>
+            </w:r>
           </w:p>
         </w:tc>
         <w:tc>
@@ -9747,6 +10205,13 @@
                 <w:szCs w:val="26"/>
               </w:rPr>
             </w:pPr>
+            <w:r>
+              <w:rPr>
+                <w:rFonts w:ascii="Times New Roman" w:hAnsi="Times New Roman" w:cs="Times New Roman"/>
+                <w:sz w:val="26"/>
+                <w:szCs w:val="26"/>
+              </w:rPr>
+            </w:r>
           </w:p>
         </w:tc>
         <w:tc>
@@ -9768,6 +10233,13 @@
                 <w:szCs w:val="26"/>
               </w:rPr>
             </w:pPr>
+            <w:r>
+              <w:rPr>
+                <w:rFonts w:ascii="Times New Roman" w:hAnsi="Times New Roman" w:cs="Times New Roman"/>
+                <w:sz w:val="26"/>
+                <w:szCs w:val="26"/>
+              </w:rPr>
+            </w:r>
           </w:p>
         </w:tc>
       </w:tr>
@@ -9844,6 +10316,12 @@
                 <w:szCs w:val="26"/>
               </w:rPr>
             </w:pPr>
+            <w:r>
+              <w:rPr>
+                <w:rFonts w:ascii="Times New Roman" w:hAnsi="Times New Roman"/>
+                <w:sz w:val="26"/>
+              </w:rPr>
+            </w:r>
           </w:p>
         </w:tc>
         <w:tc>
@@ -9865,6 +10343,12 @@
                 <w:szCs w:val="26"/>
               </w:rPr>
             </w:pPr>
+            <w:r>
+              <w:rPr>
+                <w:rFonts w:ascii="Times New Roman" w:hAnsi="Times New Roman"/>
+                <w:sz w:val="26"/>
+              </w:rPr>
+            </w:r>
           </w:p>
         </w:tc>
         <w:tc>
@@ -9886,6 +10370,12 @@
                 <w:szCs w:val="26"/>
               </w:rPr>
             </w:pPr>
+            <w:r>
+              <w:rPr>
+                <w:rFonts w:ascii="Times New Roman" w:hAnsi="Times New Roman"/>
+                <w:sz w:val="26"/>
+              </w:rPr>
+            </w:r>
           </w:p>
         </w:tc>
         <w:tc>
@@ -9907,6 +10397,12 @@
                 <w:szCs w:val="26"/>
               </w:rPr>
             </w:pPr>
+            <w:r>
+              <w:rPr>
+                <w:rFonts w:ascii="Times New Roman" w:hAnsi="Times New Roman"/>
+                <w:sz w:val="26"/>
+              </w:rPr>
+            </w:r>
           </w:p>
         </w:tc>
         <w:tc>
@@ -9928,6 +10424,12 @@
                 <w:szCs w:val="26"/>
               </w:rPr>
             </w:pPr>
+            <w:r>
+              <w:rPr>
+                <w:rFonts w:ascii="Times New Roman" w:hAnsi="Times New Roman"/>
+                <w:sz w:val="26"/>
+              </w:rPr>
+            </w:r>
           </w:p>
         </w:tc>
       </w:tr>
@@ -10004,6 +10506,12 @@
                 <w:szCs w:val="26"/>
               </w:rPr>
             </w:pPr>
+            <w:r>
+              <w:rPr>
+                <w:rFonts w:ascii="Times New Roman" w:hAnsi="Times New Roman"/>
+                <w:sz w:val="26"/>
+              </w:rPr>
+            </w:r>
           </w:p>
         </w:tc>
         <w:tc>
@@ -10025,6 +10533,12 @@
                 <w:szCs w:val="26"/>
               </w:rPr>
             </w:pPr>
+            <w:r>
+              <w:rPr>
+                <w:rFonts w:ascii="Times New Roman" w:hAnsi="Times New Roman"/>
+                <w:sz w:val="26"/>
+              </w:rPr>
+            </w:r>
           </w:p>
         </w:tc>
         <w:tc>
@@ -10046,6 +10560,12 @@
                 <w:szCs w:val="26"/>
               </w:rPr>
             </w:pPr>
+            <w:r>
+              <w:rPr>
+                <w:rFonts w:ascii="Times New Roman" w:hAnsi="Times New Roman"/>
+                <w:sz w:val="26"/>
+              </w:rPr>
+            </w:r>
           </w:p>
         </w:tc>
         <w:tc>
@@ -10067,6 +10587,12 @@
                 <w:szCs w:val="26"/>
               </w:rPr>
             </w:pPr>
+            <w:r>
+              <w:rPr>
+                <w:rFonts w:ascii="Times New Roman" w:hAnsi="Times New Roman"/>
+                <w:sz w:val="26"/>
+              </w:rPr>
+            </w:r>
           </w:p>
         </w:tc>
         <w:tc>
@@ -10088,6 +10614,12 @@
                 <w:szCs w:val="26"/>
               </w:rPr>
             </w:pPr>
+            <w:r>
+              <w:rPr>
+                <w:rFonts w:ascii="Times New Roman" w:hAnsi="Times New Roman"/>
+                <w:sz w:val="26"/>
+              </w:rPr>
+            </w:r>
           </w:p>
         </w:tc>
       </w:tr>
@@ -10182,6 +10714,27 @@
               <w:br/>
               <w:t>…………………………………………………………………</w:t>
             </w:r>
+            <w:r>
+              <w:rPr>
+                <w:rFonts w:ascii="Times New Roman" w:hAnsi="Times New Roman" w:cs="Times New Roman"/>
+                <w:sz w:val="26"/>
+                <w:szCs w:val="26"/>
+              </w:rPr>
+            </w:r>
+            <w:r>
+              <w:rPr>
+                <w:rFonts w:ascii="Times New Roman" w:hAnsi="Times New Roman" w:cs="Times New Roman"/>
+                <w:sz w:val="26"/>
+                <w:szCs w:val="26"/>
+              </w:rPr>
+            </w:r>
+            <w:r>
+              <w:rPr>
+                <w:rFonts w:ascii="Times New Roman" w:hAnsi="Times New Roman" w:cs="Times New Roman"/>
+                <w:sz w:val="26"/>
+                <w:szCs w:val="26"/>
+              </w:rPr>
+            </w:r>
           </w:p>
         </w:tc>
         <w:tc>
@@ -10199,2164 +10752,34 @@
             </w:pPr>
             <w:r>
               <w:rPr>
-                <w:rFonts w:ascii="Times New Roman" w:hAnsi="Times New Roman" w:cs="Times New Roman"/>
-                <w:sz w:val="26"/>
-                <w:szCs w:val="26"/>
-              </w:rPr>
-              <w:t>Ngày   tháng  năm 2026</w:t>
-            </w:r>
-            <w:r>
-              <w:rPr>
-                <w:rFonts w:ascii="Times New Roman" w:hAnsi="Times New Roman" w:cs="Times New Roman"/>
-                <w:sz w:val="26"/>
-                <w:szCs w:val="26"/>
-              </w:rPr>
+                <w:rFonts w:ascii="Times New Roman" w:hAnsi="Times New Roman"/>
+                <w:sz w:val="26"/>
+              </w:rPr>
+              <w:t>Ngày 21 tháng 8 năm 2026</w:t>
               <w:br/>
+            </w:r>
+            <w:r>
+              <w:rPr>
+                <w:rFonts w:ascii="Times New Roman" w:hAnsi="Times New Roman"/>
+                <w:sz w:val="26"/>
+              </w:rPr>
               <w:t>Tổ trưởng</w:t>
-            </w:r>
-          </w:p>
-          <w:p>
-            <w:pPr>
-              <w:jc w:val="center"/>
-              <w:rPr>
-                <w:rFonts w:ascii="Times New Roman" w:hAnsi="Times New Roman" w:cs="Times New Roman"/>
-                <w:sz w:val="26"/>
-                <w:szCs w:val="26"/>
-              </w:rPr>
-            </w:pPr>
-          </w:p>
-          <w:p>
-            <w:pPr>
-              <w:jc w:val="center"/>
-              <w:rPr>
-                <w:rFonts w:ascii="Times New Roman" w:hAnsi="Times New Roman" w:cs="Times New Roman"/>
-                <w:sz w:val="26"/>
-                <w:szCs w:val="26"/>
-              </w:rPr>
-            </w:pPr>
-          </w:p>
-          <w:p>
-            <w:pPr>
-              <w:jc w:val="center"/>
-              <w:rPr>
-                <w:rFonts w:ascii="Times New Roman" w:hAnsi="Times New Roman" w:cs="Times New Roman"/>
-                <w:sz w:val="26"/>
-                <w:szCs w:val="26"/>
-              </w:rPr>
-            </w:pPr>
-          </w:p>
-          <w:p>
-            <w:pPr>
-              <w:jc w:val="center"/>
-              <w:rPr>
-                <w:rFonts w:ascii="Times New Roman" w:hAnsi="Times New Roman" w:cs="Times New Roman"/>
-                <w:sz w:val="26"/>
-                <w:szCs w:val="26"/>
-              </w:rPr>
-            </w:pPr>
-            <w:r>
-              <w:rPr>
-                <w:rFonts w:ascii="Times New Roman" w:hAnsi="Times New Roman" w:cs="Times New Roman"/>
-                <w:sz w:val="26"/>
-                <w:szCs w:val="26"/>
-              </w:rPr>
               <w:br/>
+              <w:br/>
+              <w:br/>
+              <w:br/>
+            </w:r>
+            <w:r>
+              <w:rPr>
+                <w:rFonts w:ascii="Times New Roman" w:hAnsi="Times New Roman"/>
+                <w:sz w:val="26"/>
+              </w:rPr>
               <w:t>Nguyễn Thị Ngọc</w:t>
             </w:r>
           </w:p>
         </w:tc>
       </w:tr>
     </w:tbl>
-    <w:p>
-      <w:r>
-        <w:br w:type="page"/>
-      </w:r>
-    </w:p>
-    <w:p>
-      <w:pPr>
-        <w:spacing w:after="0" w:line="240" w:lineRule="auto"/>
-        <w:rPr>
-          <w:b/>
-          <w:bCs/>
-          <w:color w:val="000000"/>
-          <w:sz w:val="28"/>
-          <w:szCs w:val="28"/>
-        </w:rPr>
-      </w:pPr>
-      <w:r>
-        <w:rPr>
-          <w:b/>
-          <w:bCs/>
-          <w:color w:val="000000"/>
-          <w:szCs w:val="28"/>
-        </w:rPr>
-        <w:lastRenderedPageBreak/>
-        <w:t>Nhận xét của BGH hoặc tổ trưởng chuyên môn về tiến độ thực hiện chương trình</w:t>
-      </w:r>
-    </w:p>
-    <w:p>
-      <w:pPr>
-        <w:spacing w:after="0" w:line="240" w:lineRule="auto"/>
-        <w:rPr>
-          <w:b/>
-          <w:bCs/>
-          <w:color w:val="000000"/>
-          <w:sz w:val="28"/>
-          <w:szCs w:val="28"/>
-        </w:rPr>
-      </w:pPr>
-    </w:p>
-    <w:tbl>
-      <w:tblPr>
-        <w:tblStyle w:val="TableGrid"/>
-        <w:tblW w:w="0" w:type="auto"/>
-        <w:tblBorders>
-          <w:top w:val="single" w:sz="4" w:space="0" w:color="000000"/>
-          <w:left w:val="single" w:sz="4" w:space="0" w:color="000000"/>
-          <w:bottom w:val="single" w:sz="4" w:space="0" w:color="000000"/>
-          <w:right w:val="single" w:sz="4" w:space="0" w:color="000000"/>
-          <w:insideH w:val="single" w:sz="4" w:space="0" w:color="000000"/>
-          <w:insideV w:val="single" w:sz="4" w:space="0" w:color="000000"/>
-        </w:tblBorders>
-        <w:tblLook w:val="04A0" w:firstRow="1" w:lastRow="0" w:firstColumn="1" w:lastColumn="0" w:noHBand="0" w:noVBand="1"/>
-      </w:tblPr>
-      <w:tblGrid>
-        <w:gridCol w:w="1555"/>
-        <w:gridCol w:w="6237"/>
-        <w:gridCol w:w="2208"/>
-      </w:tblGrid>
-      <w:tr>
-        <w:tc>
-          <w:tcPr>
-            <w:tcW w:w="1555" w:type="dxa"/>
-          </w:tcPr>
-          <w:p>
-            <w:pPr>
-              <w:spacing w:line="276" w:lineRule="auto"/>
-              <w:jc w:val="center"/>
-              <w:rPr>
-                <w:rFonts w:cs="Times New Roman"/>
-                <w:b/>
-                <w:bCs/>
-                <w:color w:val="000000"/>
-                <w:szCs w:val="26"/>
-              </w:rPr>
-            </w:pPr>
-            <w:r>
-              <w:rPr>
-                <w:rFonts w:cs="Times New Roman"/>
-                <w:b/>
-                <w:bCs/>
-                <w:color w:val="000000"/>
-                <w:szCs w:val="26"/>
-              </w:rPr>
-              <w:t>Ngày/tháng</w:t>
-            </w:r>
-          </w:p>
-        </w:tc>
-        <w:tc>
-          <w:tcPr>
-            <w:tcW w:w="6237" w:type="dxa"/>
-          </w:tcPr>
-          <w:p>
-            <w:pPr>
-              <w:spacing w:line="276" w:lineRule="auto"/>
-              <w:jc w:val="center"/>
-              <w:rPr>
-                <w:rFonts w:cs="Times New Roman"/>
-                <w:b/>
-                <w:bCs/>
-                <w:color w:val="000000"/>
-                <w:szCs w:val="26"/>
-              </w:rPr>
-            </w:pPr>
-            <w:r>
-              <w:rPr>
-                <w:rFonts w:cs="Times New Roman"/>
-                <w:b/>
-                <w:bCs/>
-                <w:color w:val="000000"/>
-                <w:szCs w:val="26"/>
-              </w:rPr>
-              <w:t>Nhận xét</w:t>
-            </w:r>
-          </w:p>
-        </w:tc>
-        <w:tc>
-          <w:tcPr>
-            <w:tcW w:w="2208" w:type="dxa"/>
-          </w:tcPr>
-          <w:p>
-            <w:pPr>
-              <w:spacing w:line="276" w:lineRule="auto"/>
-              <w:jc w:val="center"/>
-              <w:rPr>
-                <w:rFonts w:cs="Times New Roman"/>
-                <w:b/>
-                <w:bCs/>
-                <w:color w:val="000000"/>
-                <w:szCs w:val="26"/>
-              </w:rPr>
-            </w:pPr>
-            <w:r>
-              <w:rPr>
-                <w:rFonts w:cs="Times New Roman"/>
-                <w:b/>
-                <w:bCs/>
-                <w:color w:val="000000"/>
-                <w:szCs w:val="26"/>
-              </w:rPr>
-              <w:t>Chữ ký</w:t>
-            </w:r>
-          </w:p>
-        </w:tc>
-      </w:tr>
-      <w:tr>
-        <w:tc>
-          <w:tcPr>
-            <w:tcW w:w="1555" w:type="dxa"/>
-          </w:tcPr>
-          <w:p>
-            <w:pPr>
-              <w:spacing w:line="276" w:lineRule="auto"/>
-              <w:rPr>
-                <w:rFonts w:cs="Times New Roman"/>
-                <w:b/>
-                <w:bCs/>
-                <w:color w:val="000000"/>
-                <w:szCs w:val="26"/>
-              </w:rPr>
-            </w:pPr>
-          </w:p>
-        </w:tc>
-        <w:tc>
-          <w:tcPr>
-            <w:tcW w:w="6237" w:type="dxa"/>
-          </w:tcPr>
-          <w:p>
-            <w:pPr>
-              <w:spacing w:line="276" w:lineRule="auto"/>
-              <w:rPr>
-                <w:rFonts w:cs="Times New Roman"/>
-                <w:b/>
-                <w:bCs/>
-                <w:color w:val="000000"/>
-                <w:szCs w:val="26"/>
-              </w:rPr>
-            </w:pPr>
-          </w:p>
-        </w:tc>
-        <w:tc>
-          <w:tcPr>
-            <w:tcW w:w="2208" w:type="dxa"/>
-          </w:tcPr>
-          <w:p>
-            <w:pPr>
-              <w:spacing w:line="276" w:lineRule="auto"/>
-              <w:rPr>
-                <w:rFonts w:cs="Times New Roman"/>
-                <w:b/>
-                <w:bCs/>
-                <w:color w:val="000000"/>
-                <w:szCs w:val="26"/>
-              </w:rPr>
-            </w:pPr>
-          </w:p>
-        </w:tc>
-      </w:tr>
-      <w:tr>
-        <w:tc>
-          <w:tcPr>
-            <w:tcW w:w="1555" w:type="dxa"/>
-          </w:tcPr>
-          <w:p>
-            <w:pPr>
-              <w:spacing w:line="276" w:lineRule="auto"/>
-              <w:rPr>
-                <w:b/>
-                <w:bCs/>
-                <w:color w:val="000000"/>
-              </w:rPr>
-            </w:pPr>
-          </w:p>
-        </w:tc>
-        <w:tc>
-          <w:tcPr>
-            <w:tcW w:w="6237" w:type="dxa"/>
-          </w:tcPr>
-          <w:p>
-            <w:pPr>
-              <w:spacing w:line="276" w:lineRule="auto"/>
-              <w:rPr>
-                <w:b/>
-                <w:bCs/>
-                <w:color w:val="000000"/>
-              </w:rPr>
-            </w:pPr>
-          </w:p>
-        </w:tc>
-        <w:tc>
-          <w:tcPr>
-            <w:tcW w:w="2208" w:type="dxa"/>
-          </w:tcPr>
-          <w:p>
-            <w:pPr>
-              <w:spacing w:line="276" w:lineRule="auto"/>
-              <w:rPr>
-                <w:b/>
-                <w:bCs/>
-                <w:color w:val="000000"/>
-              </w:rPr>
-            </w:pPr>
-          </w:p>
-        </w:tc>
-      </w:tr>
-      <w:tr>
-        <w:tc>
-          <w:tcPr>
-            <w:tcW w:w="1555" w:type="dxa"/>
-          </w:tcPr>
-          <w:p>
-            <w:pPr>
-              <w:spacing w:line="276" w:lineRule="auto"/>
-              <w:rPr>
-                <w:b/>
-                <w:bCs/>
-                <w:color w:val="000000"/>
-              </w:rPr>
-            </w:pPr>
-          </w:p>
-        </w:tc>
-        <w:tc>
-          <w:tcPr>
-            <w:tcW w:w="6237" w:type="dxa"/>
-          </w:tcPr>
-          <w:p>
-            <w:pPr>
-              <w:spacing w:line="276" w:lineRule="auto"/>
-              <w:rPr>
-                <w:b/>
-                <w:bCs/>
-                <w:color w:val="000000"/>
-              </w:rPr>
-            </w:pPr>
-          </w:p>
-        </w:tc>
-        <w:tc>
-          <w:tcPr>
-            <w:tcW w:w="2208" w:type="dxa"/>
-          </w:tcPr>
-          <w:p>
-            <w:pPr>
-              <w:spacing w:line="276" w:lineRule="auto"/>
-              <w:rPr>
-                <w:b/>
-                <w:bCs/>
-                <w:color w:val="000000"/>
-              </w:rPr>
-            </w:pPr>
-          </w:p>
-        </w:tc>
-      </w:tr>
-      <w:tr>
-        <w:tc>
-          <w:tcPr>
-            <w:tcW w:w="1555" w:type="dxa"/>
-          </w:tcPr>
-          <w:p>
-            <w:pPr>
-              <w:spacing w:line="276" w:lineRule="auto"/>
-              <w:rPr>
-                <w:b/>
-                <w:bCs/>
-                <w:color w:val="000000"/>
-              </w:rPr>
-            </w:pPr>
-          </w:p>
-        </w:tc>
-        <w:tc>
-          <w:tcPr>
-            <w:tcW w:w="6237" w:type="dxa"/>
-          </w:tcPr>
-          <w:p>
-            <w:pPr>
-              <w:spacing w:line="276" w:lineRule="auto"/>
-              <w:rPr>
-                <w:b/>
-                <w:bCs/>
-                <w:color w:val="000000"/>
-              </w:rPr>
-            </w:pPr>
-          </w:p>
-        </w:tc>
-        <w:tc>
-          <w:tcPr>
-            <w:tcW w:w="2208" w:type="dxa"/>
-          </w:tcPr>
-          <w:p>
-            <w:pPr>
-              <w:spacing w:line="276" w:lineRule="auto"/>
-              <w:rPr>
-                <w:b/>
-                <w:bCs/>
-                <w:color w:val="000000"/>
-              </w:rPr>
-            </w:pPr>
-          </w:p>
-        </w:tc>
-      </w:tr>
-      <w:tr>
-        <w:tc>
-          <w:tcPr>
-            <w:tcW w:w="1555" w:type="dxa"/>
-          </w:tcPr>
-          <w:p>
-            <w:pPr>
-              <w:spacing w:line="276" w:lineRule="auto"/>
-              <w:rPr>
-                <w:b/>
-                <w:bCs/>
-                <w:color w:val="000000"/>
-              </w:rPr>
-            </w:pPr>
-          </w:p>
-        </w:tc>
-        <w:tc>
-          <w:tcPr>
-            <w:tcW w:w="6237" w:type="dxa"/>
-          </w:tcPr>
-          <w:p>
-            <w:pPr>
-              <w:spacing w:line="276" w:lineRule="auto"/>
-              <w:rPr>
-                <w:b/>
-                <w:bCs/>
-                <w:color w:val="000000"/>
-              </w:rPr>
-            </w:pPr>
-          </w:p>
-        </w:tc>
-        <w:tc>
-          <w:tcPr>
-            <w:tcW w:w="2208" w:type="dxa"/>
-          </w:tcPr>
-          <w:p>
-            <w:pPr>
-              <w:spacing w:line="276" w:lineRule="auto"/>
-              <w:rPr>
-                <w:b/>
-                <w:bCs/>
-                <w:color w:val="000000"/>
-              </w:rPr>
-            </w:pPr>
-          </w:p>
-        </w:tc>
-      </w:tr>
-      <w:tr>
-        <w:tc>
-          <w:tcPr>
-            <w:tcW w:w="1555" w:type="dxa"/>
-          </w:tcPr>
-          <w:p>
-            <w:pPr>
-              <w:spacing w:line="276" w:lineRule="auto"/>
-              <w:rPr>
-                <w:b/>
-                <w:bCs/>
-                <w:color w:val="000000"/>
-              </w:rPr>
-            </w:pPr>
-          </w:p>
-        </w:tc>
-        <w:tc>
-          <w:tcPr>
-            <w:tcW w:w="6237" w:type="dxa"/>
-          </w:tcPr>
-          <w:p>
-            <w:pPr>
-              <w:spacing w:line="276" w:lineRule="auto"/>
-              <w:rPr>
-                <w:b/>
-                <w:bCs/>
-                <w:color w:val="000000"/>
-              </w:rPr>
-            </w:pPr>
-          </w:p>
-        </w:tc>
-        <w:tc>
-          <w:tcPr>
-            <w:tcW w:w="2208" w:type="dxa"/>
-          </w:tcPr>
-          <w:p>
-            <w:pPr>
-              <w:spacing w:line="276" w:lineRule="auto"/>
-              <w:rPr>
-                <w:b/>
-                <w:bCs/>
-                <w:color w:val="000000"/>
-              </w:rPr>
-            </w:pPr>
-          </w:p>
-        </w:tc>
-      </w:tr>
-      <w:tr>
-        <w:tc>
-          <w:tcPr>
-            <w:tcW w:w="1555" w:type="dxa"/>
-          </w:tcPr>
-          <w:p>
-            <w:pPr>
-              <w:spacing w:line="276" w:lineRule="auto"/>
-              <w:rPr>
-                <w:b/>
-                <w:bCs/>
-                <w:color w:val="000000"/>
-              </w:rPr>
-            </w:pPr>
-          </w:p>
-        </w:tc>
-        <w:tc>
-          <w:tcPr>
-            <w:tcW w:w="6237" w:type="dxa"/>
-          </w:tcPr>
-          <w:p>
-            <w:pPr>
-              <w:spacing w:line="276" w:lineRule="auto"/>
-              <w:rPr>
-                <w:b/>
-                <w:bCs/>
-                <w:color w:val="000000"/>
-              </w:rPr>
-            </w:pPr>
-          </w:p>
-        </w:tc>
-        <w:tc>
-          <w:tcPr>
-            <w:tcW w:w="2208" w:type="dxa"/>
-          </w:tcPr>
-          <w:p>
-            <w:pPr>
-              <w:spacing w:line="276" w:lineRule="auto"/>
-              <w:rPr>
-                <w:b/>
-                <w:bCs/>
-                <w:color w:val="000000"/>
-              </w:rPr>
-            </w:pPr>
-          </w:p>
-        </w:tc>
-      </w:tr>
-      <w:tr>
-        <w:tc>
-          <w:tcPr>
-            <w:tcW w:w="1555" w:type="dxa"/>
-          </w:tcPr>
-          <w:p>
-            <w:pPr>
-              <w:spacing w:line="276" w:lineRule="auto"/>
-              <w:rPr>
-                <w:b/>
-                <w:bCs/>
-                <w:color w:val="000000"/>
-              </w:rPr>
-            </w:pPr>
-          </w:p>
-        </w:tc>
-        <w:tc>
-          <w:tcPr>
-            <w:tcW w:w="6237" w:type="dxa"/>
-          </w:tcPr>
-          <w:p>
-            <w:pPr>
-              <w:spacing w:line="276" w:lineRule="auto"/>
-              <w:rPr>
-                <w:b/>
-                <w:bCs/>
-                <w:color w:val="000000"/>
-              </w:rPr>
-            </w:pPr>
-          </w:p>
-        </w:tc>
-        <w:tc>
-          <w:tcPr>
-            <w:tcW w:w="2208" w:type="dxa"/>
-          </w:tcPr>
-          <w:p>
-            <w:pPr>
-              <w:spacing w:line="276" w:lineRule="auto"/>
-              <w:rPr>
-                <w:b/>
-                <w:bCs/>
-                <w:color w:val="000000"/>
-              </w:rPr>
-            </w:pPr>
-          </w:p>
-        </w:tc>
-      </w:tr>
-      <w:tr>
-        <w:tc>
-          <w:tcPr>
-            <w:tcW w:w="1555" w:type="dxa"/>
-          </w:tcPr>
-          <w:p>
-            <w:pPr>
-              <w:spacing w:line="276" w:lineRule="auto"/>
-              <w:rPr>
-                <w:b/>
-                <w:bCs/>
-                <w:color w:val="000000"/>
-              </w:rPr>
-            </w:pPr>
-          </w:p>
-        </w:tc>
-        <w:tc>
-          <w:tcPr>
-            <w:tcW w:w="6237" w:type="dxa"/>
-          </w:tcPr>
-          <w:p>
-            <w:pPr>
-              <w:spacing w:line="276" w:lineRule="auto"/>
-              <w:rPr>
-                <w:b/>
-                <w:bCs/>
-                <w:color w:val="000000"/>
-              </w:rPr>
-            </w:pPr>
-          </w:p>
-        </w:tc>
-        <w:tc>
-          <w:tcPr>
-            <w:tcW w:w="2208" w:type="dxa"/>
-          </w:tcPr>
-          <w:p>
-            <w:pPr>
-              <w:spacing w:line="276" w:lineRule="auto"/>
-              <w:rPr>
-                <w:b/>
-                <w:bCs/>
-                <w:color w:val="000000"/>
-              </w:rPr>
-            </w:pPr>
-          </w:p>
-        </w:tc>
-      </w:tr>
-      <w:tr>
-        <w:tc>
-          <w:tcPr>
-            <w:tcW w:w="1555" w:type="dxa"/>
-          </w:tcPr>
-          <w:p>
-            <w:pPr>
-              <w:spacing w:line="276" w:lineRule="auto"/>
-              <w:rPr>
-                <w:b/>
-                <w:bCs/>
-                <w:color w:val="000000"/>
-              </w:rPr>
-            </w:pPr>
-          </w:p>
-        </w:tc>
-        <w:tc>
-          <w:tcPr>
-            <w:tcW w:w="6237" w:type="dxa"/>
-          </w:tcPr>
-          <w:p>
-            <w:pPr>
-              <w:spacing w:line="276" w:lineRule="auto"/>
-              <w:rPr>
-                <w:b/>
-                <w:bCs/>
-                <w:color w:val="000000"/>
-              </w:rPr>
-            </w:pPr>
-          </w:p>
-        </w:tc>
-        <w:tc>
-          <w:tcPr>
-            <w:tcW w:w="2208" w:type="dxa"/>
-          </w:tcPr>
-          <w:p>
-            <w:pPr>
-              <w:spacing w:line="276" w:lineRule="auto"/>
-              <w:rPr>
-                <w:b/>
-                <w:bCs/>
-                <w:color w:val="000000"/>
-              </w:rPr>
-            </w:pPr>
-          </w:p>
-        </w:tc>
-      </w:tr>
-      <w:tr>
-        <w:tc>
-          <w:tcPr>
-            <w:tcW w:w="1555" w:type="dxa"/>
-          </w:tcPr>
-          <w:p>
-            <w:pPr>
-              <w:spacing w:line="276" w:lineRule="auto"/>
-              <w:rPr>
-                <w:b/>
-                <w:bCs/>
-                <w:color w:val="000000"/>
-              </w:rPr>
-            </w:pPr>
-          </w:p>
-        </w:tc>
-        <w:tc>
-          <w:tcPr>
-            <w:tcW w:w="6237" w:type="dxa"/>
-          </w:tcPr>
-          <w:p>
-            <w:pPr>
-              <w:spacing w:line="276" w:lineRule="auto"/>
-              <w:rPr>
-                <w:b/>
-                <w:bCs/>
-                <w:color w:val="000000"/>
-              </w:rPr>
-            </w:pPr>
-          </w:p>
-        </w:tc>
-        <w:tc>
-          <w:tcPr>
-            <w:tcW w:w="2208" w:type="dxa"/>
-          </w:tcPr>
-          <w:p>
-            <w:pPr>
-              <w:spacing w:line="276" w:lineRule="auto"/>
-              <w:rPr>
-                <w:b/>
-                <w:bCs/>
-                <w:color w:val="000000"/>
-              </w:rPr>
-            </w:pPr>
-          </w:p>
-        </w:tc>
-      </w:tr>
-      <w:tr>
-        <w:tc>
-          <w:tcPr>
-            <w:tcW w:w="1555" w:type="dxa"/>
-          </w:tcPr>
-          <w:p>
-            <w:pPr>
-              <w:spacing w:line="276" w:lineRule="auto"/>
-              <w:rPr>
-                <w:b/>
-                <w:bCs/>
-                <w:color w:val="000000"/>
-              </w:rPr>
-            </w:pPr>
-          </w:p>
-        </w:tc>
-        <w:tc>
-          <w:tcPr>
-            <w:tcW w:w="6237" w:type="dxa"/>
-          </w:tcPr>
-          <w:p>
-            <w:pPr>
-              <w:spacing w:line="276" w:lineRule="auto"/>
-              <w:rPr>
-                <w:b/>
-                <w:bCs/>
-                <w:color w:val="000000"/>
-              </w:rPr>
-            </w:pPr>
-          </w:p>
-        </w:tc>
-        <w:tc>
-          <w:tcPr>
-            <w:tcW w:w="2208" w:type="dxa"/>
-          </w:tcPr>
-          <w:p>
-            <w:pPr>
-              <w:spacing w:line="276" w:lineRule="auto"/>
-              <w:rPr>
-                <w:b/>
-                <w:bCs/>
-                <w:color w:val="000000"/>
-              </w:rPr>
-            </w:pPr>
-          </w:p>
-        </w:tc>
-      </w:tr>
-      <w:tr>
-        <w:tc>
-          <w:tcPr>
-            <w:tcW w:w="1555" w:type="dxa"/>
-          </w:tcPr>
-          <w:p>
-            <w:pPr>
-              <w:spacing w:line="276" w:lineRule="auto"/>
-              <w:rPr>
-                <w:b/>
-                <w:bCs/>
-                <w:color w:val="000000"/>
-              </w:rPr>
-            </w:pPr>
-          </w:p>
-        </w:tc>
-        <w:tc>
-          <w:tcPr>
-            <w:tcW w:w="6237" w:type="dxa"/>
-          </w:tcPr>
-          <w:p>
-            <w:pPr>
-              <w:spacing w:line="276" w:lineRule="auto"/>
-              <w:rPr>
-                <w:b/>
-                <w:bCs/>
-                <w:color w:val="000000"/>
-              </w:rPr>
-            </w:pPr>
-          </w:p>
-        </w:tc>
-        <w:tc>
-          <w:tcPr>
-            <w:tcW w:w="2208" w:type="dxa"/>
-          </w:tcPr>
-          <w:p>
-            <w:pPr>
-              <w:spacing w:line="276" w:lineRule="auto"/>
-              <w:rPr>
-                <w:b/>
-                <w:bCs/>
-                <w:color w:val="000000"/>
-              </w:rPr>
-            </w:pPr>
-          </w:p>
-        </w:tc>
-      </w:tr>
-      <w:tr>
-        <w:tc>
-          <w:tcPr>
-            <w:tcW w:w="1555" w:type="dxa"/>
-          </w:tcPr>
-          <w:p>
-            <w:pPr>
-              <w:spacing w:line="276" w:lineRule="auto"/>
-              <w:rPr>
-                <w:b/>
-                <w:bCs/>
-                <w:color w:val="000000"/>
-              </w:rPr>
-            </w:pPr>
-          </w:p>
-        </w:tc>
-        <w:tc>
-          <w:tcPr>
-            <w:tcW w:w="6237" w:type="dxa"/>
-          </w:tcPr>
-          <w:p>
-            <w:pPr>
-              <w:spacing w:line="276" w:lineRule="auto"/>
-              <w:rPr>
-                <w:b/>
-                <w:bCs/>
-                <w:color w:val="000000"/>
-              </w:rPr>
-            </w:pPr>
-          </w:p>
-        </w:tc>
-        <w:tc>
-          <w:tcPr>
-            <w:tcW w:w="2208" w:type="dxa"/>
-          </w:tcPr>
-          <w:p>
-            <w:pPr>
-              <w:spacing w:line="276" w:lineRule="auto"/>
-              <w:rPr>
-                <w:b/>
-                <w:bCs/>
-                <w:color w:val="000000"/>
-              </w:rPr>
-            </w:pPr>
-          </w:p>
-        </w:tc>
-      </w:tr>
-      <w:tr>
-        <w:tc>
-          <w:tcPr>
-            <w:tcW w:w="1555" w:type="dxa"/>
-          </w:tcPr>
-          <w:p>
-            <w:pPr>
-              <w:spacing w:line="276" w:lineRule="auto"/>
-              <w:rPr>
-                <w:b/>
-                <w:bCs/>
-                <w:color w:val="000000"/>
-              </w:rPr>
-            </w:pPr>
-          </w:p>
-        </w:tc>
-        <w:tc>
-          <w:tcPr>
-            <w:tcW w:w="6237" w:type="dxa"/>
-          </w:tcPr>
-          <w:p>
-            <w:pPr>
-              <w:spacing w:line="276" w:lineRule="auto"/>
-              <w:rPr>
-                <w:b/>
-                <w:bCs/>
-                <w:color w:val="000000"/>
-              </w:rPr>
-            </w:pPr>
-          </w:p>
-        </w:tc>
-        <w:tc>
-          <w:tcPr>
-            <w:tcW w:w="2208" w:type="dxa"/>
-          </w:tcPr>
-          <w:p>
-            <w:pPr>
-              <w:spacing w:line="276" w:lineRule="auto"/>
-              <w:rPr>
-                <w:b/>
-                <w:bCs/>
-                <w:color w:val="000000"/>
-              </w:rPr>
-            </w:pPr>
-          </w:p>
-        </w:tc>
-      </w:tr>
-      <w:tr>
-        <w:tc>
-          <w:tcPr>
-            <w:tcW w:w="1555" w:type="dxa"/>
-          </w:tcPr>
-          <w:p>
-            <w:pPr>
-              <w:spacing w:line="276" w:lineRule="auto"/>
-              <w:rPr>
-                <w:b/>
-                <w:bCs/>
-                <w:color w:val="000000"/>
-              </w:rPr>
-            </w:pPr>
-          </w:p>
-        </w:tc>
-        <w:tc>
-          <w:tcPr>
-            <w:tcW w:w="6237" w:type="dxa"/>
-          </w:tcPr>
-          <w:p>
-            <w:pPr>
-              <w:spacing w:line="276" w:lineRule="auto"/>
-              <w:rPr>
-                <w:b/>
-                <w:bCs/>
-                <w:color w:val="000000"/>
-              </w:rPr>
-            </w:pPr>
-          </w:p>
-        </w:tc>
-        <w:tc>
-          <w:tcPr>
-            <w:tcW w:w="2208" w:type="dxa"/>
-          </w:tcPr>
-          <w:p>
-            <w:pPr>
-              <w:spacing w:line="276" w:lineRule="auto"/>
-              <w:rPr>
-                <w:b/>
-                <w:bCs/>
-                <w:color w:val="000000"/>
-              </w:rPr>
-            </w:pPr>
-          </w:p>
-        </w:tc>
-      </w:tr>
-      <w:tr>
-        <w:tc>
-          <w:tcPr>
-            <w:tcW w:w="1555" w:type="dxa"/>
-          </w:tcPr>
-          <w:p>
-            <w:pPr>
-              <w:spacing w:line="276" w:lineRule="auto"/>
-              <w:rPr>
-                <w:b/>
-                <w:bCs/>
-                <w:color w:val="000000"/>
-              </w:rPr>
-            </w:pPr>
-          </w:p>
-        </w:tc>
-        <w:tc>
-          <w:tcPr>
-            <w:tcW w:w="6237" w:type="dxa"/>
-          </w:tcPr>
-          <w:p>
-            <w:pPr>
-              <w:spacing w:line="276" w:lineRule="auto"/>
-              <w:rPr>
-                <w:b/>
-                <w:bCs/>
-                <w:color w:val="000000"/>
-              </w:rPr>
-            </w:pPr>
-          </w:p>
-        </w:tc>
-        <w:tc>
-          <w:tcPr>
-            <w:tcW w:w="2208" w:type="dxa"/>
-          </w:tcPr>
-          <w:p>
-            <w:pPr>
-              <w:spacing w:line="276" w:lineRule="auto"/>
-              <w:rPr>
-                <w:b/>
-                <w:bCs/>
-                <w:color w:val="000000"/>
-              </w:rPr>
-            </w:pPr>
-          </w:p>
-        </w:tc>
-      </w:tr>
-      <w:tr>
-        <w:tc>
-          <w:tcPr>
-            <w:tcW w:w="1555" w:type="dxa"/>
-          </w:tcPr>
-          <w:p>
-            <w:pPr>
-              <w:spacing w:line="276" w:lineRule="auto"/>
-              <w:rPr>
-                <w:b/>
-                <w:bCs/>
-                <w:color w:val="000000"/>
-              </w:rPr>
-            </w:pPr>
-          </w:p>
-        </w:tc>
-        <w:tc>
-          <w:tcPr>
-            <w:tcW w:w="6237" w:type="dxa"/>
-          </w:tcPr>
-          <w:p>
-            <w:pPr>
-              <w:spacing w:line="276" w:lineRule="auto"/>
-              <w:rPr>
-                <w:b/>
-                <w:bCs/>
-                <w:color w:val="000000"/>
-              </w:rPr>
-            </w:pPr>
-          </w:p>
-        </w:tc>
-        <w:tc>
-          <w:tcPr>
-            <w:tcW w:w="2208" w:type="dxa"/>
-          </w:tcPr>
-          <w:p>
-            <w:pPr>
-              <w:spacing w:line="276" w:lineRule="auto"/>
-              <w:rPr>
-                <w:b/>
-                <w:bCs/>
-                <w:color w:val="000000"/>
-              </w:rPr>
-            </w:pPr>
-          </w:p>
-        </w:tc>
-      </w:tr>
-      <w:tr>
-        <w:tc>
-          <w:tcPr>
-            <w:tcW w:w="1555" w:type="dxa"/>
-          </w:tcPr>
-          <w:p>
-            <w:pPr>
-              <w:spacing w:line="276" w:lineRule="auto"/>
-              <w:rPr>
-                <w:b/>
-                <w:bCs/>
-                <w:color w:val="000000"/>
-              </w:rPr>
-            </w:pPr>
-          </w:p>
-        </w:tc>
-        <w:tc>
-          <w:tcPr>
-            <w:tcW w:w="6237" w:type="dxa"/>
-          </w:tcPr>
-          <w:p>
-            <w:pPr>
-              <w:spacing w:line="276" w:lineRule="auto"/>
-              <w:rPr>
-                <w:b/>
-                <w:bCs/>
-                <w:color w:val="000000"/>
-              </w:rPr>
-            </w:pPr>
-          </w:p>
-        </w:tc>
-        <w:tc>
-          <w:tcPr>
-            <w:tcW w:w="2208" w:type="dxa"/>
-          </w:tcPr>
-          <w:p>
-            <w:pPr>
-              <w:spacing w:line="276" w:lineRule="auto"/>
-              <w:rPr>
-                <w:b/>
-                <w:bCs/>
-                <w:color w:val="000000"/>
-              </w:rPr>
-            </w:pPr>
-          </w:p>
-        </w:tc>
-      </w:tr>
-      <w:tr>
-        <w:tc>
-          <w:tcPr>
-            <w:tcW w:w="1555" w:type="dxa"/>
-          </w:tcPr>
-          <w:p>
-            <w:pPr>
-              <w:spacing w:line="276" w:lineRule="auto"/>
-              <w:rPr>
-                <w:b/>
-                <w:bCs/>
-                <w:color w:val="000000"/>
-              </w:rPr>
-            </w:pPr>
-          </w:p>
-        </w:tc>
-        <w:tc>
-          <w:tcPr>
-            <w:tcW w:w="6237" w:type="dxa"/>
-          </w:tcPr>
-          <w:p>
-            <w:pPr>
-              <w:spacing w:line="276" w:lineRule="auto"/>
-              <w:rPr>
-                <w:b/>
-                <w:bCs/>
-                <w:color w:val="000000"/>
-              </w:rPr>
-            </w:pPr>
-          </w:p>
-        </w:tc>
-        <w:tc>
-          <w:tcPr>
-            <w:tcW w:w="2208" w:type="dxa"/>
-          </w:tcPr>
-          <w:p>
-            <w:pPr>
-              <w:spacing w:line="276" w:lineRule="auto"/>
-              <w:rPr>
-                <w:b/>
-                <w:bCs/>
-                <w:color w:val="000000"/>
-              </w:rPr>
-            </w:pPr>
-          </w:p>
-        </w:tc>
-      </w:tr>
-      <w:tr>
-        <w:tc>
-          <w:tcPr>
-            <w:tcW w:w="1555" w:type="dxa"/>
-          </w:tcPr>
-          <w:p>
-            <w:pPr>
-              <w:spacing w:line="276" w:lineRule="auto"/>
-              <w:rPr>
-                <w:b/>
-                <w:bCs/>
-                <w:color w:val="000000"/>
-              </w:rPr>
-            </w:pPr>
-          </w:p>
-        </w:tc>
-        <w:tc>
-          <w:tcPr>
-            <w:tcW w:w="6237" w:type="dxa"/>
-          </w:tcPr>
-          <w:p>
-            <w:pPr>
-              <w:spacing w:line="276" w:lineRule="auto"/>
-              <w:rPr>
-                <w:b/>
-                <w:bCs/>
-                <w:color w:val="000000"/>
-              </w:rPr>
-            </w:pPr>
-          </w:p>
-        </w:tc>
-        <w:tc>
-          <w:tcPr>
-            <w:tcW w:w="2208" w:type="dxa"/>
-          </w:tcPr>
-          <w:p>
-            <w:pPr>
-              <w:spacing w:line="276" w:lineRule="auto"/>
-              <w:rPr>
-                <w:b/>
-                <w:bCs/>
-                <w:color w:val="000000"/>
-              </w:rPr>
-            </w:pPr>
-          </w:p>
-        </w:tc>
-      </w:tr>
-      <w:tr>
-        <w:tc>
-          <w:tcPr>
-            <w:tcW w:w="1555" w:type="dxa"/>
-          </w:tcPr>
-          <w:p>
-            <w:pPr>
-              <w:spacing w:line="276" w:lineRule="auto"/>
-              <w:rPr>
-                <w:b/>
-                <w:bCs/>
-                <w:color w:val="000000"/>
-              </w:rPr>
-            </w:pPr>
-          </w:p>
-        </w:tc>
-        <w:tc>
-          <w:tcPr>
-            <w:tcW w:w="6237" w:type="dxa"/>
-          </w:tcPr>
-          <w:p>
-            <w:pPr>
-              <w:spacing w:line="276" w:lineRule="auto"/>
-              <w:rPr>
-                <w:b/>
-                <w:bCs/>
-                <w:color w:val="000000"/>
-              </w:rPr>
-            </w:pPr>
-          </w:p>
-        </w:tc>
-        <w:tc>
-          <w:tcPr>
-            <w:tcW w:w="2208" w:type="dxa"/>
-          </w:tcPr>
-          <w:p>
-            <w:pPr>
-              <w:spacing w:line="276" w:lineRule="auto"/>
-              <w:rPr>
-                <w:b/>
-                <w:bCs/>
-                <w:color w:val="000000"/>
-              </w:rPr>
-            </w:pPr>
-          </w:p>
-        </w:tc>
-      </w:tr>
-      <w:tr>
-        <w:tc>
-          <w:tcPr>
-            <w:tcW w:w="1555" w:type="dxa"/>
-          </w:tcPr>
-          <w:p>
-            <w:pPr>
-              <w:spacing w:line="276" w:lineRule="auto"/>
-              <w:rPr>
-                <w:b/>
-                <w:bCs/>
-                <w:color w:val="000000"/>
-              </w:rPr>
-            </w:pPr>
-          </w:p>
-        </w:tc>
-        <w:tc>
-          <w:tcPr>
-            <w:tcW w:w="6237" w:type="dxa"/>
-          </w:tcPr>
-          <w:p>
-            <w:pPr>
-              <w:spacing w:line="276" w:lineRule="auto"/>
-              <w:rPr>
-                <w:b/>
-                <w:bCs/>
-                <w:color w:val="000000"/>
-              </w:rPr>
-            </w:pPr>
-          </w:p>
-        </w:tc>
-        <w:tc>
-          <w:tcPr>
-            <w:tcW w:w="2208" w:type="dxa"/>
-          </w:tcPr>
-          <w:p>
-            <w:pPr>
-              <w:spacing w:line="276" w:lineRule="auto"/>
-              <w:rPr>
-                <w:b/>
-                <w:bCs/>
-                <w:color w:val="000000"/>
-              </w:rPr>
-            </w:pPr>
-          </w:p>
-        </w:tc>
-      </w:tr>
-      <w:tr>
-        <w:tc>
-          <w:tcPr>
-            <w:tcW w:w="1555" w:type="dxa"/>
-          </w:tcPr>
-          <w:p>
-            <w:pPr>
-              <w:spacing w:line="276" w:lineRule="auto"/>
-              <w:rPr>
-                <w:b/>
-                <w:bCs/>
-                <w:color w:val="000000"/>
-              </w:rPr>
-            </w:pPr>
-          </w:p>
-        </w:tc>
-        <w:tc>
-          <w:tcPr>
-            <w:tcW w:w="6237" w:type="dxa"/>
-          </w:tcPr>
-          <w:p>
-            <w:pPr>
-              <w:spacing w:line="276" w:lineRule="auto"/>
-              <w:rPr>
-                <w:b/>
-                <w:bCs/>
-                <w:color w:val="000000"/>
-              </w:rPr>
-            </w:pPr>
-          </w:p>
-        </w:tc>
-        <w:tc>
-          <w:tcPr>
-            <w:tcW w:w="2208" w:type="dxa"/>
-          </w:tcPr>
-          <w:p>
-            <w:pPr>
-              <w:spacing w:line="276" w:lineRule="auto"/>
-              <w:rPr>
-                <w:b/>
-                <w:bCs/>
-                <w:color w:val="000000"/>
-              </w:rPr>
-            </w:pPr>
-          </w:p>
-        </w:tc>
-      </w:tr>
-      <w:tr>
-        <w:tc>
-          <w:tcPr>
-            <w:tcW w:w="1555" w:type="dxa"/>
-          </w:tcPr>
-          <w:p>
-            <w:pPr>
-              <w:spacing w:line="276" w:lineRule="auto"/>
-              <w:rPr>
-                <w:b/>
-                <w:bCs/>
-                <w:color w:val="000000"/>
-              </w:rPr>
-            </w:pPr>
-          </w:p>
-        </w:tc>
-        <w:tc>
-          <w:tcPr>
-            <w:tcW w:w="6237" w:type="dxa"/>
-          </w:tcPr>
-          <w:p>
-            <w:pPr>
-              <w:spacing w:line="276" w:lineRule="auto"/>
-              <w:rPr>
-                <w:b/>
-                <w:bCs/>
-                <w:color w:val="000000"/>
-              </w:rPr>
-            </w:pPr>
-          </w:p>
-        </w:tc>
-        <w:tc>
-          <w:tcPr>
-            <w:tcW w:w="2208" w:type="dxa"/>
-          </w:tcPr>
-          <w:p>
-            <w:pPr>
-              <w:spacing w:line="276" w:lineRule="auto"/>
-              <w:rPr>
-                <w:b/>
-                <w:bCs/>
-                <w:color w:val="000000"/>
-              </w:rPr>
-            </w:pPr>
-          </w:p>
-        </w:tc>
-      </w:tr>
-      <w:tr>
-        <w:tc>
-          <w:tcPr>
-            <w:tcW w:w="1555" w:type="dxa"/>
-          </w:tcPr>
-          <w:p>
-            <w:pPr>
-              <w:spacing w:line="276" w:lineRule="auto"/>
-              <w:rPr>
-                <w:b/>
-                <w:bCs/>
-                <w:color w:val="000000"/>
-              </w:rPr>
-            </w:pPr>
-          </w:p>
-        </w:tc>
-        <w:tc>
-          <w:tcPr>
-            <w:tcW w:w="6237" w:type="dxa"/>
-          </w:tcPr>
-          <w:p>
-            <w:pPr>
-              <w:spacing w:line="276" w:lineRule="auto"/>
-              <w:rPr>
-                <w:b/>
-                <w:bCs/>
-                <w:color w:val="000000"/>
-              </w:rPr>
-            </w:pPr>
-          </w:p>
-        </w:tc>
-        <w:tc>
-          <w:tcPr>
-            <w:tcW w:w="2208" w:type="dxa"/>
-          </w:tcPr>
-          <w:p>
-            <w:pPr>
-              <w:spacing w:line="276" w:lineRule="auto"/>
-              <w:rPr>
-                <w:b/>
-                <w:bCs/>
-                <w:color w:val="000000"/>
-              </w:rPr>
-            </w:pPr>
-          </w:p>
-        </w:tc>
-      </w:tr>
-      <w:tr>
-        <w:tc>
-          <w:tcPr>
-            <w:tcW w:w="1555" w:type="dxa"/>
-          </w:tcPr>
-          <w:p>
-            <w:pPr>
-              <w:spacing w:line="276" w:lineRule="auto"/>
-              <w:rPr>
-                <w:b/>
-                <w:bCs/>
-                <w:color w:val="000000"/>
-              </w:rPr>
-            </w:pPr>
-          </w:p>
-        </w:tc>
-        <w:tc>
-          <w:tcPr>
-            <w:tcW w:w="6237" w:type="dxa"/>
-          </w:tcPr>
-          <w:p>
-            <w:pPr>
-              <w:spacing w:line="276" w:lineRule="auto"/>
-              <w:rPr>
-                <w:b/>
-                <w:bCs/>
-                <w:color w:val="000000"/>
-              </w:rPr>
-            </w:pPr>
-          </w:p>
-        </w:tc>
-        <w:tc>
-          <w:tcPr>
-            <w:tcW w:w="2208" w:type="dxa"/>
-          </w:tcPr>
-          <w:p>
-            <w:pPr>
-              <w:spacing w:line="276" w:lineRule="auto"/>
-              <w:rPr>
-                <w:b/>
-                <w:bCs/>
-                <w:color w:val="000000"/>
-              </w:rPr>
-            </w:pPr>
-          </w:p>
-        </w:tc>
-      </w:tr>
-      <w:tr>
-        <w:tc>
-          <w:tcPr>
-            <w:tcW w:w="1555" w:type="dxa"/>
-          </w:tcPr>
-          <w:p>
-            <w:pPr>
-              <w:spacing w:line="276" w:lineRule="auto"/>
-              <w:rPr>
-                <w:b/>
-                <w:bCs/>
-                <w:color w:val="000000"/>
-              </w:rPr>
-            </w:pPr>
-          </w:p>
-        </w:tc>
-        <w:tc>
-          <w:tcPr>
-            <w:tcW w:w="6237" w:type="dxa"/>
-          </w:tcPr>
-          <w:p>
-            <w:pPr>
-              <w:spacing w:line="276" w:lineRule="auto"/>
-              <w:rPr>
-                <w:b/>
-                <w:bCs/>
-                <w:color w:val="000000"/>
-              </w:rPr>
-            </w:pPr>
-          </w:p>
-        </w:tc>
-        <w:tc>
-          <w:tcPr>
-            <w:tcW w:w="2208" w:type="dxa"/>
-          </w:tcPr>
-          <w:p>
-            <w:pPr>
-              <w:spacing w:line="276" w:lineRule="auto"/>
-              <w:rPr>
-                <w:b/>
-                <w:bCs/>
-                <w:color w:val="000000"/>
-              </w:rPr>
-            </w:pPr>
-          </w:p>
-        </w:tc>
-      </w:tr>
-      <w:tr>
-        <w:tc>
-          <w:tcPr>
-            <w:tcW w:w="1555" w:type="dxa"/>
-          </w:tcPr>
-          <w:p>
-            <w:pPr>
-              <w:spacing w:line="276" w:lineRule="auto"/>
-              <w:rPr>
-                <w:b/>
-                <w:bCs/>
-                <w:color w:val="000000"/>
-              </w:rPr>
-            </w:pPr>
-          </w:p>
-        </w:tc>
-        <w:tc>
-          <w:tcPr>
-            <w:tcW w:w="6237" w:type="dxa"/>
-          </w:tcPr>
-          <w:p>
-            <w:pPr>
-              <w:spacing w:line="276" w:lineRule="auto"/>
-              <w:rPr>
-                <w:b/>
-                <w:bCs/>
-                <w:color w:val="000000"/>
-              </w:rPr>
-            </w:pPr>
-          </w:p>
-        </w:tc>
-        <w:tc>
-          <w:tcPr>
-            <w:tcW w:w="2208" w:type="dxa"/>
-          </w:tcPr>
-          <w:p>
-            <w:pPr>
-              <w:spacing w:line="276" w:lineRule="auto"/>
-              <w:rPr>
-                <w:b/>
-                <w:bCs/>
-                <w:color w:val="000000"/>
-              </w:rPr>
-            </w:pPr>
-          </w:p>
-        </w:tc>
-      </w:tr>
-      <w:tr>
-        <w:tc>
-          <w:tcPr>
-            <w:tcW w:w="1555" w:type="dxa"/>
-          </w:tcPr>
-          <w:p>
-            <w:pPr>
-              <w:spacing w:line="276" w:lineRule="auto"/>
-              <w:rPr>
-                <w:b/>
-                <w:bCs/>
-                <w:color w:val="000000"/>
-              </w:rPr>
-            </w:pPr>
-          </w:p>
-        </w:tc>
-        <w:tc>
-          <w:tcPr>
-            <w:tcW w:w="6237" w:type="dxa"/>
-          </w:tcPr>
-          <w:p>
-            <w:pPr>
-              <w:spacing w:line="276" w:lineRule="auto"/>
-              <w:rPr>
-                <w:b/>
-                <w:bCs/>
-                <w:color w:val="000000"/>
-              </w:rPr>
-            </w:pPr>
-          </w:p>
-        </w:tc>
-        <w:tc>
-          <w:tcPr>
-            <w:tcW w:w="2208" w:type="dxa"/>
-          </w:tcPr>
-          <w:p>
-            <w:pPr>
-              <w:spacing w:line="276" w:lineRule="auto"/>
-              <w:rPr>
-                <w:b/>
-                <w:bCs/>
-                <w:color w:val="000000"/>
-              </w:rPr>
-            </w:pPr>
-          </w:p>
-        </w:tc>
-      </w:tr>
-      <w:tr>
-        <w:tc>
-          <w:tcPr>
-            <w:tcW w:w="1555" w:type="dxa"/>
-          </w:tcPr>
-          <w:p>
-            <w:pPr>
-              <w:spacing w:line="276" w:lineRule="auto"/>
-              <w:rPr>
-                <w:b/>
-                <w:bCs/>
-                <w:color w:val="000000"/>
-              </w:rPr>
-            </w:pPr>
-          </w:p>
-        </w:tc>
-        <w:tc>
-          <w:tcPr>
-            <w:tcW w:w="6237" w:type="dxa"/>
-          </w:tcPr>
-          <w:p>
-            <w:pPr>
-              <w:spacing w:line="276" w:lineRule="auto"/>
-              <w:rPr>
-                <w:b/>
-                <w:bCs/>
-                <w:color w:val="000000"/>
-              </w:rPr>
-            </w:pPr>
-          </w:p>
-        </w:tc>
-        <w:tc>
-          <w:tcPr>
-            <w:tcW w:w="2208" w:type="dxa"/>
-          </w:tcPr>
-          <w:p>
-            <w:pPr>
-              <w:spacing w:line="276" w:lineRule="auto"/>
-              <w:rPr>
-                <w:b/>
-                <w:bCs/>
-                <w:color w:val="000000"/>
-              </w:rPr>
-            </w:pPr>
-          </w:p>
-        </w:tc>
-      </w:tr>
-      <w:tr>
-        <w:tc>
-          <w:tcPr>
-            <w:tcW w:w="1555" w:type="dxa"/>
-          </w:tcPr>
-          <w:p>
-            <w:pPr>
-              <w:spacing w:line="276" w:lineRule="auto"/>
-              <w:rPr>
-                <w:b/>
-                <w:bCs/>
-                <w:color w:val="000000"/>
-              </w:rPr>
-            </w:pPr>
-          </w:p>
-        </w:tc>
-        <w:tc>
-          <w:tcPr>
-            <w:tcW w:w="6237" w:type="dxa"/>
-          </w:tcPr>
-          <w:p>
-            <w:pPr>
-              <w:spacing w:line="276" w:lineRule="auto"/>
-              <w:rPr>
-                <w:b/>
-                <w:bCs/>
-                <w:color w:val="000000"/>
-              </w:rPr>
-            </w:pPr>
-          </w:p>
-        </w:tc>
-        <w:tc>
-          <w:tcPr>
-            <w:tcW w:w="2208" w:type="dxa"/>
-          </w:tcPr>
-          <w:p>
-            <w:pPr>
-              <w:spacing w:line="276" w:lineRule="auto"/>
-              <w:rPr>
-                <w:b/>
-                <w:bCs/>
-                <w:color w:val="000000"/>
-              </w:rPr>
-            </w:pPr>
-          </w:p>
-        </w:tc>
-      </w:tr>
-      <w:tr>
-        <w:tc>
-          <w:tcPr>
-            <w:tcW w:w="1555" w:type="dxa"/>
-          </w:tcPr>
-          <w:p>
-            <w:pPr>
-              <w:spacing w:line="276" w:lineRule="auto"/>
-              <w:rPr>
-                <w:b/>
-                <w:bCs/>
-                <w:color w:val="000000"/>
-              </w:rPr>
-            </w:pPr>
-          </w:p>
-        </w:tc>
-        <w:tc>
-          <w:tcPr>
-            <w:tcW w:w="6237" w:type="dxa"/>
-          </w:tcPr>
-          <w:p>
-            <w:pPr>
-              <w:spacing w:line="276" w:lineRule="auto"/>
-              <w:rPr>
-                <w:b/>
-                <w:bCs/>
-                <w:color w:val="000000"/>
-              </w:rPr>
-            </w:pPr>
-          </w:p>
-        </w:tc>
-        <w:tc>
-          <w:tcPr>
-            <w:tcW w:w="2208" w:type="dxa"/>
-          </w:tcPr>
-          <w:p>
-            <w:pPr>
-              <w:spacing w:line="276" w:lineRule="auto"/>
-              <w:rPr>
-                <w:b/>
-                <w:bCs/>
-                <w:color w:val="000000"/>
-              </w:rPr>
-            </w:pPr>
-          </w:p>
-        </w:tc>
-      </w:tr>
-      <w:tr>
-        <w:tc>
-          <w:tcPr>
-            <w:tcW w:w="1555" w:type="dxa"/>
-          </w:tcPr>
-          <w:p>
-            <w:pPr>
-              <w:spacing w:line="276" w:lineRule="auto"/>
-              <w:rPr>
-                <w:b/>
-                <w:bCs/>
-                <w:color w:val="000000"/>
-              </w:rPr>
-            </w:pPr>
-          </w:p>
-        </w:tc>
-        <w:tc>
-          <w:tcPr>
-            <w:tcW w:w="6237" w:type="dxa"/>
-          </w:tcPr>
-          <w:p>
-            <w:pPr>
-              <w:spacing w:line="276" w:lineRule="auto"/>
-              <w:rPr>
-                <w:b/>
-                <w:bCs/>
-                <w:color w:val="000000"/>
-              </w:rPr>
-            </w:pPr>
-          </w:p>
-        </w:tc>
-        <w:tc>
-          <w:tcPr>
-            <w:tcW w:w="2208" w:type="dxa"/>
-          </w:tcPr>
-          <w:p>
-            <w:pPr>
-              <w:spacing w:line="276" w:lineRule="auto"/>
-              <w:rPr>
-                <w:b/>
-                <w:bCs/>
-                <w:color w:val="000000"/>
-              </w:rPr>
-            </w:pPr>
-          </w:p>
-        </w:tc>
-      </w:tr>
-      <w:tr>
-        <w:tc>
-          <w:tcPr>
-            <w:tcW w:w="1555" w:type="dxa"/>
-          </w:tcPr>
-          <w:p>
-            <w:pPr>
-              <w:spacing w:line="276" w:lineRule="auto"/>
-              <w:rPr>
-                <w:b/>
-                <w:bCs/>
-                <w:color w:val="000000"/>
-              </w:rPr>
-            </w:pPr>
-          </w:p>
-        </w:tc>
-        <w:tc>
-          <w:tcPr>
-            <w:tcW w:w="6237" w:type="dxa"/>
-          </w:tcPr>
-          <w:p>
-            <w:pPr>
-              <w:spacing w:line="276" w:lineRule="auto"/>
-              <w:rPr>
-                <w:b/>
-                <w:bCs/>
-                <w:color w:val="000000"/>
-              </w:rPr>
-            </w:pPr>
-          </w:p>
-        </w:tc>
-        <w:tc>
-          <w:tcPr>
-            <w:tcW w:w="2208" w:type="dxa"/>
-          </w:tcPr>
-          <w:p>
-            <w:pPr>
-              <w:spacing w:line="276" w:lineRule="auto"/>
-              <w:rPr>
-                <w:b/>
-                <w:bCs/>
-                <w:color w:val="000000"/>
-              </w:rPr>
-            </w:pPr>
-          </w:p>
-        </w:tc>
-      </w:tr>
-      <w:tr>
-        <w:tc>
-          <w:tcPr>
-            <w:tcW w:w="1555" w:type="dxa"/>
-          </w:tcPr>
-          <w:p>
-            <w:pPr>
-              <w:spacing w:line="276" w:lineRule="auto"/>
-              <w:rPr>
-                <w:b/>
-                <w:bCs/>
-                <w:color w:val="000000"/>
-              </w:rPr>
-            </w:pPr>
-          </w:p>
-        </w:tc>
-        <w:tc>
-          <w:tcPr>
-            <w:tcW w:w="6237" w:type="dxa"/>
-          </w:tcPr>
-          <w:p>
-            <w:pPr>
-              <w:spacing w:line="276" w:lineRule="auto"/>
-              <w:rPr>
-                <w:b/>
-                <w:bCs/>
-                <w:color w:val="000000"/>
-              </w:rPr>
-            </w:pPr>
-          </w:p>
-        </w:tc>
-        <w:tc>
-          <w:tcPr>
-            <w:tcW w:w="2208" w:type="dxa"/>
-          </w:tcPr>
-          <w:p>
-            <w:pPr>
-              <w:spacing w:line="276" w:lineRule="auto"/>
-              <w:rPr>
-                <w:b/>
-                <w:bCs/>
-                <w:color w:val="000000"/>
-              </w:rPr>
-            </w:pPr>
-          </w:p>
-        </w:tc>
-      </w:tr>
-      <w:tr>
-        <w:tc>
-          <w:tcPr>
-            <w:tcW w:w="1555" w:type="dxa"/>
-          </w:tcPr>
-          <w:p>
-            <w:pPr>
-              <w:spacing w:line="276" w:lineRule="auto"/>
-              <w:rPr>
-                <w:b/>
-                <w:bCs/>
-                <w:color w:val="000000"/>
-              </w:rPr>
-            </w:pPr>
-          </w:p>
-        </w:tc>
-        <w:tc>
-          <w:tcPr>
-            <w:tcW w:w="6237" w:type="dxa"/>
-          </w:tcPr>
-          <w:p>
-            <w:pPr>
-              <w:spacing w:line="276" w:lineRule="auto"/>
-              <w:rPr>
-                <w:b/>
-                <w:bCs/>
-                <w:color w:val="000000"/>
-              </w:rPr>
-            </w:pPr>
-          </w:p>
-        </w:tc>
-        <w:tc>
-          <w:tcPr>
-            <w:tcW w:w="2208" w:type="dxa"/>
-          </w:tcPr>
-          <w:p>
-            <w:pPr>
-              <w:spacing w:line="276" w:lineRule="auto"/>
-              <w:rPr>
-                <w:b/>
-                <w:bCs/>
-                <w:color w:val="000000"/>
-              </w:rPr>
-            </w:pPr>
-          </w:p>
-        </w:tc>
-      </w:tr>
-      <w:tr>
-        <w:tc>
-          <w:tcPr>
-            <w:tcW w:w="1555" w:type="dxa"/>
-          </w:tcPr>
-          <w:p>
-            <w:pPr>
-              <w:spacing w:line="276" w:lineRule="auto"/>
-              <w:rPr>
-                <w:b/>
-                <w:bCs/>
-                <w:color w:val="000000"/>
-              </w:rPr>
-            </w:pPr>
-          </w:p>
-        </w:tc>
-        <w:tc>
-          <w:tcPr>
-            <w:tcW w:w="6237" w:type="dxa"/>
-          </w:tcPr>
-          <w:p>
-            <w:pPr>
-              <w:spacing w:line="276" w:lineRule="auto"/>
-              <w:rPr>
-                <w:b/>
-                <w:bCs/>
-                <w:color w:val="000000"/>
-              </w:rPr>
-            </w:pPr>
-          </w:p>
-        </w:tc>
-        <w:tc>
-          <w:tcPr>
-            <w:tcW w:w="2208" w:type="dxa"/>
-          </w:tcPr>
-          <w:p>
-            <w:pPr>
-              <w:spacing w:line="276" w:lineRule="auto"/>
-              <w:rPr>
-                <w:b/>
-                <w:bCs/>
-                <w:color w:val="000000"/>
-              </w:rPr>
-            </w:pPr>
-          </w:p>
-        </w:tc>
-      </w:tr>
-      <w:tr>
-        <w:tc>
-          <w:tcPr>
-            <w:tcW w:w="1555" w:type="dxa"/>
-          </w:tcPr>
-          <w:p>
-            <w:pPr>
-              <w:spacing w:line="276" w:lineRule="auto"/>
-              <w:rPr>
-                <w:b/>
-                <w:bCs/>
-                <w:color w:val="000000"/>
-              </w:rPr>
-            </w:pPr>
-          </w:p>
-        </w:tc>
-        <w:tc>
-          <w:tcPr>
-            <w:tcW w:w="6237" w:type="dxa"/>
-          </w:tcPr>
-          <w:p>
-            <w:pPr>
-              <w:spacing w:line="276" w:lineRule="auto"/>
-              <w:rPr>
-                <w:b/>
-                <w:bCs/>
-                <w:color w:val="000000"/>
-              </w:rPr>
-            </w:pPr>
-          </w:p>
-        </w:tc>
-        <w:tc>
-          <w:tcPr>
-            <w:tcW w:w="2208" w:type="dxa"/>
-          </w:tcPr>
-          <w:p>
-            <w:pPr>
-              <w:spacing w:line="276" w:lineRule="auto"/>
-              <w:rPr>
-                <w:b/>
-                <w:bCs/>
-                <w:color w:val="000000"/>
-              </w:rPr>
-            </w:pPr>
-          </w:p>
-        </w:tc>
-      </w:tr>
-      <w:tr>
-        <w:tc>
-          <w:tcPr>
-            <w:tcW w:w="1555" w:type="dxa"/>
-          </w:tcPr>
-          <w:p>
-            <w:pPr>
-              <w:spacing w:line="276" w:lineRule="auto"/>
-              <w:rPr>
-                <w:b/>
-                <w:bCs/>
-                <w:color w:val="000000"/>
-              </w:rPr>
-            </w:pPr>
-          </w:p>
-        </w:tc>
-        <w:tc>
-          <w:tcPr>
-            <w:tcW w:w="6237" w:type="dxa"/>
-          </w:tcPr>
-          <w:p>
-            <w:pPr>
-              <w:spacing w:line="276" w:lineRule="auto"/>
-              <w:rPr>
-                <w:b/>
-                <w:bCs/>
-                <w:color w:val="000000"/>
-              </w:rPr>
-            </w:pPr>
-          </w:p>
-        </w:tc>
-        <w:tc>
-          <w:tcPr>
-            <w:tcW w:w="2208" w:type="dxa"/>
-          </w:tcPr>
-          <w:p>
-            <w:pPr>
-              <w:spacing w:line="276" w:lineRule="auto"/>
-              <w:rPr>
-                <w:b/>
-                <w:bCs/>
-                <w:color w:val="000000"/>
-              </w:rPr>
-            </w:pPr>
-          </w:p>
-        </w:tc>
-      </w:tr>
-      <w:tr>
-        <w:tc>
-          <w:tcPr>
-            <w:tcW w:w="1555" w:type="dxa"/>
-          </w:tcPr>
-          <w:p>
-            <w:pPr>
-              <w:spacing w:line="276" w:lineRule="auto"/>
-              <w:rPr>
-                <w:b/>
-                <w:bCs/>
-                <w:color w:val="000000"/>
-              </w:rPr>
-            </w:pPr>
-          </w:p>
-        </w:tc>
-        <w:tc>
-          <w:tcPr>
-            <w:tcW w:w="6237" w:type="dxa"/>
-          </w:tcPr>
-          <w:p>
-            <w:pPr>
-              <w:spacing w:line="276" w:lineRule="auto"/>
-              <w:rPr>
-                <w:b/>
-                <w:bCs/>
-                <w:color w:val="000000"/>
-              </w:rPr>
-            </w:pPr>
-          </w:p>
-        </w:tc>
-        <w:tc>
-          <w:tcPr>
-            <w:tcW w:w="2208" w:type="dxa"/>
-          </w:tcPr>
-          <w:p>
-            <w:pPr>
-              <w:spacing w:line="276" w:lineRule="auto"/>
-              <w:rPr>
-                <w:b/>
-                <w:bCs/>
-                <w:color w:val="000000"/>
-              </w:rPr>
-            </w:pPr>
-          </w:p>
-        </w:tc>
-      </w:tr>
-    </w:tbl>
-    <w:p>
-      <w:pPr>
-        <w:spacing w:after="0" w:line="240" w:lineRule="auto"/>
-        <w:rPr>
-          <w:b/>
-          <w:bCs/>
-          <w:color w:val="000000"/>
-          <w:sz w:val="28"/>
-          <w:szCs w:val="28"/>
-        </w:rPr>
-      </w:pPr>
-    </w:p>
     <w:sectPr>
       <w:headerReference w:type="default" r:id="rId7"/>
       <w:footerReference w:type="default" r:id="rId8"/>
